--- a/lecture/机试代码模板速查手册（打印版）.docx
+++ b/lecture/机试代码模板速查手册（打印版）.docx
@@ -2,7 +2,7 @@
 <file path=word/document.xml><?xml version="1.0" encoding="utf-8"?>
 <w:document xmlns:w="http://schemas.openxmlformats.org/wordprocessingml/2006/main" xmlns:m="http://schemas.openxmlformats.org/officeDocument/2006/math" xmlns:r="http://schemas.openxmlformats.org/officeDocument/2006/relationships" xmlns:o="urn:schemas-microsoft-com:office:office" xmlns:v="urn:schemas-microsoft-com:vml" xmlns:w10="urn:schemas-microsoft-com:office:word" xmlns:a="http://schemas.openxmlformats.org/drawingml/2006/main" xmlns:pic="http://schemas.openxmlformats.org/drawingml/2006/picture" xmlns:wp="http://schemas.openxmlformats.org/drawingml/2006/wordprocessingDrawing">
   <w:body>
-    <w:bookmarkStart w:id="65" w:name="机试代码模板速查手册打印版"/>
+    <w:bookmarkStart w:id="66" w:name="机试代码模板速查手册打印版"/>
     <w:p>
       <w:pPr>
         <w:pStyle w:val="Heading1"/>
@@ -47540,7 +47540,7 @@
     </w:p>
     <w:bookmarkEnd w:id="52"/>
     <w:bookmarkEnd w:id="53"/>
-    <w:bookmarkStart w:id="60" w:name="X97025296794ff5fcc226a9258b2b48cd462950e"/>
+    <w:bookmarkStart w:id="61" w:name="X97025296794ff5fcc226a9258b2b48cd462950e"/>
     <w:p>
       <w:pPr>
         <w:pStyle w:val="Heading2"/>
@@ -50722,10 +50722,509 @@
       </w:r>
       <w:r>
         <w:rPr>
+          <w:rStyle w:val="DataTypeTok"/>
+          <w:rFonts w:ascii="Consolas" w:hAnsi="Consolas" w:eastAsia="微软雅黑" w:cs="Consolas"/>
+          <w:sz w:val="16"/>
+        </w:rPr>
+        <w:t xml:space="preserve">double</w:t>
+      </w:r>
+      <w:r>
+        <w:rPr>
+          <w:rStyle w:val="NormalTok"/>
+          <w:rFonts w:ascii="Consolas" w:hAnsi="Consolas" w:eastAsia="微软雅黑" w:cs="Consolas"/>
+          <w:sz w:val="16"/>
+        </w:rPr>
+        <w:t xml:space="preserve"> asin</w:t>
+      </w:r>
+      <w:r>
+        <w:rPr>
+          <w:rStyle w:val="OperatorTok"/>
+          <w:rFonts w:ascii="Consolas" w:hAnsi="Consolas" w:eastAsia="微软雅黑" w:cs="Consolas"/>
+          <w:sz w:val="16"/>
+        </w:rPr>
+        <w:t xml:space="preserve">(</w:t>
+      </w:r>
+      <w:r>
+        <w:rPr>
+          <w:rStyle w:val="DataTypeTok"/>
+          <w:rFonts w:ascii="Consolas" w:hAnsi="Consolas" w:eastAsia="微软雅黑" w:cs="Consolas"/>
+          <w:sz w:val="16"/>
+        </w:rPr>
+        <w:t xml:space="preserve">double</w:t>
+      </w:r>
+      <w:r>
+        <w:rPr>
+          <w:rStyle w:val="NormalTok"/>
+          <w:rFonts w:ascii="Consolas" w:hAnsi="Consolas" w:eastAsia="微软雅黑" w:cs="Consolas"/>
+          <w:sz w:val="16"/>
+        </w:rPr>
+        <w:t xml:space="preserve"> x</w:t>
+      </w:r>
+      <w:r>
+        <w:rPr>
+          <w:rStyle w:val="OperatorTok"/>
+          <w:rFonts w:ascii="Consolas" w:hAnsi="Consolas" w:eastAsia="微软雅黑" w:cs="Consolas"/>
+          <w:sz w:val="16"/>
+        </w:rPr>
+        <w:t xml:space="preserve">);</w:t>
+      </w:r>
+      <w:r>
+        <w:rPr>
+          <w:rStyle w:val="NormalTok"/>
+          <w:rFonts w:ascii="Consolas" w:hAnsi="Consolas" w:eastAsia="微软雅黑" w:cs="Consolas"/>
+          <w:sz w:val="16"/>
+        </w:rPr>
+        <w:t xml:space="preserve">  </w:t>
+      </w:r>
+      <w:r>
+        <w:rPr>
+          <w:rStyle w:val="DataTypeTok"/>
+          <w:rFonts w:ascii="Consolas" w:hAnsi="Consolas" w:eastAsia="微软雅黑" w:cs="Consolas"/>
+          <w:sz w:val="16"/>
+        </w:rPr>
+        <w:t xml:space="preserve">double</w:t>
+      </w:r>
+      <w:r>
+        <w:rPr>
+          <w:rStyle w:val="NormalTok"/>
+          <w:rFonts w:ascii="Consolas" w:hAnsi="Consolas" w:eastAsia="微软雅黑" w:cs="Consolas"/>
+          <w:sz w:val="16"/>
+        </w:rPr>
+        <w:t xml:space="preserve"> acos</w:t>
+      </w:r>
+      <w:r>
+        <w:rPr>
+          <w:rStyle w:val="OperatorTok"/>
+          <w:rFonts w:ascii="Consolas" w:hAnsi="Consolas" w:eastAsia="微软雅黑" w:cs="Consolas"/>
+          <w:sz w:val="16"/>
+        </w:rPr>
+        <w:t xml:space="preserve">(</w:t>
+      </w:r>
+      <w:r>
+        <w:rPr>
+          <w:rStyle w:val="DataTypeTok"/>
+          <w:rFonts w:ascii="Consolas" w:hAnsi="Consolas" w:eastAsia="微软雅黑" w:cs="Consolas"/>
+          <w:sz w:val="16"/>
+        </w:rPr>
+        <w:t xml:space="preserve">double</w:t>
+      </w:r>
+      <w:r>
+        <w:rPr>
+          <w:rStyle w:val="NormalTok"/>
+          <w:rFonts w:ascii="Consolas" w:hAnsi="Consolas" w:eastAsia="微软雅黑" w:cs="Consolas"/>
+          <w:sz w:val="16"/>
+        </w:rPr>
+        <w:t xml:space="preserve"> x</w:t>
+      </w:r>
+      <w:r>
+        <w:rPr>
+          <w:rStyle w:val="OperatorTok"/>
+          <w:rFonts w:ascii="Consolas" w:hAnsi="Consolas" w:eastAsia="微软雅黑" w:cs="Consolas"/>
+          <w:sz w:val="16"/>
+        </w:rPr>
+        <w:t xml:space="preserve">);</w:t>
+      </w:r>
+      <w:r>
+        <w:rPr>
+          <w:rStyle w:val="NormalTok"/>
+          <w:rFonts w:ascii="Consolas" w:hAnsi="Consolas" w:eastAsia="微软雅黑" w:cs="Consolas"/>
+          <w:sz w:val="16"/>
+        </w:rPr>
+        <w:t xml:space="preserve">      </w:t>
+      </w:r>
+      <w:r>
+        <w:rPr>
           <w:rStyle w:val="CommentTok"/>
           <w:rFonts w:ascii="Consolas" w:hAnsi="Consolas" w:eastAsia="微软雅黑" w:cs="Consolas"/>
           <w:sz w:val="16"/>
         </w:rPr>
+        <w:t xml:space="preserve">// 反三角，返回【弧度】；定义域 [-1,1]，越界→NaN</w:t>
+      </w:r>
+      <w:r>
+        <w:rPr>
+          <w:rFonts w:ascii="Consolas" w:hAnsi="Consolas" w:eastAsia="微软雅黑" w:cs="Consolas"/>
+          <w:sz w:val="16"/>
+        </w:rPr>
+        <w:br/>
+      </w:r>
+      <w:r>
+        <w:rPr>
+          <w:rStyle w:val="DataTypeTok"/>
+          <w:rFonts w:ascii="Consolas" w:hAnsi="Consolas" w:eastAsia="微软雅黑" w:cs="Consolas"/>
+          <w:sz w:val="16"/>
+        </w:rPr>
+        <w:t xml:space="preserve">double</w:t>
+      </w:r>
+      <w:r>
+        <w:rPr>
+          <w:rStyle w:val="NormalTok"/>
+          <w:rFonts w:ascii="Consolas" w:hAnsi="Consolas" w:eastAsia="微软雅黑" w:cs="Consolas"/>
+          <w:sz w:val="16"/>
+        </w:rPr>
+        <w:t xml:space="preserve"> atan</w:t>
+      </w:r>
+      <w:r>
+        <w:rPr>
+          <w:rStyle w:val="OperatorTok"/>
+          <w:rFonts w:ascii="Consolas" w:hAnsi="Consolas" w:eastAsia="微软雅黑" w:cs="Consolas"/>
+          <w:sz w:val="16"/>
+        </w:rPr>
+        <w:t xml:space="preserve">(</w:t>
+      </w:r>
+      <w:r>
+        <w:rPr>
+          <w:rStyle w:val="DataTypeTok"/>
+          <w:rFonts w:ascii="Consolas" w:hAnsi="Consolas" w:eastAsia="微软雅黑" w:cs="Consolas"/>
+          <w:sz w:val="16"/>
+        </w:rPr>
+        <w:t xml:space="preserve">double</w:t>
+      </w:r>
+      <w:r>
+        <w:rPr>
+          <w:rStyle w:val="NormalTok"/>
+          <w:rFonts w:ascii="Consolas" w:hAnsi="Consolas" w:eastAsia="微软雅黑" w:cs="Consolas"/>
+          <w:sz w:val="16"/>
+        </w:rPr>
+        <w:t xml:space="preserve"> x</w:t>
+      </w:r>
+      <w:r>
+        <w:rPr>
+          <w:rStyle w:val="OperatorTok"/>
+          <w:rFonts w:ascii="Consolas" w:hAnsi="Consolas" w:eastAsia="微软雅黑" w:cs="Consolas"/>
+          <w:sz w:val="16"/>
+        </w:rPr>
+        <w:t xml:space="preserve">);</w:t>
+      </w:r>
+      <w:r>
+        <w:rPr>
+          <w:rStyle w:val="NormalTok"/>
+          <w:rFonts w:ascii="Consolas" w:hAnsi="Consolas" w:eastAsia="微软雅黑" w:cs="Consolas"/>
+          <w:sz w:val="16"/>
+        </w:rPr>
+        <w:t xml:space="preserve">                              </w:t>
+      </w:r>
+      <w:r>
+        <w:rPr>
+          <w:rStyle w:val="CommentTok"/>
+          <w:rFonts w:ascii="Consolas" w:hAnsi="Consolas" w:eastAsia="微软雅黑" w:cs="Consolas"/>
+          <w:sz w:val="16"/>
+        </w:rPr>
+        <w:t xml:space="preserve">// 反正切，定义域 R，值域 (-pi/2,pi/2) ← 丢象限</w:t>
+      </w:r>
+      <w:r>
+        <w:rPr>
+          <w:rFonts w:ascii="Consolas" w:hAnsi="Consolas" w:eastAsia="微软雅黑" w:cs="Consolas"/>
+          <w:sz w:val="16"/>
+        </w:rPr>
+        <w:br/>
+      </w:r>
+      <w:r>
+        <w:rPr>
+          <w:rStyle w:val="DataTypeTok"/>
+          <w:rFonts w:ascii="Consolas" w:hAnsi="Consolas" w:eastAsia="微软雅黑" w:cs="Consolas"/>
+          <w:sz w:val="16"/>
+        </w:rPr>
+        <w:t xml:space="preserve">double</w:t>
+      </w:r>
+      <w:r>
+        <w:rPr>
+          <w:rStyle w:val="NormalTok"/>
+          <w:rFonts w:ascii="Consolas" w:hAnsi="Consolas" w:eastAsia="微软雅黑" w:cs="Consolas"/>
+          <w:sz w:val="16"/>
+        </w:rPr>
+        <w:t xml:space="preserve"> atan2</w:t>
+      </w:r>
+      <w:r>
+        <w:rPr>
+          <w:rStyle w:val="OperatorTok"/>
+          <w:rFonts w:ascii="Consolas" w:hAnsi="Consolas" w:eastAsia="微软雅黑" w:cs="Consolas"/>
+          <w:sz w:val="16"/>
+        </w:rPr>
+        <w:t xml:space="preserve">(</w:t>
+      </w:r>
+      <w:r>
+        <w:rPr>
+          <w:rStyle w:val="DataTypeTok"/>
+          <w:rFonts w:ascii="Consolas" w:hAnsi="Consolas" w:eastAsia="微软雅黑" w:cs="Consolas"/>
+          <w:sz w:val="16"/>
+        </w:rPr>
+        <w:t xml:space="preserve">double</w:t>
+      </w:r>
+      <w:r>
+        <w:rPr>
+          <w:rStyle w:val="NormalTok"/>
+          <w:rFonts w:ascii="Consolas" w:hAnsi="Consolas" w:eastAsia="微软雅黑" w:cs="Consolas"/>
+          <w:sz w:val="16"/>
+        </w:rPr>
+        <w:t xml:space="preserve"> y</w:t>
+      </w:r>
+      <w:r>
+        <w:rPr>
+          <w:rStyle w:val="OperatorTok"/>
+          <w:rFonts w:ascii="Consolas" w:hAnsi="Consolas" w:eastAsia="微软雅黑" w:cs="Consolas"/>
+          <w:sz w:val="16"/>
+        </w:rPr>
+        <w:t xml:space="preserve">,</w:t>
+      </w:r>
+      <w:r>
+        <w:rPr>
+          <w:rStyle w:val="NormalTok"/>
+          <w:rFonts w:ascii="Consolas" w:hAnsi="Consolas" w:eastAsia="微软雅黑" w:cs="Consolas"/>
+          <w:sz w:val="16"/>
+        </w:rPr>
+        <w:t xml:space="preserve"> </w:t>
+      </w:r>
+      <w:r>
+        <w:rPr>
+          <w:rStyle w:val="DataTypeTok"/>
+          <w:rFonts w:ascii="Consolas" w:hAnsi="Consolas" w:eastAsia="微软雅黑" w:cs="Consolas"/>
+          <w:sz w:val="16"/>
+        </w:rPr>
+        <w:t xml:space="preserve">double</w:t>
+      </w:r>
+      <w:r>
+        <w:rPr>
+          <w:rStyle w:val="NormalTok"/>
+          <w:rFonts w:ascii="Consolas" w:hAnsi="Consolas" w:eastAsia="微软雅黑" w:cs="Consolas"/>
+          <w:sz w:val="16"/>
+        </w:rPr>
+        <w:t xml:space="preserve"> x</w:t>
+      </w:r>
+      <w:r>
+        <w:rPr>
+          <w:rStyle w:val="OperatorTok"/>
+          <w:rFonts w:ascii="Consolas" w:hAnsi="Consolas" w:eastAsia="微软雅黑" w:cs="Consolas"/>
+          <w:sz w:val="16"/>
+        </w:rPr>
+        <w:t xml:space="preserve">);</w:t>
+      </w:r>
+      <w:r>
+        <w:rPr>
+          <w:rStyle w:val="NormalTok"/>
+          <w:rFonts w:ascii="Consolas" w:hAnsi="Consolas" w:eastAsia="微软雅黑" w:cs="Consolas"/>
+          <w:sz w:val="16"/>
+        </w:rPr>
+        <w:t xml:space="preserve">                   </w:t>
+      </w:r>
+      <w:r>
+        <w:rPr>
+          <w:rStyle w:val="CommentTok"/>
+          <w:rFonts w:ascii="Consolas" w:hAnsi="Consolas" w:eastAsia="微软雅黑" w:cs="Consolas"/>
+          <w:sz w:val="16"/>
+        </w:rPr>
+        <w:t xml:space="preserve">// ⭐ 极角，值域 (-pi,pi]；参数顺序 y 在前！</w:t>
+      </w:r>
+      <w:r>
+        <w:rPr>
+          <w:rFonts w:ascii="Consolas" w:hAnsi="Consolas" w:eastAsia="微软雅黑" w:cs="Consolas"/>
+          <w:sz w:val="16"/>
+        </w:rPr>
+        <w:br/>
+      </w:r>
+      <w:r>
+        <w:rPr>
+          <w:rStyle w:val="DataTypeTok"/>
+          <w:rFonts w:ascii="Consolas" w:hAnsi="Consolas" w:eastAsia="微软雅黑" w:cs="Consolas"/>
+          <w:sz w:val="16"/>
+        </w:rPr>
+        <w:t xml:space="preserve">double</w:t>
+      </w:r>
+      <w:r>
+        <w:rPr>
+          <w:rStyle w:val="NormalTok"/>
+          <w:rFonts w:ascii="Consolas" w:hAnsi="Consolas" w:eastAsia="微软雅黑" w:cs="Consolas"/>
+          <w:sz w:val="16"/>
+        </w:rPr>
+        <w:t xml:space="preserve"> asinh</w:t>
+      </w:r>
+      <w:r>
+        <w:rPr>
+          <w:rStyle w:val="OperatorTok"/>
+          <w:rFonts w:ascii="Consolas" w:hAnsi="Consolas" w:eastAsia="微软雅黑" w:cs="Consolas"/>
+          <w:sz w:val="16"/>
+        </w:rPr>
+        <w:t xml:space="preserve">(</w:t>
+      </w:r>
+      <w:r>
+        <w:rPr>
+          <w:rStyle w:val="DataTypeTok"/>
+          <w:rFonts w:ascii="Consolas" w:hAnsi="Consolas" w:eastAsia="微软雅黑" w:cs="Consolas"/>
+          <w:sz w:val="16"/>
+        </w:rPr>
+        <w:t xml:space="preserve">double</w:t>
+      </w:r>
+      <w:r>
+        <w:rPr>
+          <w:rStyle w:val="NormalTok"/>
+          <w:rFonts w:ascii="Consolas" w:hAnsi="Consolas" w:eastAsia="微软雅黑" w:cs="Consolas"/>
+          <w:sz w:val="16"/>
+        </w:rPr>
+        <w:t xml:space="preserve"> x</w:t>
+      </w:r>
+      <w:r>
+        <w:rPr>
+          <w:rStyle w:val="OperatorTok"/>
+          <w:rFonts w:ascii="Consolas" w:hAnsi="Consolas" w:eastAsia="微软雅黑" w:cs="Consolas"/>
+          <w:sz w:val="16"/>
+        </w:rPr>
+        <w:t xml:space="preserve">);</w:t>
+      </w:r>
+      <w:r>
+        <w:rPr>
+          <w:rStyle w:val="NormalTok"/>
+          <w:rFonts w:ascii="Consolas" w:hAnsi="Consolas" w:eastAsia="微软雅黑" w:cs="Consolas"/>
+          <w:sz w:val="16"/>
+        </w:rPr>
+        <w:t xml:space="preserve"> </w:t>
+      </w:r>
+      <w:r>
+        <w:rPr>
+          <w:rStyle w:val="DataTypeTok"/>
+          <w:rFonts w:ascii="Consolas" w:hAnsi="Consolas" w:eastAsia="微软雅黑" w:cs="Consolas"/>
+          <w:sz w:val="16"/>
+        </w:rPr>
+        <w:t xml:space="preserve">double</w:t>
+      </w:r>
+      <w:r>
+        <w:rPr>
+          <w:rStyle w:val="NormalTok"/>
+          <w:rFonts w:ascii="Consolas" w:hAnsi="Consolas" w:eastAsia="微软雅黑" w:cs="Consolas"/>
+          <w:sz w:val="16"/>
+        </w:rPr>
+        <w:t xml:space="preserve"> acosh</w:t>
+      </w:r>
+      <w:r>
+        <w:rPr>
+          <w:rStyle w:val="OperatorTok"/>
+          <w:rFonts w:ascii="Consolas" w:hAnsi="Consolas" w:eastAsia="微软雅黑" w:cs="Consolas"/>
+          <w:sz w:val="16"/>
+        </w:rPr>
+        <w:t xml:space="preserve">(</w:t>
+      </w:r>
+      <w:r>
+        <w:rPr>
+          <w:rStyle w:val="DataTypeTok"/>
+          <w:rFonts w:ascii="Consolas" w:hAnsi="Consolas" w:eastAsia="微软雅黑" w:cs="Consolas"/>
+          <w:sz w:val="16"/>
+        </w:rPr>
+        <w:t xml:space="preserve">double</w:t>
+      </w:r>
+      <w:r>
+        <w:rPr>
+          <w:rStyle w:val="NormalTok"/>
+          <w:rFonts w:ascii="Consolas" w:hAnsi="Consolas" w:eastAsia="微软雅黑" w:cs="Consolas"/>
+          <w:sz w:val="16"/>
+        </w:rPr>
+        <w:t xml:space="preserve"> x</w:t>
+      </w:r>
+      <w:r>
+        <w:rPr>
+          <w:rStyle w:val="OperatorTok"/>
+          <w:rFonts w:ascii="Consolas" w:hAnsi="Consolas" w:eastAsia="微软雅黑" w:cs="Consolas"/>
+          <w:sz w:val="16"/>
+        </w:rPr>
+        <w:t xml:space="preserve">);</w:t>
+      </w:r>
+      <w:r>
+        <w:rPr>
+          <w:rStyle w:val="NormalTok"/>
+          <w:rFonts w:ascii="Consolas" w:hAnsi="Consolas" w:eastAsia="微软雅黑" w:cs="Consolas"/>
+          <w:sz w:val="16"/>
+        </w:rPr>
+        <w:t xml:space="preserve">     </w:t>
+      </w:r>
+      <w:r>
+        <w:rPr>
+          <w:rStyle w:val="CommentTok"/>
+          <w:rFonts w:ascii="Consolas" w:hAnsi="Consolas" w:eastAsia="微软雅黑" w:cs="Consolas"/>
+          <w:sz w:val="16"/>
+        </w:rPr>
+        <w:t xml:space="preserve">// 反双曲（C++11）；acosh 定义域 x&gt;=1</w:t>
+      </w:r>
+      <w:r>
+        <w:rPr>
+          <w:rFonts w:ascii="Consolas" w:hAnsi="Consolas" w:eastAsia="微软雅黑" w:cs="Consolas"/>
+          <w:sz w:val="16"/>
+        </w:rPr>
+        <w:br/>
+      </w:r>
+      <w:r>
+        <w:rPr>
+          <w:rStyle w:val="DataTypeTok"/>
+          <w:rFonts w:ascii="Consolas" w:hAnsi="Consolas" w:eastAsia="微软雅黑" w:cs="Consolas"/>
+          <w:sz w:val="16"/>
+        </w:rPr>
+        <w:t xml:space="preserve">double</w:t>
+      </w:r>
+      <w:r>
+        <w:rPr>
+          <w:rStyle w:val="NormalTok"/>
+          <w:rFonts w:ascii="Consolas" w:hAnsi="Consolas" w:eastAsia="微软雅黑" w:cs="Consolas"/>
+          <w:sz w:val="16"/>
+        </w:rPr>
+        <w:t xml:space="preserve"> atanh</w:t>
+      </w:r>
+      <w:r>
+        <w:rPr>
+          <w:rStyle w:val="OperatorTok"/>
+          <w:rFonts w:ascii="Consolas" w:hAnsi="Consolas" w:eastAsia="微软雅黑" w:cs="Consolas"/>
+          <w:sz w:val="16"/>
+        </w:rPr>
+        <w:t xml:space="preserve">(</w:t>
+      </w:r>
+      <w:r>
+        <w:rPr>
+          <w:rStyle w:val="DataTypeTok"/>
+          <w:rFonts w:ascii="Consolas" w:hAnsi="Consolas" w:eastAsia="微软雅黑" w:cs="Consolas"/>
+          <w:sz w:val="16"/>
+        </w:rPr>
+        <w:t xml:space="preserve">double</w:t>
+      </w:r>
+      <w:r>
+        <w:rPr>
+          <w:rStyle w:val="NormalTok"/>
+          <w:rFonts w:ascii="Consolas" w:hAnsi="Consolas" w:eastAsia="微软雅黑" w:cs="Consolas"/>
+          <w:sz w:val="16"/>
+        </w:rPr>
+        <w:t xml:space="preserve"> x</w:t>
+      </w:r>
+      <w:r>
+        <w:rPr>
+          <w:rStyle w:val="OperatorTok"/>
+          <w:rFonts w:ascii="Consolas" w:hAnsi="Consolas" w:eastAsia="微软雅黑" w:cs="Consolas"/>
+          <w:sz w:val="16"/>
+        </w:rPr>
+        <w:t xml:space="preserve">);</w:t>
+      </w:r>
+      <w:r>
+        <w:rPr>
+          <w:rStyle w:val="NormalTok"/>
+          <w:rFonts w:ascii="Consolas" w:hAnsi="Consolas" w:eastAsia="微软雅黑" w:cs="Consolas"/>
+          <w:sz w:val="16"/>
+        </w:rPr>
+        <w:t xml:space="preserve">                             </w:t>
+      </w:r>
+      <w:r>
+        <w:rPr>
+          <w:rStyle w:val="CommentTok"/>
+          <w:rFonts w:ascii="Consolas" w:hAnsi="Consolas" w:eastAsia="微软雅黑" w:cs="Consolas"/>
+          <w:sz w:val="16"/>
+        </w:rPr>
+        <w:t xml:space="preserve">// 定义域 |x|&lt;1；x=±1 返回 inf（不是 NaN）</w:t>
+      </w:r>
+      <w:r>
+        <w:rPr>
+          <w:rFonts w:ascii="Consolas" w:hAnsi="Consolas" w:eastAsia="微软雅黑" w:cs="Consolas"/>
+          <w:sz w:val="16"/>
+        </w:rPr>
+        <w:br/>
+      </w:r>
+      <w:r>
+        <w:rPr>
+          <w:rStyle w:val="CommentTok"/>
+          <w:rFonts w:ascii="Consolas" w:hAnsi="Consolas" w:eastAsia="微软雅黑" w:cs="Consolas"/>
+          <w:sz w:val="16"/>
+        </w:rPr>
         <w:t xml:space="preserve">// 传参/返回都是 double：整数运算要显式转换，如 (int)floor(a / (double)b)</w:t>
       </w:r>
       <w:r>
@@ -50802,6 +51301,333 @@
           <w:sz w:val="16"/>
         </w:rPr>
         <w:t xml:space="preserve">// ⚠️ 整数除法陷阱：5/2 == 2；要浮点结果写 5/2.0 或 (double)5/2</w:t>
+      </w:r>
+      <w:r>
+        <w:rPr>
+          <w:rFonts w:ascii="Consolas" w:hAnsi="Consolas" w:eastAsia="微软雅黑" w:cs="Consolas"/>
+          <w:sz w:val="16"/>
+        </w:rPr>
+        <w:br/>
+      </w:r>
+      <w:r>
+        <w:rPr>
+          <w:rStyle w:val="CommentTok"/>
+          <w:rFonts w:ascii="Consolas" w:hAnsi="Consolas" w:eastAsia="微软雅黑" w:cs="Consolas"/>
+          <w:sz w:val="16"/>
+        </w:rPr>
+        <w:t xml:space="preserve">// —— 反三角专项 ——</w:t>
+      </w:r>
+      <w:r>
+        <w:rPr>
+          <w:rFonts w:ascii="Consolas" w:hAnsi="Consolas" w:eastAsia="微软雅黑" w:cs="Consolas"/>
+          <w:sz w:val="16"/>
+        </w:rPr>
+        <w:br/>
+      </w:r>
+      <w:r>
+        <w:rPr>
+          <w:rStyle w:val="DataTypeTok"/>
+          <w:rFonts w:ascii="Consolas" w:hAnsi="Consolas" w:eastAsia="微软雅黑" w:cs="Consolas"/>
+          <w:sz w:val="16"/>
+        </w:rPr>
+        <w:t xml:space="preserve">double</w:t>
+      </w:r>
+      <w:r>
+        <w:rPr>
+          <w:rStyle w:val="NormalTok"/>
+          <w:rFonts w:ascii="Consolas" w:hAnsi="Consolas" w:eastAsia="微软雅黑" w:cs="Consolas"/>
+          <w:sz w:val="16"/>
+        </w:rPr>
+        <w:t xml:space="preserve"> ang </w:t>
+      </w:r>
+      <w:r>
+        <w:rPr>
+          <w:rStyle w:val="OperatorTok"/>
+          <w:rFonts w:ascii="Consolas" w:hAnsi="Consolas" w:eastAsia="微软雅黑" w:cs="Consolas"/>
+          <w:sz w:val="16"/>
+        </w:rPr>
+        <w:t xml:space="preserve">=</w:t>
+      </w:r>
+      <w:r>
+        <w:rPr>
+          <w:rStyle w:val="NormalTok"/>
+          <w:rFonts w:ascii="Consolas" w:hAnsi="Consolas" w:eastAsia="微软雅黑" w:cs="Consolas"/>
+          <w:sz w:val="16"/>
+        </w:rPr>
+        <w:t xml:space="preserve"> atan2</w:t>
+      </w:r>
+      <w:r>
+        <w:rPr>
+          <w:rStyle w:val="OperatorTok"/>
+          <w:rFonts w:ascii="Consolas" w:hAnsi="Consolas" w:eastAsia="微软雅黑" w:cs="Consolas"/>
+          <w:sz w:val="16"/>
+        </w:rPr>
+        <w:t xml:space="preserve">(</w:t>
+      </w:r>
+      <w:r>
+        <w:rPr>
+          <w:rStyle w:val="NormalTok"/>
+          <w:rFonts w:ascii="Consolas" w:hAnsi="Consolas" w:eastAsia="微软雅黑" w:cs="Consolas"/>
+          <w:sz w:val="16"/>
+        </w:rPr>
+        <w:t xml:space="preserve">fabs</w:t>
+      </w:r>
+      <w:r>
+        <w:rPr>
+          <w:rStyle w:val="OperatorTok"/>
+          <w:rFonts w:ascii="Consolas" w:hAnsi="Consolas" w:eastAsia="微软雅黑" w:cs="Consolas"/>
+          <w:sz w:val="16"/>
+        </w:rPr>
+        <w:t xml:space="preserve">(</w:t>
+      </w:r>
+      <w:r>
+        <w:rPr>
+          <w:rStyle w:val="NormalTok"/>
+          <w:rFonts w:ascii="Consolas" w:hAnsi="Consolas" w:eastAsia="微软雅黑" w:cs="Consolas"/>
+          <w:sz w:val="16"/>
+        </w:rPr>
+        <w:t xml:space="preserve">ax</w:t>
+      </w:r>
+      <w:r>
+        <w:rPr>
+          <w:rStyle w:val="OperatorTok"/>
+          <w:rFonts w:ascii="Consolas" w:hAnsi="Consolas" w:eastAsia="微软雅黑" w:cs="Consolas"/>
+          <w:sz w:val="16"/>
+        </w:rPr>
+        <w:t xml:space="preserve">*</w:t>
+      </w:r>
+      <w:r>
+        <w:rPr>
+          <w:rStyle w:val="NormalTok"/>
+          <w:rFonts w:ascii="Consolas" w:hAnsi="Consolas" w:eastAsia="微软雅黑" w:cs="Consolas"/>
+          <w:sz w:val="16"/>
+        </w:rPr>
+        <w:t xml:space="preserve">by</w:t>
+      </w:r>
+      <w:r>
+        <w:rPr>
+          <w:rStyle w:val="OperatorTok"/>
+          <w:rFonts w:ascii="Consolas" w:hAnsi="Consolas" w:eastAsia="微软雅黑" w:cs="Consolas"/>
+          <w:sz w:val="16"/>
+        </w:rPr>
+        <w:t xml:space="preserve">-</w:t>
+      </w:r>
+      <w:r>
+        <w:rPr>
+          <w:rStyle w:val="NormalTok"/>
+          <w:rFonts w:ascii="Consolas" w:hAnsi="Consolas" w:eastAsia="微软雅黑" w:cs="Consolas"/>
+          <w:sz w:val="16"/>
+        </w:rPr>
+        <w:t xml:space="preserve">ay</w:t>
+      </w:r>
+      <w:r>
+        <w:rPr>
+          <w:rStyle w:val="OperatorTok"/>
+          <w:rFonts w:ascii="Consolas" w:hAnsi="Consolas" w:eastAsia="微软雅黑" w:cs="Consolas"/>
+          <w:sz w:val="16"/>
+        </w:rPr>
+        <w:t xml:space="preserve">*</w:t>
+      </w:r>
+      <w:r>
+        <w:rPr>
+          <w:rStyle w:val="NormalTok"/>
+          <w:rFonts w:ascii="Consolas" w:hAnsi="Consolas" w:eastAsia="微软雅黑" w:cs="Consolas"/>
+          <w:sz w:val="16"/>
+        </w:rPr>
+        <w:t xml:space="preserve">bx</w:t>
+      </w:r>
+      <w:r>
+        <w:rPr>
+          <w:rStyle w:val="OperatorTok"/>
+          <w:rFonts w:ascii="Consolas" w:hAnsi="Consolas" w:eastAsia="微软雅黑" w:cs="Consolas"/>
+          <w:sz w:val="16"/>
+        </w:rPr>
+        <w:t xml:space="preserve">),</w:t>
+      </w:r>
+      <w:r>
+        <w:rPr>
+          <w:rStyle w:val="NormalTok"/>
+          <w:rFonts w:ascii="Consolas" w:hAnsi="Consolas" w:eastAsia="微软雅黑" w:cs="Consolas"/>
+          <w:sz w:val="16"/>
+        </w:rPr>
+        <w:t xml:space="preserve"> ax</w:t>
+      </w:r>
+      <w:r>
+        <w:rPr>
+          <w:rStyle w:val="OperatorTok"/>
+          <w:rFonts w:ascii="Consolas" w:hAnsi="Consolas" w:eastAsia="微软雅黑" w:cs="Consolas"/>
+          <w:sz w:val="16"/>
+        </w:rPr>
+        <w:t xml:space="preserve">*</w:t>
+      </w:r>
+      <w:r>
+        <w:rPr>
+          <w:rStyle w:val="NormalTok"/>
+          <w:rFonts w:ascii="Consolas" w:hAnsi="Consolas" w:eastAsia="微软雅黑" w:cs="Consolas"/>
+          <w:sz w:val="16"/>
+        </w:rPr>
+        <w:t xml:space="preserve">bx</w:t>
+      </w:r>
+      <w:r>
+        <w:rPr>
+          <w:rStyle w:val="OperatorTok"/>
+          <w:rFonts w:ascii="Consolas" w:hAnsi="Consolas" w:eastAsia="微软雅黑" w:cs="Consolas"/>
+          <w:sz w:val="16"/>
+        </w:rPr>
+        <w:t xml:space="preserve">+</w:t>
+      </w:r>
+      <w:r>
+        <w:rPr>
+          <w:rStyle w:val="NormalTok"/>
+          <w:rFonts w:ascii="Consolas" w:hAnsi="Consolas" w:eastAsia="微软雅黑" w:cs="Consolas"/>
+          <w:sz w:val="16"/>
+        </w:rPr>
+        <w:t xml:space="preserve">ay</w:t>
+      </w:r>
+      <w:r>
+        <w:rPr>
+          <w:rStyle w:val="OperatorTok"/>
+          <w:rFonts w:ascii="Consolas" w:hAnsi="Consolas" w:eastAsia="微软雅黑" w:cs="Consolas"/>
+          <w:sz w:val="16"/>
+        </w:rPr>
+        <w:t xml:space="preserve">*</w:t>
+      </w:r>
+      <w:r>
+        <w:rPr>
+          <w:rStyle w:val="NormalTok"/>
+          <w:rFonts w:ascii="Consolas" w:hAnsi="Consolas" w:eastAsia="微软雅黑" w:cs="Consolas"/>
+          <w:sz w:val="16"/>
+        </w:rPr>
+        <w:t xml:space="preserve">by</w:t>
+      </w:r>
+      <w:r>
+        <w:rPr>
+          <w:rStyle w:val="OperatorTok"/>
+          <w:rFonts w:ascii="Consolas" w:hAnsi="Consolas" w:eastAsia="微软雅黑" w:cs="Consolas"/>
+          <w:sz w:val="16"/>
+        </w:rPr>
+        <w:t xml:space="preserve">);</w:t>
+      </w:r>
+      <w:r>
+        <w:rPr>
+          <w:rStyle w:val="NormalTok"/>
+          <w:rFonts w:ascii="Consolas" w:hAnsi="Consolas" w:eastAsia="微软雅黑" w:cs="Consolas"/>
+          <w:sz w:val="16"/>
+        </w:rPr>
+        <w:t xml:space="preserve">  </w:t>
+      </w:r>
+      <w:r>
+        <w:rPr>
+          <w:rStyle w:val="CommentTok"/>
+          <w:rFonts w:ascii="Consolas" w:hAnsi="Consolas" w:eastAsia="微软雅黑" w:cs="Consolas"/>
+          <w:sz w:val="16"/>
+        </w:rPr>
+        <w:t xml:space="preserve">// 两向量夹角 [0,pi]；去 fabs 得带方向角</w:t>
+      </w:r>
+      <w:r>
+        <w:rPr>
+          <w:rFonts w:ascii="Consolas" w:hAnsi="Consolas" w:eastAsia="微软雅黑" w:cs="Consolas"/>
+          <w:sz w:val="16"/>
+        </w:rPr>
+        <w:br/>
+      </w:r>
+      <w:r>
+        <w:rPr>
+          <w:rStyle w:val="CommentTok"/>
+          <w:rFonts w:ascii="Consolas" w:hAnsi="Consolas" w:eastAsia="微软雅黑" w:cs="Consolas"/>
+          <w:sz w:val="16"/>
+        </w:rPr>
+        <w:t xml:space="preserve">// ⚠️ 方向角必须用 atan2(y,x)：atan(y/x) 第 2/3 象限全错，且 x=0 时除零</w:t>
+      </w:r>
+      <w:r>
+        <w:rPr>
+          <w:rFonts w:ascii="Consolas" w:hAnsi="Consolas" w:eastAsia="微软雅黑" w:cs="Consolas"/>
+          <w:sz w:val="16"/>
+        </w:rPr>
+        <w:br/>
+      </w:r>
+      <w:r>
+        <w:rPr>
+          <w:rStyle w:val="CommentTok"/>
+          <w:rFonts w:ascii="Consolas" w:hAnsi="Consolas" w:eastAsia="微软雅黑" w:cs="Consolas"/>
+          <w:sz w:val="16"/>
+        </w:rPr>
+        <w:t xml:space="preserve">// ⚠️ 夹角别用 acos(dot/(|a||b|))：近平行时 ratio 越界 → acos 给 NaN</w:t>
+      </w:r>
+      <w:r>
+        <w:rPr>
+          <w:rFonts w:ascii="Consolas" w:hAnsi="Consolas" w:eastAsia="微软雅黑" w:cs="Consolas"/>
+          <w:sz w:val="16"/>
+        </w:rPr>
+        <w:br/>
+      </w:r>
+      <w:r>
+        <w:rPr>
+          <w:rStyle w:val="CommentTok"/>
+          <w:rFonts w:ascii="Consolas" w:hAnsi="Consolas" w:eastAsia="微软雅黑" w:cs="Consolas"/>
+          <w:sz w:val="16"/>
+        </w:rPr>
+        <w:t xml:space="preserve">//    （实测 200 万组近平行样本中 58.3 万组 NaN）；且 theta&lt;=1e-8 时 acos 直接返回 0</w:t>
+      </w:r>
+      <w:r>
+        <w:rPr>
+          <w:rFonts w:ascii="Consolas" w:hAnsi="Consolas" w:eastAsia="微软雅黑" w:cs="Consolas"/>
+          <w:sz w:val="16"/>
+        </w:rPr>
+        <w:br/>
+      </w:r>
+      <w:r>
+        <w:rPr>
+          <w:rStyle w:val="CommentTok"/>
+          <w:rFonts w:ascii="Consolas" w:hAnsi="Consolas" w:eastAsia="微软雅黑" w:cs="Consolas"/>
+          <w:sz w:val="16"/>
+        </w:rPr>
+        <w:t xml:space="preserve">//    （相对误差 100%）；atan2(cross,dot) 全程精确到末位</w:t>
+      </w:r>
+      <w:r>
+        <w:rPr>
+          <w:rFonts w:ascii="Consolas" w:hAnsi="Consolas" w:eastAsia="微软雅黑" w:cs="Consolas"/>
+          <w:sz w:val="16"/>
+        </w:rPr>
+        <w:br/>
+      </w:r>
+      <w:r>
+        <w:rPr>
+          <w:rStyle w:val="CommentTok"/>
+          <w:rFonts w:ascii="Consolas" w:hAnsi="Consolas" w:eastAsia="微软雅黑" w:cs="Consolas"/>
+          <w:sz w:val="16"/>
+        </w:rPr>
+        <w:t xml:space="preserve">// ⚠️ 别用 M_PI：-std=c++11/14/17/20 下均未定义（实测），仅 -std=gnu++XX 有 → 写 acos(-1.0)</w:t>
+      </w:r>
+      <w:r>
+        <w:rPr>
+          <w:rFonts w:ascii="Consolas" w:hAnsi="Consolas" w:eastAsia="微软雅黑" w:cs="Consolas"/>
+          <w:sz w:val="16"/>
+        </w:rPr>
+        <w:br/>
+      </w:r>
+      <w:r>
+        <w:rPr>
+          <w:rStyle w:val="CommentTok"/>
+          <w:rFonts w:ascii="Consolas" w:hAnsi="Consolas" w:eastAsia="微软雅黑" w:cs="Consolas"/>
+          <w:sz w:val="16"/>
+        </w:rPr>
+        <w:t xml:space="preserve">// ⚠️ 定义域错误只静默返回 NaN（不崩不抛）；NaN 与任何值比较都是 false → 用 isnan() 判</w:t>
+      </w:r>
+      <w:r>
+        <w:rPr>
+          <w:rFonts w:ascii="Consolas" w:hAnsi="Consolas" w:eastAsia="微软雅黑" w:cs="Consolas"/>
+          <w:sz w:val="16"/>
+        </w:rPr>
+        <w:br/>
+      </w:r>
+      <w:r>
+        <w:rPr>
+          <w:rStyle w:val="CommentTok"/>
+          <w:rFonts w:ascii="Consolas" w:hAnsi="Consolas" w:eastAsia="微软雅黑" w:cs="Consolas"/>
+          <w:sz w:val="16"/>
+        </w:rPr>
+        <w:t xml:space="preserve">// ⚠️ 极角排序别把 atan2 写进比较器：N=5e5 实测 888.9ms vs 半平面叉积 45.7ms（19.5 倍）</w:t>
       </w:r>
     </w:p>
     <w:bookmarkEnd w:id="58"/>
@@ -51556,7 +52382,7 @@
           <w:rFonts w:ascii="Consolas" w:hAnsi="Consolas" w:eastAsia="微软雅黑" w:cs="Consolas"/>
           <w:sz w:val="16"/>
         </w:rPr>
-        <w:t xml:space="preserve">// ⚠️【取值对了但打印错】char/unsigned char 的极值必须 (int) 强转：cout &lt;&lt; numeric_limits&lt;char&gt;::max() 打印的是字符不是数字</w:t>
+        <w:t xml:space="preserve">// ⚠️【取值对了但打印错】char/unsigned char 的极值必须 (int) 强转：</w:t>
       </w:r>
       <w:r>
         <w:rPr>
@@ -51571,7 +52397,37 @@
           <w:rFonts w:ascii="Consolas" w:hAnsi="Consolas" w:eastAsia="微软雅黑" w:cs="Consolas"/>
           <w:sz w:val="16"/>
         </w:rPr>
-        <w:t xml:space="preserve">//    五种修法（输出 127）：(int)c ／ +c（一元加号整型提升，最短）／ static_cast&lt;int&gt;(c) ／ printf("%d", c) ／ to_string((int)c)</w:t>
+        <w:t xml:space="preserve">//    cout &lt;&lt; numeric_limits&lt;char&gt;::max() 打印的是字符，不是数字</w:t>
+      </w:r>
+      <w:r>
+        <w:rPr>
+          <w:rFonts w:ascii="Consolas" w:hAnsi="Consolas" w:eastAsia="微软雅黑" w:cs="Consolas"/>
+          <w:sz w:val="16"/>
+        </w:rPr>
+        <w:br/>
+      </w:r>
+      <w:r>
+        <w:rPr>
+          <w:rStyle w:val="CommentTok"/>
+          <w:rFonts w:ascii="Consolas" w:hAnsi="Consolas" w:eastAsia="微软雅黑" w:cs="Consolas"/>
+          <w:sz w:val="16"/>
+        </w:rPr>
+        <w:t xml:space="preserve">//    五种修法（输出 127）：(int)c ／ +c（一元加号整型提升，最短）／ static_cast&lt;int&gt;(c)</w:t>
+      </w:r>
+      <w:r>
+        <w:rPr>
+          <w:rFonts w:ascii="Consolas" w:hAnsi="Consolas" w:eastAsia="微软雅黑" w:cs="Consolas"/>
+          <w:sz w:val="16"/>
+        </w:rPr>
+        <w:br/>
+      </w:r>
+      <w:r>
+        <w:rPr>
+          <w:rStyle w:val="CommentTok"/>
+          <w:rFonts w:ascii="Consolas" w:hAnsi="Consolas" w:eastAsia="微软雅黑" w:cs="Consolas"/>
+          <w:sz w:val="16"/>
+        </w:rPr>
+        <w:t xml:space="preserve">//    ／ printf("%d", c) ／ to_string((int)c)</w:t>
       </w:r>
       <w:r>
         <w:rPr>
@@ -51605,22 +52461,21 @@
       </w:r>
     </w:p>
     <w:bookmarkEnd w:id="59"/>
-    <w:bookmarkEnd w:id="60"/>
-    <w:bookmarkStart w:id="62" w:name="Xe5020978aa634a751f70def43e2bd4bdbedc456"/>
+    <w:bookmarkStart w:id="60" w:name="X467cf15a1bf24071b0db0704a4af75a1b8aade3"/>
     <w:p>
       <w:pPr>
-        <w:pStyle w:val="Heading2"/>
+        <w:pStyle w:val="Heading3"/>
         <w:keepNext/>
-        <w:spacing w:before="200" w:after="80"/>
+        <w:spacing w:before="120" w:after="60"/>
       </w:pPr>
       <w:r>
         <w:rPr>
           <w:rFonts w:ascii="Microsoft YaHei" w:hAnsi="Microsoft YaHei" w:eastAsia="微软雅黑" w:cs="Microsoft YaHei"/>
           <w:b/>
-          <w:color w:val="1E4F79"/>
-          <w:sz w:val="26"/>
-        </w:rPr>
-        <w:t xml:space="preserve">7. C 字符串（char 数组）</w:t>
+          <w:color w:val="2E74B5"/>
+          <w:sz w:val="22"/>
+        </w:rPr>
+        <w:t xml:space="preserve">6.7 球面距离（Haversine，经纬度两点）</w:t>
       </w:r>
     </w:p>
     <w:p>
@@ -51632,11 +52487,282 @@
       </w:pPr>
       <w:r>
         <w:rPr>
+          <w:rStyle w:val="AttributeTok"/>
+          <w:rFonts w:ascii="Consolas" w:hAnsi="Consolas" w:eastAsia="微软雅黑" w:cs="Consolas"/>
+          <w:sz w:val="16"/>
+        </w:rPr>
+        <w:t xml:space="preserve">const</w:t>
+      </w:r>
+      <w:r>
+        <w:rPr>
+          <w:rStyle w:val="NormalTok"/>
+          <w:rFonts w:ascii="Consolas" w:hAnsi="Consolas" w:eastAsia="微软雅黑" w:cs="Consolas"/>
+          <w:sz w:val="16"/>
+        </w:rPr>
+        <w:t xml:space="preserve"> </w:t>
+      </w:r>
+      <w:r>
+        <w:rPr>
           <w:rStyle w:val="DataTypeTok"/>
           <w:rFonts w:ascii="Consolas" w:hAnsi="Consolas" w:eastAsia="微软雅黑" w:cs="Consolas"/>
           <w:sz w:val="16"/>
         </w:rPr>
-        <w:t xml:space="preserve">char</w:t>
+        <w:t xml:space="preserve">double</w:t>
+      </w:r>
+      <w:r>
+        <w:rPr>
+          <w:rStyle w:val="NormalTok"/>
+          <w:rFonts w:ascii="Consolas" w:hAnsi="Consolas" w:eastAsia="微软雅黑" w:cs="Consolas"/>
+          <w:sz w:val="16"/>
+        </w:rPr>
+        <w:t xml:space="preserve"> PI </w:t>
+      </w:r>
+      <w:r>
+        <w:rPr>
+          <w:rStyle w:val="OperatorTok"/>
+          <w:rFonts w:ascii="Consolas" w:hAnsi="Consolas" w:eastAsia="微软雅黑" w:cs="Consolas"/>
+          <w:sz w:val="16"/>
+        </w:rPr>
+        <w:t xml:space="preserve">=</w:t>
+      </w:r>
+      <w:r>
+        <w:rPr>
+          <w:rStyle w:val="NormalTok"/>
+          <w:rFonts w:ascii="Consolas" w:hAnsi="Consolas" w:eastAsia="微软雅黑" w:cs="Consolas"/>
+          <w:sz w:val="16"/>
+        </w:rPr>
+        <w:t xml:space="preserve"> acos</w:t>
+      </w:r>
+      <w:r>
+        <w:rPr>
+          <w:rStyle w:val="OperatorTok"/>
+          <w:rFonts w:ascii="Consolas" w:hAnsi="Consolas" w:eastAsia="微软雅黑" w:cs="Consolas"/>
+          <w:sz w:val="16"/>
+        </w:rPr>
+        <w:t xml:space="preserve">(-</w:t>
+      </w:r>
+      <w:r>
+        <w:rPr>
+          <w:rStyle w:val="FloatTok"/>
+          <w:rFonts w:ascii="Consolas" w:hAnsi="Consolas" w:eastAsia="微软雅黑" w:cs="Consolas"/>
+          <w:sz w:val="16"/>
+        </w:rPr>
+        <w:t xml:space="preserve">1.0</w:t>
+      </w:r>
+      <w:r>
+        <w:rPr>
+          <w:rStyle w:val="OperatorTok"/>
+          <w:rFonts w:ascii="Consolas" w:hAnsi="Consolas" w:eastAsia="微软雅黑" w:cs="Consolas"/>
+          <w:sz w:val="16"/>
+        </w:rPr>
+        <w:t xml:space="preserve">),</w:t>
+      </w:r>
+      <w:r>
+        <w:rPr>
+          <w:rStyle w:val="NormalTok"/>
+          <w:rFonts w:ascii="Consolas" w:hAnsi="Consolas" w:eastAsia="微软雅黑" w:cs="Consolas"/>
+          <w:sz w:val="16"/>
+        </w:rPr>
+        <w:t xml:space="preserve"> R </w:t>
+      </w:r>
+      <w:r>
+        <w:rPr>
+          <w:rStyle w:val="OperatorTok"/>
+          <w:rFonts w:ascii="Consolas" w:hAnsi="Consolas" w:eastAsia="微软雅黑" w:cs="Consolas"/>
+          <w:sz w:val="16"/>
+        </w:rPr>
+        <w:t xml:space="preserve">=</w:t>
+      </w:r>
+      <w:r>
+        <w:rPr>
+          <w:rStyle w:val="NormalTok"/>
+          <w:rFonts w:ascii="Consolas" w:hAnsi="Consolas" w:eastAsia="微软雅黑" w:cs="Consolas"/>
+          <w:sz w:val="16"/>
+        </w:rPr>
+        <w:t xml:space="preserve"> </w:t>
+      </w:r>
+      <w:r>
+        <w:rPr>
+          <w:rStyle w:val="FloatTok"/>
+          <w:rFonts w:ascii="Consolas" w:hAnsi="Consolas" w:eastAsia="微软雅黑" w:cs="Consolas"/>
+          <w:sz w:val="16"/>
+        </w:rPr>
+        <w:t xml:space="preserve">6371.0</w:t>
+      </w:r>
+      <w:r>
+        <w:rPr>
+          <w:rStyle w:val="OperatorTok"/>
+          <w:rFonts w:ascii="Consolas" w:hAnsi="Consolas" w:eastAsia="微软雅黑" w:cs="Consolas"/>
+          <w:sz w:val="16"/>
+        </w:rPr>
+        <w:t xml:space="preserve">;</w:t>
+      </w:r>
+      <w:r>
+        <w:rPr>
+          <w:rStyle w:val="NormalTok"/>
+          <w:rFonts w:ascii="Consolas" w:hAnsi="Consolas" w:eastAsia="微软雅黑" w:cs="Consolas"/>
+          <w:sz w:val="16"/>
+        </w:rPr>
+        <w:t xml:space="preserve">          </w:t>
+      </w:r>
+      <w:r>
+        <w:rPr>
+          <w:rStyle w:val="CommentTok"/>
+          <w:rFonts w:ascii="Consolas" w:hAnsi="Consolas" w:eastAsia="微软雅黑" w:cs="Consolas"/>
+          <w:sz w:val="16"/>
+        </w:rPr>
+        <w:t xml:space="preserve">// 地球半径 km</w:t>
+      </w:r>
+      <w:r>
+        <w:rPr>
+          <w:rFonts w:ascii="Consolas" w:hAnsi="Consolas" w:eastAsia="微软雅黑" w:cs="Consolas"/>
+          <w:sz w:val="16"/>
+        </w:rPr>
+        <w:br/>
+      </w:r>
+      <w:r>
+        <w:rPr>
+          <w:rStyle w:val="DataTypeTok"/>
+          <w:rFonts w:ascii="Consolas" w:hAnsi="Consolas" w:eastAsia="微软雅黑" w:cs="Consolas"/>
+          <w:sz w:val="16"/>
+        </w:rPr>
+        <w:t xml:space="preserve">double</w:t>
+      </w:r>
+      <w:r>
+        <w:rPr>
+          <w:rStyle w:val="NormalTok"/>
+          <w:rFonts w:ascii="Consolas" w:hAnsi="Consolas" w:eastAsia="微软雅黑" w:cs="Consolas"/>
+          <w:sz w:val="16"/>
+        </w:rPr>
+        <w:t xml:space="preserve"> hav</w:t>
+      </w:r>
+      <w:r>
+        <w:rPr>
+          <w:rStyle w:val="OperatorTok"/>
+          <w:rFonts w:ascii="Consolas" w:hAnsi="Consolas" w:eastAsia="微软雅黑" w:cs="Consolas"/>
+          <w:sz w:val="16"/>
+        </w:rPr>
+        <w:t xml:space="preserve">(</w:t>
+      </w:r>
+      <w:r>
+        <w:rPr>
+          <w:rStyle w:val="DataTypeTok"/>
+          <w:rFonts w:ascii="Consolas" w:hAnsi="Consolas" w:eastAsia="微软雅黑" w:cs="Consolas"/>
+          <w:sz w:val="16"/>
+        </w:rPr>
+        <w:t xml:space="preserve">double</w:t>
+      </w:r>
+      <w:r>
+        <w:rPr>
+          <w:rStyle w:val="NormalTok"/>
+          <w:rFonts w:ascii="Consolas" w:hAnsi="Consolas" w:eastAsia="微软雅黑" w:cs="Consolas"/>
+          <w:sz w:val="16"/>
+        </w:rPr>
+        <w:t xml:space="preserve"> x</w:t>
+      </w:r>
+      <w:r>
+        <w:rPr>
+          <w:rStyle w:val="OperatorTok"/>
+          <w:rFonts w:ascii="Consolas" w:hAnsi="Consolas" w:eastAsia="微软雅黑" w:cs="Consolas"/>
+          <w:sz w:val="16"/>
+        </w:rPr>
+        <w:t xml:space="preserve">){</w:t>
+      </w:r>
+      <w:r>
+        <w:rPr>
+          <w:rStyle w:val="NormalTok"/>
+          <w:rFonts w:ascii="Consolas" w:hAnsi="Consolas" w:eastAsia="微软雅黑" w:cs="Consolas"/>
+          <w:sz w:val="16"/>
+        </w:rPr>
+        <w:t xml:space="preserve"> </w:t>
+      </w:r>
+      <w:r>
+        <w:rPr>
+          <w:rStyle w:val="DataTypeTok"/>
+          <w:rFonts w:ascii="Consolas" w:hAnsi="Consolas" w:eastAsia="微软雅黑" w:cs="Consolas"/>
+          <w:sz w:val="16"/>
+        </w:rPr>
+        <w:t xml:space="preserve">double</w:t>
+      </w:r>
+      <w:r>
+        <w:rPr>
+          <w:rStyle w:val="NormalTok"/>
+          <w:rFonts w:ascii="Consolas" w:hAnsi="Consolas" w:eastAsia="微软雅黑" w:cs="Consolas"/>
+          <w:sz w:val="16"/>
+        </w:rPr>
+        <w:t xml:space="preserve"> s </w:t>
+      </w:r>
+      <w:r>
+        <w:rPr>
+          <w:rStyle w:val="OperatorTok"/>
+          <w:rFonts w:ascii="Consolas" w:hAnsi="Consolas" w:eastAsia="微软雅黑" w:cs="Consolas"/>
+          <w:sz w:val="16"/>
+        </w:rPr>
+        <w:t xml:space="preserve">=</w:t>
+      </w:r>
+      <w:r>
+        <w:rPr>
+          <w:rStyle w:val="NormalTok"/>
+          <w:rFonts w:ascii="Consolas" w:hAnsi="Consolas" w:eastAsia="微软雅黑" w:cs="Consolas"/>
+          <w:sz w:val="16"/>
+        </w:rPr>
+        <w:t xml:space="preserve"> sin</w:t>
+      </w:r>
+      <w:r>
+        <w:rPr>
+          <w:rStyle w:val="OperatorTok"/>
+          <w:rFonts w:ascii="Consolas" w:hAnsi="Consolas" w:eastAsia="微软雅黑" w:cs="Consolas"/>
+          <w:sz w:val="16"/>
+        </w:rPr>
+        <w:t xml:space="preserve">(</w:t>
+      </w:r>
+      <w:r>
+        <w:rPr>
+          <w:rStyle w:val="NormalTok"/>
+          <w:rFonts w:ascii="Consolas" w:hAnsi="Consolas" w:eastAsia="微软雅黑" w:cs="Consolas"/>
+          <w:sz w:val="16"/>
+        </w:rPr>
+        <w:t xml:space="preserve">x</w:t>
+      </w:r>
+      <w:r>
+        <w:rPr>
+          <w:rStyle w:val="OperatorTok"/>
+          <w:rFonts w:ascii="Consolas" w:hAnsi="Consolas" w:eastAsia="微软雅黑" w:cs="Consolas"/>
+          <w:sz w:val="16"/>
+        </w:rPr>
+        <w:t xml:space="preserve">/</w:t>
+      </w:r>
+      <w:r>
+        <w:rPr>
+          <w:rStyle w:val="DecValTok"/>
+          <w:rFonts w:ascii="Consolas" w:hAnsi="Consolas" w:eastAsia="微软雅黑" w:cs="Consolas"/>
+          <w:sz w:val="16"/>
+        </w:rPr>
+        <w:t xml:space="preserve">2</w:t>
+      </w:r>
+      <w:r>
+        <w:rPr>
+          <w:rStyle w:val="OperatorTok"/>
+          <w:rFonts w:ascii="Consolas" w:hAnsi="Consolas" w:eastAsia="微软雅黑" w:cs="Consolas"/>
+          <w:sz w:val="16"/>
+        </w:rPr>
+        <w:t xml:space="preserve">);</w:t>
+      </w:r>
+      <w:r>
+        <w:rPr>
+          <w:rStyle w:val="NormalTok"/>
+          <w:rFonts w:ascii="Consolas" w:hAnsi="Consolas" w:eastAsia="微软雅黑" w:cs="Consolas"/>
+          <w:sz w:val="16"/>
+        </w:rPr>
+        <w:t xml:space="preserve"> </w:t>
+      </w:r>
+      <w:r>
+        <w:rPr>
+          <w:rStyle w:val="ControlFlowTok"/>
+          <w:rFonts w:ascii="Consolas" w:hAnsi="Consolas" w:eastAsia="微软雅黑" w:cs="Consolas"/>
+          <w:sz w:val="16"/>
+        </w:rPr>
+        <w:t xml:space="preserve">return</w:t>
       </w:r>
       <w:r>
         <w:rPr>
@@ -51652,7 +52778,253 @@
           <w:rFonts w:ascii="Consolas" w:hAnsi="Consolas" w:eastAsia="微软雅黑" w:cs="Consolas"/>
           <w:sz w:val="16"/>
         </w:rPr>
-        <w:t xml:space="preserve">[</w:t>
+        <w:t xml:space="preserve">*</w:t>
+      </w:r>
+      <w:r>
+        <w:rPr>
+          <w:rStyle w:val="NormalTok"/>
+          <w:rFonts w:ascii="Consolas" w:hAnsi="Consolas" w:eastAsia="微软雅黑" w:cs="Consolas"/>
+          <w:sz w:val="16"/>
+        </w:rPr>
+        <w:t xml:space="preserve">s</w:t>
+      </w:r>
+      <w:r>
+        <w:rPr>
+          <w:rStyle w:val="OperatorTok"/>
+          <w:rFonts w:ascii="Consolas" w:hAnsi="Consolas" w:eastAsia="微软雅黑" w:cs="Consolas"/>
+          <w:sz w:val="16"/>
+        </w:rPr>
+        <w:t xml:space="preserve">;</w:t>
+      </w:r>
+      <w:r>
+        <w:rPr>
+          <w:rStyle w:val="NormalTok"/>
+          <w:rFonts w:ascii="Consolas" w:hAnsi="Consolas" w:eastAsia="微软雅黑" w:cs="Consolas"/>
+          <w:sz w:val="16"/>
+        </w:rPr>
+        <w:t xml:space="preserve"> </w:t>
+      </w:r>
+      <w:r>
+        <w:rPr>
+          <w:rStyle w:val="OperatorTok"/>
+          <w:rFonts w:ascii="Consolas" w:hAnsi="Consolas" w:eastAsia="微软雅黑" w:cs="Consolas"/>
+          <w:sz w:val="16"/>
+        </w:rPr>
+        <w:t xml:space="preserve">}</w:t>
+      </w:r>
+      <w:r>
+        <w:rPr>
+          <w:rStyle w:val="NormalTok"/>
+          <w:rFonts w:ascii="Consolas" w:hAnsi="Consolas" w:eastAsia="微软雅黑" w:cs="Consolas"/>
+          <w:sz w:val="16"/>
+        </w:rPr>
+        <w:t xml:space="preserve">  </w:t>
+      </w:r>
+      <w:r>
+        <w:rPr>
+          <w:rStyle w:val="CommentTok"/>
+          <w:rFonts w:ascii="Consolas" w:hAnsi="Consolas" w:eastAsia="微软雅黑" w:cs="Consolas"/>
+          <w:sz w:val="16"/>
+        </w:rPr>
+        <w:t xml:space="preserve">// = (1-cos x)/2，但无相消</w:t>
+      </w:r>
+      <w:r>
+        <w:rPr>
+          <w:rFonts w:ascii="Consolas" w:hAnsi="Consolas" w:eastAsia="微软雅黑" w:cs="Consolas"/>
+          <w:sz w:val="16"/>
+        </w:rPr>
+        <w:br/>
+      </w:r>
+      <w:r>
+        <w:rPr>
+          <w:rStyle w:val="DataTypeTok"/>
+          <w:rFonts w:ascii="Consolas" w:hAnsi="Consolas" w:eastAsia="微软雅黑" w:cs="Consolas"/>
+          <w:sz w:val="16"/>
+        </w:rPr>
+        <w:t xml:space="preserve">double</w:t>
+      </w:r>
+      <w:r>
+        <w:rPr>
+          <w:rStyle w:val="NormalTok"/>
+          <w:rFonts w:ascii="Consolas" w:hAnsi="Consolas" w:eastAsia="微软雅黑" w:cs="Consolas"/>
+          <w:sz w:val="16"/>
+        </w:rPr>
+        <w:t xml:space="preserve"> lat1</w:t>
+      </w:r>
+      <w:r>
+        <w:rPr>
+          <w:rStyle w:val="OperatorTok"/>
+          <w:rFonts w:ascii="Consolas" w:hAnsi="Consolas" w:eastAsia="微软雅黑" w:cs="Consolas"/>
+          <w:sz w:val="16"/>
+        </w:rPr>
+        <w:t xml:space="preserve">,</w:t>
+      </w:r>
+      <w:r>
+        <w:rPr>
+          <w:rStyle w:val="NormalTok"/>
+          <w:rFonts w:ascii="Consolas" w:hAnsi="Consolas" w:eastAsia="微软雅黑" w:cs="Consolas"/>
+          <w:sz w:val="16"/>
+        </w:rPr>
+        <w:t xml:space="preserve"> lon1</w:t>
+      </w:r>
+      <w:r>
+        <w:rPr>
+          <w:rStyle w:val="OperatorTok"/>
+          <w:rFonts w:ascii="Consolas" w:hAnsi="Consolas" w:eastAsia="微软雅黑" w:cs="Consolas"/>
+          <w:sz w:val="16"/>
+        </w:rPr>
+        <w:t xml:space="preserve">,</w:t>
+      </w:r>
+      <w:r>
+        <w:rPr>
+          <w:rStyle w:val="NormalTok"/>
+          <w:rFonts w:ascii="Consolas" w:hAnsi="Consolas" w:eastAsia="微软雅黑" w:cs="Consolas"/>
+          <w:sz w:val="16"/>
+        </w:rPr>
+        <w:t xml:space="preserve"> lat2</w:t>
+      </w:r>
+      <w:r>
+        <w:rPr>
+          <w:rStyle w:val="OperatorTok"/>
+          <w:rFonts w:ascii="Consolas" w:hAnsi="Consolas" w:eastAsia="微软雅黑" w:cs="Consolas"/>
+          <w:sz w:val="16"/>
+        </w:rPr>
+        <w:t xml:space="preserve">,</w:t>
+      </w:r>
+      <w:r>
+        <w:rPr>
+          <w:rStyle w:val="NormalTok"/>
+          <w:rFonts w:ascii="Consolas" w:hAnsi="Consolas" w:eastAsia="微软雅黑" w:cs="Consolas"/>
+          <w:sz w:val="16"/>
+        </w:rPr>
+        <w:t xml:space="preserve"> lon2</w:t>
+      </w:r>
+      <w:r>
+        <w:rPr>
+          <w:rStyle w:val="OperatorTok"/>
+          <w:rFonts w:ascii="Consolas" w:hAnsi="Consolas" w:eastAsia="微软雅黑" w:cs="Consolas"/>
+          <w:sz w:val="16"/>
+        </w:rPr>
+        <w:t xml:space="preserve">;</w:t>
+      </w:r>
+      <w:r>
+        <w:rPr>
+          <w:rStyle w:val="NormalTok"/>
+          <w:rFonts w:ascii="Consolas" w:hAnsi="Consolas" w:eastAsia="微软雅黑" w:cs="Consolas"/>
+          <w:sz w:val="16"/>
+        </w:rPr>
+        <w:t xml:space="preserve"> cin </w:t>
+      </w:r>
+      <w:r>
+        <w:rPr>
+          <w:rStyle w:val="OperatorTok"/>
+          <w:rFonts w:ascii="Consolas" w:hAnsi="Consolas" w:eastAsia="微软雅黑" w:cs="Consolas"/>
+          <w:sz w:val="16"/>
+        </w:rPr>
+        <w:t xml:space="preserve">&gt;&gt;</w:t>
+      </w:r>
+      <w:r>
+        <w:rPr>
+          <w:rStyle w:val="NormalTok"/>
+          <w:rFonts w:ascii="Consolas" w:hAnsi="Consolas" w:eastAsia="微软雅黑" w:cs="Consolas"/>
+          <w:sz w:val="16"/>
+        </w:rPr>
+        <w:t xml:space="preserve"> lat1 </w:t>
+      </w:r>
+      <w:r>
+        <w:rPr>
+          <w:rStyle w:val="OperatorTok"/>
+          <w:rFonts w:ascii="Consolas" w:hAnsi="Consolas" w:eastAsia="微软雅黑" w:cs="Consolas"/>
+          <w:sz w:val="16"/>
+        </w:rPr>
+        <w:t xml:space="preserve">&gt;&gt;</w:t>
+      </w:r>
+      <w:r>
+        <w:rPr>
+          <w:rStyle w:val="NormalTok"/>
+          <w:rFonts w:ascii="Consolas" w:hAnsi="Consolas" w:eastAsia="微软雅黑" w:cs="Consolas"/>
+          <w:sz w:val="16"/>
+        </w:rPr>
+        <w:t xml:space="preserve"> lon1 </w:t>
+      </w:r>
+      <w:r>
+        <w:rPr>
+          <w:rStyle w:val="OperatorTok"/>
+          <w:rFonts w:ascii="Consolas" w:hAnsi="Consolas" w:eastAsia="微软雅黑" w:cs="Consolas"/>
+          <w:sz w:val="16"/>
+        </w:rPr>
+        <w:t xml:space="preserve">&gt;&gt;</w:t>
+      </w:r>
+      <w:r>
+        <w:rPr>
+          <w:rStyle w:val="NormalTok"/>
+          <w:rFonts w:ascii="Consolas" w:hAnsi="Consolas" w:eastAsia="微软雅黑" w:cs="Consolas"/>
+          <w:sz w:val="16"/>
+        </w:rPr>
+        <w:t xml:space="preserve"> lat2 </w:t>
+      </w:r>
+      <w:r>
+        <w:rPr>
+          <w:rStyle w:val="OperatorTok"/>
+          <w:rFonts w:ascii="Consolas" w:hAnsi="Consolas" w:eastAsia="微软雅黑" w:cs="Consolas"/>
+          <w:sz w:val="16"/>
+        </w:rPr>
+        <w:t xml:space="preserve">&gt;&gt;</w:t>
+      </w:r>
+      <w:r>
+        <w:rPr>
+          <w:rStyle w:val="NormalTok"/>
+          <w:rFonts w:ascii="Consolas" w:hAnsi="Consolas" w:eastAsia="微软雅黑" w:cs="Consolas"/>
+          <w:sz w:val="16"/>
+        </w:rPr>
+        <w:t xml:space="preserve"> lon2</w:t>
+      </w:r>
+      <w:r>
+        <w:rPr>
+          <w:rStyle w:val="OperatorTok"/>
+          <w:rFonts w:ascii="Consolas" w:hAnsi="Consolas" w:eastAsia="微软雅黑" w:cs="Consolas"/>
+          <w:sz w:val="16"/>
+        </w:rPr>
+        <w:t xml:space="preserve">;</w:t>
+      </w:r>
+      <w:r>
+        <w:rPr>
+          <w:rFonts w:ascii="Consolas" w:hAnsi="Consolas" w:eastAsia="微软雅黑" w:cs="Consolas"/>
+          <w:sz w:val="16"/>
+        </w:rPr>
+        <w:br/>
+      </w:r>
+      <w:r>
+        <w:rPr>
+          <w:rStyle w:val="NormalTok"/>
+          <w:rFonts w:ascii="Consolas" w:hAnsi="Consolas" w:eastAsia="微软雅黑" w:cs="Consolas"/>
+          <w:sz w:val="16"/>
+        </w:rPr>
+        <w:t xml:space="preserve">lat1 </w:t>
+      </w:r>
+      <w:r>
+        <w:rPr>
+          <w:rStyle w:val="OperatorTok"/>
+          <w:rFonts w:ascii="Consolas" w:hAnsi="Consolas" w:eastAsia="微软雅黑" w:cs="Consolas"/>
+          <w:sz w:val="16"/>
+        </w:rPr>
+        <w:t xml:space="preserve">*=</w:t>
+      </w:r>
+      <w:r>
+        <w:rPr>
+          <w:rStyle w:val="NormalTok"/>
+          <w:rFonts w:ascii="Consolas" w:hAnsi="Consolas" w:eastAsia="微软雅黑" w:cs="Consolas"/>
+          <w:sz w:val="16"/>
+        </w:rPr>
+        <w:t xml:space="preserve"> PI</w:t>
+      </w:r>
+      <w:r>
+        <w:rPr>
+          <w:rStyle w:val="OperatorTok"/>
+          <w:rFonts w:ascii="Consolas" w:hAnsi="Consolas" w:eastAsia="微软雅黑" w:cs="Consolas"/>
+          <w:sz w:val="16"/>
+        </w:rPr>
+        <w:t xml:space="preserve">/</w:t>
       </w:r>
       <w:r>
         <w:rPr>
@@ -51660,23 +53032,182 @@
           <w:rFonts w:ascii="Consolas" w:hAnsi="Consolas" w:eastAsia="微软雅黑" w:cs="Consolas"/>
           <w:sz w:val="16"/>
         </w:rPr>
-        <w:t xml:space="preserve">100</w:t>
-      </w:r>
-      <w:r>
-        <w:rPr>
-          <w:rStyle w:val="OperatorTok"/>
-          <w:rFonts w:ascii="Consolas" w:hAnsi="Consolas" w:eastAsia="微软雅黑" w:cs="Consolas"/>
-          <w:sz w:val="16"/>
-        </w:rPr>
-        <w:t xml:space="preserve">];</w:t>
-      </w:r>
-      <w:r>
-        <w:rPr>
-          <w:rStyle w:val="NormalTok"/>
-          <w:rFonts w:ascii="Consolas" w:hAnsi="Consolas" w:eastAsia="微软雅黑" w:cs="Consolas"/>
-          <w:sz w:val="16"/>
-        </w:rPr>
-        <w:t xml:space="preserve"> </w:t>
+        <w:t xml:space="preserve">180</w:t>
+      </w:r>
+      <w:r>
+        <w:rPr>
+          <w:rStyle w:val="OperatorTok"/>
+          <w:rFonts w:ascii="Consolas" w:hAnsi="Consolas" w:eastAsia="微软雅黑" w:cs="Consolas"/>
+          <w:sz w:val="16"/>
+        </w:rPr>
+        <w:t xml:space="preserve">;</w:t>
+      </w:r>
+      <w:r>
+        <w:rPr>
+          <w:rStyle w:val="NormalTok"/>
+          <w:rFonts w:ascii="Consolas" w:hAnsi="Consolas" w:eastAsia="微软雅黑" w:cs="Consolas"/>
+          <w:sz w:val="16"/>
+        </w:rPr>
+        <w:t xml:space="preserve"> lon1 </w:t>
+      </w:r>
+      <w:r>
+        <w:rPr>
+          <w:rStyle w:val="OperatorTok"/>
+          <w:rFonts w:ascii="Consolas" w:hAnsi="Consolas" w:eastAsia="微软雅黑" w:cs="Consolas"/>
+          <w:sz w:val="16"/>
+        </w:rPr>
+        <w:t xml:space="preserve">*=</w:t>
+      </w:r>
+      <w:r>
+        <w:rPr>
+          <w:rStyle w:val="NormalTok"/>
+          <w:rFonts w:ascii="Consolas" w:hAnsi="Consolas" w:eastAsia="微软雅黑" w:cs="Consolas"/>
+          <w:sz w:val="16"/>
+        </w:rPr>
+        <w:t xml:space="preserve"> PI</w:t>
+      </w:r>
+      <w:r>
+        <w:rPr>
+          <w:rStyle w:val="OperatorTok"/>
+          <w:rFonts w:ascii="Consolas" w:hAnsi="Consolas" w:eastAsia="微软雅黑" w:cs="Consolas"/>
+          <w:sz w:val="16"/>
+        </w:rPr>
+        <w:t xml:space="preserve">/</w:t>
+      </w:r>
+      <w:r>
+        <w:rPr>
+          <w:rStyle w:val="DecValTok"/>
+          <w:rFonts w:ascii="Consolas" w:hAnsi="Consolas" w:eastAsia="微软雅黑" w:cs="Consolas"/>
+          <w:sz w:val="16"/>
+        </w:rPr>
+        <w:t xml:space="preserve">180</w:t>
+      </w:r>
+      <w:r>
+        <w:rPr>
+          <w:rStyle w:val="OperatorTok"/>
+          <w:rFonts w:ascii="Consolas" w:hAnsi="Consolas" w:eastAsia="微软雅黑" w:cs="Consolas"/>
+          <w:sz w:val="16"/>
+        </w:rPr>
+        <w:t xml:space="preserve">;</w:t>
+      </w:r>
+      <w:r>
+        <w:rPr>
+          <w:rStyle w:val="NormalTok"/>
+          <w:rFonts w:ascii="Consolas" w:hAnsi="Consolas" w:eastAsia="微软雅黑" w:cs="Consolas"/>
+          <w:sz w:val="16"/>
+        </w:rPr>
+        <w:t xml:space="preserve"> lat2 </w:t>
+      </w:r>
+      <w:r>
+        <w:rPr>
+          <w:rStyle w:val="OperatorTok"/>
+          <w:rFonts w:ascii="Consolas" w:hAnsi="Consolas" w:eastAsia="微软雅黑" w:cs="Consolas"/>
+          <w:sz w:val="16"/>
+        </w:rPr>
+        <w:t xml:space="preserve">*=</w:t>
+      </w:r>
+      <w:r>
+        <w:rPr>
+          <w:rStyle w:val="NormalTok"/>
+          <w:rFonts w:ascii="Consolas" w:hAnsi="Consolas" w:eastAsia="微软雅黑" w:cs="Consolas"/>
+          <w:sz w:val="16"/>
+        </w:rPr>
+        <w:t xml:space="preserve"> PI</w:t>
+      </w:r>
+      <w:r>
+        <w:rPr>
+          <w:rStyle w:val="OperatorTok"/>
+          <w:rFonts w:ascii="Consolas" w:hAnsi="Consolas" w:eastAsia="微软雅黑" w:cs="Consolas"/>
+          <w:sz w:val="16"/>
+        </w:rPr>
+        <w:t xml:space="preserve">/</w:t>
+      </w:r>
+      <w:r>
+        <w:rPr>
+          <w:rStyle w:val="DecValTok"/>
+          <w:rFonts w:ascii="Consolas" w:hAnsi="Consolas" w:eastAsia="微软雅黑" w:cs="Consolas"/>
+          <w:sz w:val="16"/>
+        </w:rPr>
+        <w:t xml:space="preserve">180</w:t>
+      </w:r>
+      <w:r>
+        <w:rPr>
+          <w:rStyle w:val="OperatorTok"/>
+          <w:rFonts w:ascii="Consolas" w:hAnsi="Consolas" w:eastAsia="微软雅黑" w:cs="Consolas"/>
+          <w:sz w:val="16"/>
+        </w:rPr>
+        <w:t xml:space="preserve">;</w:t>
+      </w:r>
+      <w:r>
+        <w:rPr>
+          <w:rStyle w:val="NormalTok"/>
+          <w:rFonts w:ascii="Consolas" w:hAnsi="Consolas" w:eastAsia="微软雅黑" w:cs="Consolas"/>
+          <w:sz w:val="16"/>
+        </w:rPr>
+        <w:t xml:space="preserve"> lon2 </w:t>
+      </w:r>
+      <w:r>
+        <w:rPr>
+          <w:rStyle w:val="OperatorTok"/>
+          <w:rFonts w:ascii="Consolas" w:hAnsi="Consolas" w:eastAsia="微软雅黑" w:cs="Consolas"/>
+          <w:sz w:val="16"/>
+        </w:rPr>
+        <w:t xml:space="preserve">*=</w:t>
+      </w:r>
+      <w:r>
+        <w:rPr>
+          <w:rStyle w:val="NormalTok"/>
+          <w:rFonts w:ascii="Consolas" w:hAnsi="Consolas" w:eastAsia="微软雅黑" w:cs="Consolas"/>
+          <w:sz w:val="16"/>
+        </w:rPr>
+        <w:t xml:space="preserve"> PI</w:t>
+      </w:r>
+      <w:r>
+        <w:rPr>
+          <w:rStyle w:val="OperatorTok"/>
+          <w:rFonts w:ascii="Consolas" w:hAnsi="Consolas" w:eastAsia="微软雅黑" w:cs="Consolas"/>
+          <w:sz w:val="16"/>
+        </w:rPr>
+        <w:t xml:space="preserve">/</w:t>
+      </w:r>
+      <w:r>
+        <w:rPr>
+          <w:rStyle w:val="DecValTok"/>
+          <w:rFonts w:ascii="Consolas" w:hAnsi="Consolas" w:eastAsia="微软雅黑" w:cs="Consolas"/>
+          <w:sz w:val="16"/>
+        </w:rPr>
+        <w:t xml:space="preserve">180</w:t>
+      </w:r>
+      <w:r>
+        <w:rPr>
+          <w:rStyle w:val="OperatorTok"/>
+          <w:rFonts w:ascii="Consolas" w:hAnsi="Consolas" w:eastAsia="微软雅黑" w:cs="Consolas"/>
+          <w:sz w:val="16"/>
+        </w:rPr>
+        <w:t xml:space="preserve">;</w:t>
+      </w:r>
+      <w:r>
+        <w:rPr>
+          <w:rStyle w:val="NormalTok"/>
+          <w:rFonts w:ascii="Consolas" w:hAnsi="Consolas" w:eastAsia="微软雅黑" w:cs="Consolas"/>
+          <w:sz w:val="16"/>
+        </w:rPr>
+        <w:t xml:space="preserve">   </w:t>
+      </w:r>
+      <w:r>
+        <w:rPr>
+          <w:rStyle w:val="CommentTok"/>
+          <w:rFonts w:ascii="Consolas" w:hAnsi="Consolas" w:eastAsia="微软雅黑" w:cs="Consolas"/>
+          <w:sz w:val="16"/>
+        </w:rPr>
+        <w:t xml:space="preserve">// ★ 角度→弧度</w:t>
+      </w:r>
+      <w:r>
+        <w:rPr>
+          <w:rFonts w:ascii="Consolas" w:hAnsi="Consolas" w:eastAsia="微软雅黑" w:cs="Consolas"/>
+          <w:sz w:val="16"/>
+        </w:rPr>
+        <w:br/>
       </w:r>
       <w:r>
         <w:rPr>
@@ -51684,23 +53215,254 @@
           <w:rFonts w:ascii="Consolas" w:hAnsi="Consolas" w:eastAsia="微软雅黑" w:cs="Consolas"/>
           <w:sz w:val="16"/>
         </w:rPr>
-        <w:t xml:space="preserve">char</w:t>
-      </w:r>
-      <w:r>
-        <w:rPr>
-          <w:rStyle w:val="NormalTok"/>
-          <w:rFonts w:ascii="Consolas" w:hAnsi="Consolas" w:eastAsia="微软雅黑" w:cs="Consolas"/>
-          <w:sz w:val="16"/>
-        </w:rPr>
-        <w:t xml:space="preserve"> buf</w:t>
-      </w:r>
-      <w:r>
-        <w:rPr>
-          <w:rStyle w:val="OperatorTok"/>
-          <w:rFonts w:ascii="Consolas" w:hAnsi="Consolas" w:eastAsia="微软雅黑" w:cs="Consolas"/>
-          <w:sz w:val="16"/>
-        </w:rPr>
-        <w:t xml:space="preserve">[</w:t>
+        <w:t xml:space="preserve">double</w:t>
+      </w:r>
+      <w:r>
+        <w:rPr>
+          <w:rStyle w:val="NormalTok"/>
+          <w:rFonts w:ascii="Consolas" w:hAnsi="Consolas" w:eastAsia="微软雅黑" w:cs="Consolas"/>
+          <w:sz w:val="16"/>
+        </w:rPr>
+        <w:t xml:space="preserve"> h </w:t>
+      </w:r>
+      <w:r>
+        <w:rPr>
+          <w:rStyle w:val="OperatorTok"/>
+          <w:rFonts w:ascii="Consolas" w:hAnsi="Consolas" w:eastAsia="微软雅黑" w:cs="Consolas"/>
+          <w:sz w:val="16"/>
+        </w:rPr>
+        <w:t xml:space="preserve">=</w:t>
+      </w:r>
+      <w:r>
+        <w:rPr>
+          <w:rStyle w:val="NormalTok"/>
+          <w:rFonts w:ascii="Consolas" w:hAnsi="Consolas" w:eastAsia="微软雅黑" w:cs="Consolas"/>
+          <w:sz w:val="16"/>
+        </w:rPr>
+        <w:t xml:space="preserve"> hav</w:t>
+      </w:r>
+      <w:r>
+        <w:rPr>
+          <w:rStyle w:val="OperatorTok"/>
+          <w:rFonts w:ascii="Consolas" w:hAnsi="Consolas" w:eastAsia="微软雅黑" w:cs="Consolas"/>
+          <w:sz w:val="16"/>
+        </w:rPr>
+        <w:t xml:space="preserve">(</w:t>
+      </w:r>
+      <w:r>
+        <w:rPr>
+          <w:rStyle w:val="NormalTok"/>
+          <w:rFonts w:ascii="Consolas" w:hAnsi="Consolas" w:eastAsia="微软雅黑" w:cs="Consolas"/>
+          <w:sz w:val="16"/>
+        </w:rPr>
+        <w:t xml:space="preserve">lat2</w:t>
+      </w:r>
+      <w:r>
+        <w:rPr>
+          <w:rStyle w:val="OperatorTok"/>
+          <w:rFonts w:ascii="Consolas" w:hAnsi="Consolas" w:eastAsia="微软雅黑" w:cs="Consolas"/>
+          <w:sz w:val="16"/>
+        </w:rPr>
+        <w:t xml:space="preserve">-</w:t>
+      </w:r>
+      <w:r>
+        <w:rPr>
+          <w:rStyle w:val="NormalTok"/>
+          <w:rFonts w:ascii="Consolas" w:hAnsi="Consolas" w:eastAsia="微软雅黑" w:cs="Consolas"/>
+          <w:sz w:val="16"/>
+        </w:rPr>
+        <w:t xml:space="preserve">lat1</w:t>
+      </w:r>
+      <w:r>
+        <w:rPr>
+          <w:rStyle w:val="OperatorTok"/>
+          <w:rFonts w:ascii="Consolas" w:hAnsi="Consolas" w:eastAsia="微软雅黑" w:cs="Consolas"/>
+          <w:sz w:val="16"/>
+        </w:rPr>
+        <w:t xml:space="preserve">)</w:t>
+      </w:r>
+      <w:r>
+        <w:rPr>
+          <w:rStyle w:val="NormalTok"/>
+          <w:rFonts w:ascii="Consolas" w:hAnsi="Consolas" w:eastAsia="微软雅黑" w:cs="Consolas"/>
+          <w:sz w:val="16"/>
+        </w:rPr>
+        <w:t xml:space="preserve"> </w:t>
+      </w:r>
+      <w:r>
+        <w:rPr>
+          <w:rStyle w:val="OperatorTok"/>
+          <w:rFonts w:ascii="Consolas" w:hAnsi="Consolas" w:eastAsia="微软雅黑" w:cs="Consolas"/>
+          <w:sz w:val="16"/>
+        </w:rPr>
+        <w:t xml:space="preserve">+</w:t>
+      </w:r>
+      <w:r>
+        <w:rPr>
+          <w:rStyle w:val="NormalTok"/>
+          <w:rFonts w:ascii="Consolas" w:hAnsi="Consolas" w:eastAsia="微软雅黑" w:cs="Consolas"/>
+          <w:sz w:val="16"/>
+        </w:rPr>
+        <w:t xml:space="preserve"> cos</w:t>
+      </w:r>
+      <w:r>
+        <w:rPr>
+          <w:rStyle w:val="OperatorTok"/>
+          <w:rFonts w:ascii="Consolas" w:hAnsi="Consolas" w:eastAsia="微软雅黑" w:cs="Consolas"/>
+          <w:sz w:val="16"/>
+        </w:rPr>
+        <w:t xml:space="preserve">(</w:t>
+      </w:r>
+      <w:r>
+        <w:rPr>
+          <w:rStyle w:val="NormalTok"/>
+          <w:rFonts w:ascii="Consolas" w:hAnsi="Consolas" w:eastAsia="微软雅黑" w:cs="Consolas"/>
+          <w:sz w:val="16"/>
+        </w:rPr>
+        <w:t xml:space="preserve">lat1</w:t>
+      </w:r>
+      <w:r>
+        <w:rPr>
+          <w:rStyle w:val="OperatorTok"/>
+          <w:rFonts w:ascii="Consolas" w:hAnsi="Consolas" w:eastAsia="微软雅黑" w:cs="Consolas"/>
+          <w:sz w:val="16"/>
+        </w:rPr>
+        <w:t xml:space="preserve">)*</w:t>
+      </w:r>
+      <w:r>
+        <w:rPr>
+          <w:rStyle w:val="NormalTok"/>
+          <w:rFonts w:ascii="Consolas" w:hAnsi="Consolas" w:eastAsia="微软雅黑" w:cs="Consolas"/>
+          <w:sz w:val="16"/>
+        </w:rPr>
+        <w:t xml:space="preserve">cos</w:t>
+      </w:r>
+      <w:r>
+        <w:rPr>
+          <w:rStyle w:val="OperatorTok"/>
+          <w:rFonts w:ascii="Consolas" w:hAnsi="Consolas" w:eastAsia="微软雅黑" w:cs="Consolas"/>
+          <w:sz w:val="16"/>
+        </w:rPr>
+        <w:t xml:space="preserve">(</w:t>
+      </w:r>
+      <w:r>
+        <w:rPr>
+          <w:rStyle w:val="NormalTok"/>
+          <w:rFonts w:ascii="Consolas" w:hAnsi="Consolas" w:eastAsia="微软雅黑" w:cs="Consolas"/>
+          <w:sz w:val="16"/>
+        </w:rPr>
+        <w:t xml:space="preserve">lat2</w:t>
+      </w:r>
+      <w:r>
+        <w:rPr>
+          <w:rStyle w:val="OperatorTok"/>
+          <w:rFonts w:ascii="Consolas" w:hAnsi="Consolas" w:eastAsia="微软雅黑" w:cs="Consolas"/>
+          <w:sz w:val="16"/>
+        </w:rPr>
+        <w:t xml:space="preserve">)*</w:t>
+      </w:r>
+      <w:r>
+        <w:rPr>
+          <w:rStyle w:val="NormalTok"/>
+          <w:rFonts w:ascii="Consolas" w:hAnsi="Consolas" w:eastAsia="微软雅黑" w:cs="Consolas"/>
+          <w:sz w:val="16"/>
+        </w:rPr>
+        <w:t xml:space="preserve">hav</w:t>
+      </w:r>
+      <w:r>
+        <w:rPr>
+          <w:rStyle w:val="OperatorTok"/>
+          <w:rFonts w:ascii="Consolas" w:hAnsi="Consolas" w:eastAsia="微软雅黑" w:cs="Consolas"/>
+          <w:sz w:val="16"/>
+        </w:rPr>
+        <w:t xml:space="preserve">(</w:t>
+      </w:r>
+      <w:r>
+        <w:rPr>
+          <w:rStyle w:val="NormalTok"/>
+          <w:rFonts w:ascii="Consolas" w:hAnsi="Consolas" w:eastAsia="微软雅黑" w:cs="Consolas"/>
+          <w:sz w:val="16"/>
+        </w:rPr>
+        <w:t xml:space="preserve">lon2</w:t>
+      </w:r>
+      <w:r>
+        <w:rPr>
+          <w:rStyle w:val="OperatorTok"/>
+          <w:rFonts w:ascii="Consolas" w:hAnsi="Consolas" w:eastAsia="微软雅黑" w:cs="Consolas"/>
+          <w:sz w:val="16"/>
+        </w:rPr>
+        <w:t xml:space="preserve">-</w:t>
+      </w:r>
+      <w:r>
+        <w:rPr>
+          <w:rStyle w:val="NormalTok"/>
+          <w:rFonts w:ascii="Consolas" w:hAnsi="Consolas" w:eastAsia="微软雅黑" w:cs="Consolas"/>
+          <w:sz w:val="16"/>
+        </w:rPr>
+        <w:t xml:space="preserve">lon1</w:t>
+      </w:r>
+      <w:r>
+        <w:rPr>
+          <w:rStyle w:val="OperatorTok"/>
+          <w:rFonts w:ascii="Consolas" w:hAnsi="Consolas" w:eastAsia="微软雅黑" w:cs="Consolas"/>
+          <w:sz w:val="16"/>
+        </w:rPr>
+        <w:t xml:space="preserve">);</w:t>
+      </w:r>
+      <w:r>
+        <w:rPr>
+          <w:rFonts w:ascii="Consolas" w:hAnsi="Consolas" w:eastAsia="微软雅黑" w:cs="Consolas"/>
+          <w:sz w:val="16"/>
+        </w:rPr>
+        <w:br/>
+      </w:r>
+      <w:r>
+        <w:rPr>
+          <w:rStyle w:val="ControlFlowTok"/>
+          <w:rFonts w:ascii="Consolas" w:hAnsi="Consolas" w:eastAsia="微软雅黑" w:cs="Consolas"/>
+          <w:sz w:val="16"/>
+        </w:rPr>
+        <w:t xml:space="preserve">if</w:t>
+      </w:r>
+      <w:r>
+        <w:rPr>
+          <w:rStyle w:val="NormalTok"/>
+          <w:rFonts w:ascii="Consolas" w:hAnsi="Consolas" w:eastAsia="微软雅黑" w:cs="Consolas"/>
+          <w:sz w:val="16"/>
+        </w:rPr>
+        <w:t xml:space="preserve"> </w:t>
+      </w:r>
+      <w:r>
+        <w:rPr>
+          <w:rStyle w:val="OperatorTok"/>
+          <w:rFonts w:ascii="Consolas" w:hAnsi="Consolas" w:eastAsia="微软雅黑" w:cs="Consolas"/>
+          <w:sz w:val="16"/>
+        </w:rPr>
+        <w:t xml:space="preserve">(</w:t>
+      </w:r>
+      <w:r>
+        <w:rPr>
+          <w:rStyle w:val="NormalTok"/>
+          <w:rFonts w:ascii="Consolas" w:hAnsi="Consolas" w:eastAsia="微软雅黑" w:cs="Consolas"/>
+          <w:sz w:val="16"/>
+        </w:rPr>
+        <w:t xml:space="preserve">h </w:t>
+      </w:r>
+      <w:r>
+        <w:rPr>
+          <w:rStyle w:val="OperatorTok"/>
+          <w:rFonts w:ascii="Consolas" w:hAnsi="Consolas" w:eastAsia="微软雅黑" w:cs="Consolas"/>
+          <w:sz w:val="16"/>
+        </w:rPr>
+        <w:t xml:space="preserve">&gt;</w:t>
+      </w:r>
+      <w:r>
+        <w:rPr>
+          <w:rStyle w:val="NormalTok"/>
+          <w:rFonts w:ascii="Consolas" w:hAnsi="Consolas" w:eastAsia="微软雅黑" w:cs="Consolas"/>
+          <w:sz w:val="16"/>
+        </w:rPr>
+        <w:t xml:space="preserve"> </w:t>
       </w:r>
       <w:r>
         <w:rPr>
@@ -51708,15 +53470,183 @@
           <w:rFonts w:ascii="Consolas" w:hAnsi="Consolas" w:eastAsia="微软雅黑" w:cs="Consolas"/>
           <w:sz w:val="16"/>
         </w:rPr>
-        <w:t xml:space="preserve">100</w:t>
-      </w:r>
-      <w:r>
-        <w:rPr>
-          <w:rStyle w:val="OperatorTok"/>
-          <w:rFonts w:ascii="Consolas" w:hAnsi="Consolas" w:eastAsia="微软雅黑" w:cs="Consolas"/>
-          <w:sz w:val="16"/>
-        </w:rPr>
-        <w:t xml:space="preserve">];</w:t>
+        <w:t xml:space="preserve">1</w:t>
+      </w:r>
+      <w:r>
+        <w:rPr>
+          <w:rStyle w:val="OperatorTok"/>
+          <w:rFonts w:ascii="Consolas" w:hAnsi="Consolas" w:eastAsia="微软雅黑" w:cs="Consolas"/>
+          <w:sz w:val="16"/>
+        </w:rPr>
+        <w:t xml:space="preserve">)</w:t>
+      </w:r>
+      <w:r>
+        <w:rPr>
+          <w:rStyle w:val="NormalTok"/>
+          <w:rFonts w:ascii="Consolas" w:hAnsi="Consolas" w:eastAsia="微软雅黑" w:cs="Consolas"/>
+          <w:sz w:val="16"/>
+        </w:rPr>
+        <w:t xml:space="preserve"> h </w:t>
+      </w:r>
+      <w:r>
+        <w:rPr>
+          <w:rStyle w:val="OperatorTok"/>
+          <w:rFonts w:ascii="Consolas" w:hAnsi="Consolas" w:eastAsia="微软雅黑" w:cs="Consolas"/>
+          <w:sz w:val="16"/>
+        </w:rPr>
+        <w:t xml:space="preserve">=</w:t>
+      </w:r>
+      <w:r>
+        <w:rPr>
+          <w:rStyle w:val="NormalTok"/>
+          <w:rFonts w:ascii="Consolas" w:hAnsi="Consolas" w:eastAsia="微软雅黑" w:cs="Consolas"/>
+          <w:sz w:val="16"/>
+        </w:rPr>
+        <w:t xml:space="preserve"> </w:t>
+      </w:r>
+      <w:r>
+        <w:rPr>
+          <w:rStyle w:val="DecValTok"/>
+          <w:rFonts w:ascii="Consolas" w:hAnsi="Consolas" w:eastAsia="微软雅黑" w:cs="Consolas"/>
+          <w:sz w:val="16"/>
+        </w:rPr>
+        <w:t xml:space="preserve">1</w:t>
+      </w:r>
+      <w:r>
+        <w:rPr>
+          <w:rStyle w:val="OperatorTok"/>
+          <w:rFonts w:ascii="Consolas" w:hAnsi="Consolas" w:eastAsia="微软雅黑" w:cs="Consolas"/>
+          <w:sz w:val="16"/>
+        </w:rPr>
+        <w:t xml:space="preserve">;</w:t>
+      </w:r>
+      <w:r>
+        <w:rPr>
+          <w:rStyle w:val="NormalTok"/>
+          <w:rFonts w:ascii="Consolas" w:hAnsi="Consolas" w:eastAsia="微软雅黑" w:cs="Consolas"/>
+          <w:sz w:val="16"/>
+        </w:rPr>
+        <w:t xml:space="preserve">  </w:t>
+      </w:r>
+      <w:r>
+        <w:rPr>
+          <w:rStyle w:val="ControlFlowTok"/>
+          <w:rFonts w:ascii="Consolas" w:hAnsi="Consolas" w:eastAsia="微软雅黑" w:cs="Consolas"/>
+          <w:sz w:val="16"/>
+        </w:rPr>
+        <w:t xml:space="preserve">if</w:t>
+      </w:r>
+      <w:r>
+        <w:rPr>
+          <w:rStyle w:val="NormalTok"/>
+          <w:rFonts w:ascii="Consolas" w:hAnsi="Consolas" w:eastAsia="微软雅黑" w:cs="Consolas"/>
+          <w:sz w:val="16"/>
+        </w:rPr>
+        <w:t xml:space="preserve"> </w:t>
+      </w:r>
+      <w:r>
+        <w:rPr>
+          <w:rStyle w:val="OperatorTok"/>
+          <w:rFonts w:ascii="Consolas" w:hAnsi="Consolas" w:eastAsia="微软雅黑" w:cs="Consolas"/>
+          <w:sz w:val="16"/>
+        </w:rPr>
+        <w:t xml:space="preserve">(</w:t>
+      </w:r>
+      <w:r>
+        <w:rPr>
+          <w:rStyle w:val="NormalTok"/>
+          <w:rFonts w:ascii="Consolas" w:hAnsi="Consolas" w:eastAsia="微软雅黑" w:cs="Consolas"/>
+          <w:sz w:val="16"/>
+        </w:rPr>
+        <w:t xml:space="preserve">h </w:t>
+      </w:r>
+      <w:r>
+        <w:rPr>
+          <w:rStyle w:val="OperatorTok"/>
+          <w:rFonts w:ascii="Consolas" w:hAnsi="Consolas" w:eastAsia="微软雅黑" w:cs="Consolas"/>
+          <w:sz w:val="16"/>
+        </w:rPr>
+        <w:t xml:space="preserve">&lt;</w:t>
+      </w:r>
+      <w:r>
+        <w:rPr>
+          <w:rStyle w:val="NormalTok"/>
+          <w:rFonts w:ascii="Consolas" w:hAnsi="Consolas" w:eastAsia="微软雅黑" w:cs="Consolas"/>
+          <w:sz w:val="16"/>
+        </w:rPr>
+        <w:t xml:space="preserve"> </w:t>
+      </w:r>
+      <w:r>
+        <w:rPr>
+          <w:rStyle w:val="DecValTok"/>
+          <w:rFonts w:ascii="Consolas" w:hAnsi="Consolas" w:eastAsia="微软雅黑" w:cs="Consolas"/>
+          <w:sz w:val="16"/>
+        </w:rPr>
+        <w:t xml:space="preserve">0</w:t>
+      </w:r>
+      <w:r>
+        <w:rPr>
+          <w:rStyle w:val="OperatorTok"/>
+          <w:rFonts w:ascii="Consolas" w:hAnsi="Consolas" w:eastAsia="微软雅黑" w:cs="Consolas"/>
+          <w:sz w:val="16"/>
+        </w:rPr>
+        <w:t xml:space="preserve">)</w:t>
+      </w:r>
+      <w:r>
+        <w:rPr>
+          <w:rStyle w:val="NormalTok"/>
+          <w:rFonts w:ascii="Consolas" w:hAnsi="Consolas" w:eastAsia="微软雅黑" w:cs="Consolas"/>
+          <w:sz w:val="16"/>
+        </w:rPr>
+        <w:t xml:space="preserve"> h </w:t>
+      </w:r>
+      <w:r>
+        <w:rPr>
+          <w:rStyle w:val="OperatorTok"/>
+          <w:rFonts w:ascii="Consolas" w:hAnsi="Consolas" w:eastAsia="微软雅黑" w:cs="Consolas"/>
+          <w:sz w:val="16"/>
+        </w:rPr>
+        <w:t xml:space="preserve">=</w:t>
+      </w:r>
+      <w:r>
+        <w:rPr>
+          <w:rStyle w:val="NormalTok"/>
+          <w:rFonts w:ascii="Consolas" w:hAnsi="Consolas" w:eastAsia="微软雅黑" w:cs="Consolas"/>
+          <w:sz w:val="16"/>
+        </w:rPr>
+        <w:t xml:space="preserve"> </w:t>
+      </w:r>
+      <w:r>
+        <w:rPr>
+          <w:rStyle w:val="DecValTok"/>
+          <w:rFonts w:ascii="Consolas" w:hAnsi="Consolas" w:eastAsia="微软雅黑" w:cs="Consolas"/>
+          <w:sz w:val="16"/>
+        </w:rPr>
+        <w:t xml:space="preserve">0</w:t>
+      </w:r>
+      <w:r>
+        <w:rPr>
+          <w:rStyle w:val="OperatorTok"/>
+          <w:rFonts w:ascii="Consolas" w:hAnsi="Consolas" w:eastAsia="微软雅黑" w:cs="Consolas"/>
+          <w:sz w:val="16"/>
+        </w:rPr>
+        <w:t xml:space="preserve">;</w:t>
+      </w:r>
+      <w:r>
+        <w:rPr>
+          <w:rStyle w:val="NormalTok"/>
+          <w:rFonts w:ascii="Consolas" w:hAnsi="Consolas" w:eastAsia="微软雅黑" w:cs="Consolas"/>
+          <w:sz w:val="16"/>
+        </w:rPr>
+        <w:t xml:space="preserve">               </w:t>
+      </w:r>
+      <w:r>
+        <w:rPr>
+          <w:rStyle w:val="CommentTok"/>
+          <w:rFonts w:ascii="Consolas" w:hAnsi="Consolas" w:eastAsia="微软雅黑" w:cs="Consolas"/>
+          <w:sz w:val="16"/>
+        </w:rPr>
+        <w:t xml:space="preserve">// 兜底，防 sqrt/asin 越界</w:t>
       </w:r>
       <w:r>
         <w:rPr>
@@ -51731,7 +53661,7 @@
           <w:rFonts w:ascii="Consolas" w:hAnsi="Consolas" w:eastAsia="微软雅黑" w:cs="Consolas"/>
           <w:sz w:val="16"/>
         </w:rPr>
-        <w:t xml:space="preserve">scanf</w:t>
+        <w:t xml:space="preserve">printf</w:t>
       </w:r>
       <w:r>
         <w:rPr>
@@ -51755,7 +53685,7 @@
           <w:rFonts w:ascii="Consolas" w:hAnsi="Consolas" w:eastAsia="微软雅黑" w:cs="Consolas"/>
           <w:sz w:val="16"/>
         </w:rPr>
-        <w:t xml:space="preserve">%s</w:t>
+        <w:t xml:space="preserve">%.4f</w:t>
       </w:r>
       <w:r>
         <w:rPr>
@@ -51763,6 +53693,22 @@
           <w:rFonts w:ascii="Consolas" w:hAnsi="Consolas" w:eastAsia="微软雅黑" w:cs="Consolas"/>
           <w:sz w:val="16"/>
         </w:rPr>
+        <w:t xml:space="preserve">km</w:t>
+      </w:r>
+      <w:r>
+        <w:rPr>
+          <w:rStyle w:val="SpecialCharTok"/>
+          <w:rFonts w:ascii="Consolas" w:hAnsi="Consolas" w:eastAsia="微软雅黑" w:cs="Consolas"/>
+          <w:sz w:val="16"/>
+        </w:rPr>
+        <w:t xml:space="preserve">\n</w:t>
+      </w:r>
+      <w:r>
+        <w:rPr>
+          <w:rStyle w:val="StringTok"/>
+          <w:rFonts w:ascii="Consolas" w:hAnsi="Consolas" w:eastAsia="微软雅黑" w:cs="Consolas"/>
+          <w:sz w:val="16"/>
+        </w:rPr>
         <w:t xml:space="preserve">"</w:t>
       </w:r>
       <w:r>
@@ -51779,23 +53725,103 @@
           <w:rFonts w:ascii="Consolas" w:hAnsi="Consolas" w:eastAsia="微软雅黑" w:cs="Consolas"/>
           <w:sz w:val="16"/>
         </w:rPr>
-        <w:t xml:space="preserve"> s</w:t>
-      </w:r>
-      <w:r>
-        <w:rPr>
-          <w:rStyle w:val="OperatorTok"/>
-          <w:rFonts w:ascii="Consolas" w:hAnsi="Consolas" w:eastAsia="微软雅黑" w:cs="Consolas"/>
-          <w:sz w:val="16"/>
-        </w:rPr>
-        <w:t xml:space="preserve">);</w:t>
-      </w:r>
-      <w:r>
-        <w:rPr>
-          <w:rStyle w:val="NormalTok"/>
-          <w:rFonts w:ascii="Consolas" w:hAnsi="Consolas" w:eastAsia="微软雅黑" w:cs="Consolas"/>
-          <w:sz w:val="16"/>
-        </w:rPr>
-        <w:t xml:space="preserve">            </w:t>
+        <w:t xml:space="preserve"> R </w:t>
+      </w:r>
+      <w:r>
+        <w:rPr>
+          <w:rStyle w:val="OperatorTok"/>
+          <w:rFonts w:ascii="Consolas" w:hAnsi="Consolas" w:eastAsia="微软雅黑" w:cs="Consolas"/>
+          <w:sz w:val="16"/>
+        </w:rPr>
+        <w:t xml:space="preserve">*</w:t>
+      </w:r>
+      <w:r>
+        <w:rPr>
+          <w:rStyle w:val="NormalTok"/>
+          <w:rFonts w:ascii="Consolas" w:hAnsi="Consolas" w:eastAsia="微软雅黑" w:cs="Consolas"/>
+          <w:sz w:val="16"/>
+        </w:rPr>
+        <w:t xml:space="preserve"> </w:t>
+      </w:r>
+      <w:r>
+        <w:rPr>
+          <w:rStyle w:val="DecValTok"/>
+          <w:rFonts w:ascii="Consolas" w:hAnsi="Consolas" w:eastAsia="微软雅黑" w:cs="Consolas"/>
+          <w:sz w:val="16"/>
+        </w:rPr>
+        <w:t xml:space="preserve">2</w:t>
+      </w:r>
+      <w:r>
+        <w:rPr>
+          <w:rStyle w:val="NormalTok"/>
+          <w:rFonts w:ascii="Consolas" w:hAnsi="Consolas" w:eastAsia="微软雅黑" w:cs="Consolas"/>
+          <w:sz w:val="16"/>
+        </w:rPr>
+        <w:t xml:space="preserve"> </w:t>
+      </w:r>
+      <w:r>
+        <w:rPr>
+          <w:rStyle w:val="OperatorTok"/>
+          <w:rFonts w:ascii="Consolas" w:hAnsi="Consolas" w:eastAsia="微软雅黑" w:cs="Consolas"/>
+          <w:sz w:val="16"/>
+        </w:rPr>
+        <w:t xml:space="preserve">*</w:t>
+      </w:r>
+      <w:r>
+        <w:rPr>
+          <w:rStyle w:val="NormalTok"/>
+          <w:rFonts w:ascii="Consolas" w:hAnsi="Consolas" w:eastAsia="微软雅黑" w:cs="Consolas"/>
+          <w:sz w:val="16"/>
+        </w:rPr>
+        <w:t xml:space="preserve"> asin</w:t>
+      </w:r>
+      <w:r>
+        <w:rPr>
+          <w:rStyle w:val="OperatorTok"/>
+          <w:rFonts w:ascii="Consolas" w:hAnsi="Consolas" w:eastAsia="微软雅黑" w:cs="Consolas"/>
+          <w:sz w:val="16"/>
+        </w:rPr>
+        <w:t xml:space="preserve">(</w:t>
+      </w:r>
+      <w:r>
+        <w:rPr>
+          <w:rStyle w:val="NormalTok"/>
+          <w:rFonts w:ascii="Consolas" w:hAnsi="Consolas" w:eastAsia="微软雅黑" w:cs="Consolas"/>
+          <w:sz w:val="16"/>
+        </w:rPr>
+        <w:t xml:space="preserve">sqrt</w:t>
+      </w:r>
+      <w:r>
+        <w:rPr>
+          <w:rStyle w:val="OperatorTok"/>
+          <w:rFonts w:ascii="Consolas" w:hAnsi="Consolas" w:eastAsia="微软雅黑" w:cs="Consolas"/>
+          <w:sz w:val="16"/>
+        </w:rPr>
+        <w:t xml:space="preserve">(</w:t>
+      </w:r>
+      <w:r>
+        <w:rPr>
+          <w:rStyle w:val="NormalTok"/>
+          <w:rFonts w:ascii="Consolas" w:hAnsi="Consolas" w:eastAsia="微软雅黑" w:cs="Consolas"/>
+          <w:sz w:val="16"/>
+        </w:rPr>
+        <w:t xml:space="preserve">h</w:t>
+      </w:r>
+      <w:r>
+        <w:rPr>
+          <w:rStyle w:val="OperatorTok"/>
+          <w:rFonts w:ascii="Consolas" w:hAnsi="Consolas" w:eastAsia="微软雅黑" w:cs="Consolas"/>
+          <w:sz w:val="16"/>
+        </w:rPr>
+        <w:t xml:space="preserve">)));</w:t>
+      </w:r>
+      <w:r>
+        <w:rPr>
+          <w:rStyle w:val="NormalTok"/>
+          <w:rFonts w:ascii="Consolas" w:hAnsi="Consolas" w:eastAsia="微软雅黑" w:cs="Consolas"/>
+          <w:sz w:val="16"/>
+        </w:rPr>
+        <w:t xml:space="preserve">         </w:t>
       </w:r>
       <w:r>
         <w:rPr>
@@ -51803,7 +53829,7 @@
           <w:rFonts w:ascii="Consolas" w:hAnsi="Consolas" w:eastAsia="微软雅黑" w:cs="Consolas"/>
           <w:sz w:val="16"/>
         </w:rPr>
-        <w:t xml:space="preserve">// 读词（无 &amp;）</w:t>
+        <w:t xml:space="preserve">// 圆心角 = 2*asin(sqrt(h))</w:t>
       </w:r>
       <w:r>
         <w:rPr>
@@ -51814,91 +53840,11 @@
       </w:r>
       <w:r>
         <w:rPr>
-          <w:rStyle w:val="NormalTok"/>
-          <w:rFonts w:ascii="Consolas" w:hAnsi="Consolas" w:eastAsia="微软雅黑" w:cs="Consolas"/>
-          <w:sz w:val="16"/>
-        </w:rPr>
-        <w:t xml:space="preserve">fgets</w:t>
-      </w:r>
-      <w:r>
-        <w:rPr>
-          <w:rStyle w:val="OperatorTok"/>
-          <w:rFonts w:ascii="Consolas" w:hAnsi="Consolas" w:eastAsia="微软雅黑" w:cs="Consolas"/>
-          <w:sz w:val="16"/>
-        </w:rPr>
-        <w:t xml:space="preserve">(</w:t>
-      </w:r>
-      <w:r>
-        <w:rPr>
-          <w:rStyle w:val="NormalTok"/>
-          <w:rFonts w:ascii="Consolas" w:hAnsi="Consolas" w:eastAsia="微软雅黑" w:cs="Consolas"/>
-          <w:sz w:val="16"/>
-        </w:rPr>
-        <w:t xml:space="preserve">buf</w:t>
-      </w:r>
-      <w:r>
-        <w:rPr>
-          <w:rStyle w:val="OperatorTok"/>
-          <w:rFonts w:ascii="Consolas" w:hAnsi="Consolas" w:eastAsia="微软雅黑" w:cs="Consolas"/>
-          <w:sz w:val="16"/>
-        </w:rPr>
-        <w:t xml:space="preserve">,</w:t>
-      </w:r>
-      <w:r>
-        <w:rPr>
-          <w:rStyle w:val="NormalTok"/>
-          <w:rFonts w:ascii="Consolas" w:hAnsi="Consolas" w:eastAsia="微软雅黑" w:cs="Consolas"/>
-          <w:sz w:val="16"/>
-        </w:rPr>
-        <w:t xml:space="preserve"> </w:t>
-      </w:r>
-      <w:r>
-        <w:rPr>
-          <w:rStyle w:val="DecValTok"/>
-          <w:rFonts w:ascii="Consolas" w:hAnsi="Consolas" w:eastAsia="微软雅黑" w:cs="Consolas"/>
-          <w:sz w:val="16"/>
-        </w:rPr>
-        <w:t xml:space="preserve">100</w:t>
-      </w:r>
-      <w:r>
-        <w:rPr>
-          <w:rStyle w:val="OperatorTok"/>
-          <w:rFonts w:ascii="Consolas" w:hAnsi="Consolas" w:eastAsia="微软雅黑" w:cs="Consolas"/>
-          <w:sz w:val="16"/>
-        </w:rPr>
-        <w:t xml:space="preserve">,</w:t>
-      </w:r>
-      <w:r>
-        <w:rPr>
-          <w:rStyle w:val="NormalTok"/>
-          <w:rFonts w:ascii="Consolas" w:hAnsi="Consolas" w:eastAsia="微软雅黑" w:cs="Consolas"/>
-          <w:sz w:val="16"/>
-        </w:rPr>
-        <w:t xml:space="preserve"> stdin</w:t>
-      </w:r>
-      <w:r>
-        <w:rPr>
-          <w:rStyle w:val="OperatorTok"/>
-          <w:rFonts w:ascii="Consolas" w:hAnsi="Consolas" w:eastAsia="微软雅黑" w:cs="Consolas"/>
-          <w:sz w:val="16"/>
-        </w:rPr>
-        <w:t xml:space="preserve">);</w:t>
-      </w:r>
-      <w:r>
-        <w:rPr>
-          <w:rStyle w:val="NormalTok"/>
-          <w:rFonts w:ascii="Consolas" w:hAnsi="Consolas" w:eastAsia="微软雅黑" w:cs="Consolas"/>
-          <w:sz w:val="16"/>
-        </w:rPr>
-        <w:t xml:space="preserve">    </w:t>
-      </w:r>
-      <w:r>
-        <w:rPr>
           <w:rStyle w:val="CommentTok"/>
           <w:rFonts w:ascii="Consolas" w:hAnsi="Consolas" w:eastAsia="微软雅黑" w:cs="Consolas"/>
           <w:sz w:val="16"/>
         </w:rPr>
-        <w:t xml:space="preserve">// 读整行（保留 '\n'）</w:t>
+        <w:t xml:space="preserve">// ⚠️ 输入是【角度】，sin/cos 吃【弧度】→ 不转就是 WA（实测 8775.07 vs 正确 5793.22，差 51.5%）</w:t>
       </w:r>
       <w:r>
         <w:rPr>
@@ -51909,51 +53855,11 @@
       </w:r>
       <w:r>
         <w:rPr>
-          <w:rStyle w:val="NormalTok"/>
-          <w:rFonts w:ascii="Consolas" w:hAnsi="Consolas" w:eastAsia="微软雅黑" w:cs="Consolas"/>
-          <w:sz w:val="16"/>
-        </w:rPr>
-        <w:t xml:space="preserve">strlen</w:t>
-      </w:r>
-      <w:r>
-        <w:rPr>
-          <w:rStyle w:val="OperatorTok"/>
-          <w:rFonts w:ascii="Consolas" w:hAnsi="Consolas" w:eastAsia="微软雅黑" w:cs="Consolas"/>
-          <w:sz w:val="16"/>
-        </w:rPr>
-        <w:t xml:space="preserve">(</w:t>
-      </w:r>
-      <w:r>
-        <w:rPr>
-          <w:rStyle w:val="NormalTok"/>
-          <w:rFonts w:ascii="Consolas" w:hAnsi="Consolas" w:eastAsia="微软雅黑" w:cs="Consolas"/>
-          <w:sz w:val="16"/>
-        </w:rPr>
-        <w:t xml:space="preserve">s</w:t>
-      </w:r>
-      <w:r>
-        <w:rPr>
-          <w:rStyle w:val="OperatorTok"/>
-          <w:rFonts w:ascii="Consolas" w:hAnsi="Consolas" w:eastAsia="微软雅黑" w:cs="Consolas"/>
-          <w:sz w:val="16"/>
-        </w:rPr>
-        <w:t xml:space="preserve">);</w:t>
-      </w:r>
-      <w:r>
-        <w:rPr>
-          <w:rStyle w:val="NormalTok"/>
-          <w:rFonts w:ascii="Consolas" w:hAnsi="Consolas" w:eastAsia="微软雅黑" w:cs="Consolas"/>
-          <w:sz w:val="16"/>
-        </w:rPr>
-        <w:t xml:space="preserve">                 </w:t>
-      </w:r>
-      <w:r>
-        <w:rPr>
           <w:rStyle w:val="CommentTok"/>
           <w:rFonts w:ascii="Consolas" w:hAnsi="Consolas" w:eastAsia="微软雅黑" w:cs="Consolas"/>
           <w:sz w:val="16"/>
         </w:rPr>
-        <w:t xml:space="preserve">// 长度（不含 '\0'）</w:t>
+        <w:t xml:space="preserve">// ⚠️ hav 别写 (1-cos x)/2：小角度灾难性相消，x&lt;=1e-8 时 h 直接变 0</w:t>
       </w:r>
       <w:r>
         <w:rPr>
@@ -51964,163 +53870,11 @@
       </w:r>
       <w:r>
         <w:rPr>
-          <w:rStyle w:val="NormalTok"/>
-          <w:rFonts w:ascii="Consolas" w:hAnsi="Consolas" w:eastAsia="微软雅黑" w:cs="Consolas"/>
-          <w:sz w:val="16"/>
-        </w:rPr>
-        <w:t xml:space="preserve">strcpy</w:t>
-      </w:r>
-      <w:r>
-        <w:rPr>
-          <w:rStyle w:val="OperatorTok"/>
-          <w:rFonts w:ascii="Consolas" w:hAnsi="Consolas" w:eastAsia="微软雅黑" w:cs="Consolas"/>
-          <w:sz w:val="16"/>
-        </w:rPr>
-        <w:t xml:space="preserve">(</w:t>
-      </w:r>
-      <w:r>
-        <w:rPr>
-          <w:rStyle w:val="NormalTok"/>
-          <w:rFonts w:ascii="Consolas" w:hAnsi="Consolas" w:eastAsia="微软雅黑" w:cs="Consolas"/>
-          <w:sz w:val="16"/>
-        </w:rPr>
-        <w:t xml:space="preserve">buf</w:t>
-      </w:r>
-      <w:r>
-        <w:rPr>
-          <w:rStyle w:val="OperatorTok"/>
-          <w:rFonts w:ascii="Consolas" w:hAnsi="Consolas" w:eastAsia="微软雅黑" w:cs="Consolas"/>
-          <w:sz w:val="16"/>
-        </w:rPr>
-        <w:t xml:space="preserve">,</w:t>
-      </w:r>
-      <w:r>
-        <w:rPr>
-          <w:rStyle w:val="NormalTok"/>
-          <w:rFonts w:ascii="Consolas" w:hAnsi="Consolas" w:eastAsia="微软雅黑" w:cs="Consolas"/>
-          <w:sz w:val="16"/>
-        </w:rPr>
-        <w:t xml:space="preserve"> s</w:t>
-      </w:r>
-      <w:r>
-        <w:rPr>
-          <w:rStyle w:val="OperatorTok"/>
-          <w:rFonts w:ascii="Consolas" w:hAnsi="Consolas" w:eastAsia="微软雅黑" w:cs="Consolas"/>
-          <w:sz w:val="16"/>
-        </w:rPr>
-        <w:t xml:space="preserve">);</w:t>
-      </w:r>
-      <w:r>
-        <w:rPr>
-          <w:rStyle w:val="NormalTok"/>
-          <w:rFonts w:ascii="Consolas" w:hAnsi="Consolas" w:eastAsia="微软雅黑" w:cs="Consolas"/>
-          <w:sz w:val="16"/>
-        </w:rPr>
-        <w:t xml:space="preserve">  strcat</w:t>
-      </w:r>
-      <w:r>
-        <w:rPr>
-          <w:rStyle w:val="OperatorTok"/>
-          <w:rFonts w:ascii="Consolas" w:hAnsi="Consolas" w:eastAsia="微软雅黑" w:cs="Consolas"/>
-          <w:sz w:val="16"/>
-        </w:rPr>
-        <w:t xml:space="preserve">(</w:t>
-      </w:r>
-      <w:r>
-        <w:rPr>
-          <w:rStyle w:val="NormalTok"/>
-          <w:rFonts w:ascii="Consolas" w:hAnsi="Consolas" w:eastAsia="微软雅黑" w:cs="Consolas"/>
-          <w:sz w:val="16"/>
-        </w:rPr>
-        <w:t xml:space="preserve">buf</w:t>
-      </w:r>
-      <w:r>
-        <w:rPr>
-          <w:rStyle w:val="OperatorTok"/>
-          <w:rFonts w:ascii="Consolas" w:hAnsi="Consolas" w:eastAsia="微软雅黑" w:cs="Consolas"/>
-          <w:sz w:val="16"/>
-        </w:rPr>
-        <w:t xml:space="preserve">,</w:t>
-      </w:r>
-      <w:r>
-        <w:rPr>
-          <w:rStyle w:val="NormalTok"/>
-          <w:rFonts w:ascii="Consolas" w:hAnsi="Consolas" w:eastAsia="微软雅黑" w:cs="Consolas"/>
-          <w:sz w:val="16"/>
-        </w:rPr>
-        <w:t xml:space="preserve"> s</w:t>
-      </w:r>
-      <w:r>
-        <w:rPr>
-          <w:rStyle w:val="OperatorTok"/>
-          <w:rFonts w:ascii="Consolas" w:hAnsi="Consolas" w:eastAsia="微软雅黑" w:cs="Consolas"/>
-          <w:sz w:val="16"/>
-        </w:rPr>
-        <w:t xml:space="preserve">);</w:t>
-      </w:r>
-      <w:r>
-        <w:rPr>
-          <w:rStyle w:val="NormalTok"/>
-          <w:rFonts w:ascii="Consolas" w:hAnsi="Consolas" w:eastAsia="微软雅黑" w:cs="Consolas"/>
-          <w:sz w:val="16"/>
-        </w:rPr>
-        <w:t xml:space="preserve">  strcmp</w:t>
-      </w:r>
-      <w:r>
-        <w:rPr>
-          <w:rStyle w:val="OperatorTok"/>
-          <w:rFonts w:ascii="Consolas" w:hAnsi="Consolas" w:eastAsia="微软雅黑" w:cs="Consolas"/>
-          <w:sz w:val="16"/>
-        </w:rPr>
-        <w:t xml:space="preserve">(</w:t>
-      </w:r>
-      <w:r>
-        <w:rPr>
-          <w:rStyle w:val="NormalTok"/>
-          <w:rFonts w:ascii="Consolas" w:hAnsi="Consolas" w:eastAsia="微软雅黑" w:cs="Consolas"/>
-          <w:sz w:val="16"/>
-        </w:rPr>
-        <w:t xml:space="preserve">a</w:t>
-      </w:r>
-      <w:r>
-        <w:rPr>
-          <w:rStyle w:val="OperatorTok"/>
-          <w:rFonts w:ascii="Consolas" w:hAnsi="Consolas" w:eastAsia="微软雅黑" w:cs="Consolas"/>
-          <w:sz w:val="16"/>
-        </w:rPr>
-        <w:t xml:space="preserve">,</w:t>
-      </w:r>
-      <w:r>
-        <w:rPr>
-          <w:rStyle w:val="NormalTok"/>
-          <w:rFonts w:ascii="Consolas" w:hAnsi="Consolas" w:eastAsia="微软雅黑" w:cs="Consolas"/>
-          <w:sz w:val="16"/>
-        </w:rPr>
-        <w:t xml:space="preserve"> b</w:t>
-      </w:r>
-      <w:r>
-        <w:rPr>
-          <w:rStyle w:val="OperatorTok"/>
-          <w:rFonts w:ascii="Consolas" w:hAnsi="Consolas" w:eastAsia="微软雅黑" w:cs="Consolas"/>
-          <w:sz w:val="16"/>
-        </w:rPr>
-        <w:t xml:space="preserve">);</w:t>
-      </w:r>
-      <w:r>
-        <w:rPr>
-          <w:rStyle w:val="NormalTok"/>
-          <w:rFonts w:ascii="Consolas" w:hAnsi="Consolas" w:eastAsia="微软雅黑" w:cs="Consolas"/>
-          <w:sz w:val="16"/>
-        </w:rPr>
-        <w:t xml:space="preserve">   </w:t>
-      </w:r>
-      <w:r>
-        <w:rPr>
           <w:rStyle w:val="CommentTok"/>
           <w:rFonts w:ascii="Consolas" w:hAnsi="Consolas" w:eastAsia="微软雅黑" w:cs="Consolas"/>
           <w:sz w:val="16"/>
         </w:rPr>
-        <w:t xml:space="preserve">// 复制/拼接/比较(&lt;0,0,&gt;0)</w:t>
+        <w:t xml:space="preserve">// ⚠️ 反解别写 acos(1-2h)：第二次相消，h 小时 1-2h 舍入成 1 → acos(1)=0</w:t>
       </w:r>
       <w:r>
         <w:rPr>
@@ -52135,7 +53889,7 @@
           <w:rFonts w:ascii="Consolas" w:hAnsi="Consolas" w:eastAsia="微软雅黑" w:cs="Consolas"/>
           <w:sz w:val="16"/>
         </w:rPr>
-        <w:t xml:space="preserve">// 比较内容用 strcmp==0，绝不 ==（那是比地址）</w:t>
+        <w:t xml:space="preserve">//    实测 theta=1e-8 时三种旧写法全输出 0，只有 sin^2/2 + 2asin(sqrt) 正确</w:t>
       </w:r>
       <w:r>
         <w:rPr>
@@ -52150,361 +53904,26 @@
           <w:rFonts w:ascii="Consolas" w:hAnsi="Consolas" w:eastAsia="微软雅黑" w:cs="Consolas"/>
           <w:sz w:val="16"/>
         </w:rPr>
-        <w:t xml:space="preserve">// '\0'：列表初始化剩余自动补 0（char s[5]={'h','i'} 安全）；</w:t>
-      </w:r>
-      <w:r>
-        <w:rPr>
-          <w:rFonts w:ascii="Consolas" w:hAnsi="Consolas" w:eastAsia="微软雅黑" w:cs="Consolas"/>
-          <w:sz w:val="16"/>
-        </w:rPr>
-        <w:br/>
-      </w:r>
-      <w:r>
-        <w:rPr>
-          <w:rStyle w:val="CommentTok"/>
-          <w:rFonts w:ascii="Consolas" w:hAnsi="Consolas" w:eastAsia="微软雅黑" w:cs="Consolas"/>
-          <w:sz w:val="16"/>
-        </w:rPr>
-        <w:t xml:space="preserve">//       危险的是 char d[]={'h','i'}（无 '\0'）和运行时赋值</w:t>
-      </w:r>
-      <w:r>
-        <w:rPr>
-          <w:rFonts w:ascii="Consolas" w:hAnsi="Consolas" w:eastAsia="微软雅黑" w:cs="Consolas"/>
-          <w:sz w:val="16"/>
-        </w:rPr>
-        <w:br/>
-      </w:r>
-      <w:r>
-        <w:rPr>
-          <w:rFonts w:ascii="Consolas" w:hAnsi="Consolas" w:eastAsia="微软雅黑" w:cs="Consolas"/>
-          <w:sz w:val="16"/>
-        </w:rPr>
-        <w:br/>
-      </w:r>
-      <w:r>
-        <w:rPr>
-          <w:rStyle w:val="CommentTok"/>
-          <w:rFonts w:ascii="Consolas" w:hAnsi="Consolas" w:eastAsia="微软雅黑" w:cs="Consolas"/>
-          <w:sz w:val="16"/>
-        </w:rPr>
-        <w:t xml:space="preserve">// 字符分类/转换（&lt;cctype&gt;）：参数必须 (unsigned char) 或 EOF，直接传 char 可能是负数 → UB</w:t>
-      </w:r>
-      <w:r>
-        <w:rPr>
-          <w:rFonts w:ascii="Consolas" w:hAnsi="Consolas" w:eastAsia="微软雅黑" w:cs="Consolas"/>
-          <w:sz w:val="16"/>
-        </w:rPr>
-        <w:br/>
-      </w:r>
-      <w:r>
-        <w:rPr>
-          <w:rStyle w:val="NormalTok"/>
-          <w:rFonts w:ascii="Consolas" w:hAnsi="Consolas" w:eastAsia="微软雅黑" w:cs="Consolas"/>
-          <w:sz w:val="16"/>
-        </w:rPr>
-        <w:t xml:space="preserve">isdigit</w:t>
-      </w:r>
-      <w:r>
-        <w:rPr>
-          <w:rStyle w:val="OperatorTok"/>
-          <w:rFonts w:ascii="Consolas" w:hAnsi="Consolas" w:eastAsia="微软雅黑" w:cs="Consolas"/>
-          <w:sz w:val="16"/>
-        </w:rPr>
-        <w:t xml:space="preserve">(</w:t>
-      </w:r>
-      <w:r>
-        <w:rPr>
-          <w:rStyle w:val="NormalTok"/>
-          <w:rFonts w:ascii="Consolas" w:hAnsi="Consolas" w:eastAsia="微软雅黑" w:cs="Consolas"/>
-          <w:sz w:val="16"/>
-        </w:rPr>
-        <w:t xml:space="preserve">c</w:t>
-      </w:r>
-      <w:r>
-        <w:rPr>
-          <w:rStyle w:val="OperatorTok"/>
-          <w:rFonts w:ascii="Consolas" w:hAnsi="Consolas" w:eastAsia="微软雅黑" w:cs="Consolas"/>
-          <w:sz w:val="16"/>
-        </w:rPr>
-        <w:t xml:space="preserve">);</w:t>
-      </w:r>
-      <w:r>
-        <w:rPr>
-          <w:rStyle w:val="NormalTok"/>
-          <w:rFonts w:ascii="Consolas" w:hAnsi="Consolas" w:eastAsia="微软雅黑" w:cs="Consolas"/>
-          <w:sz w:val="16"/>
-        </w:rPr>
-        <w:t xml:space="preserve"> isalpha</w:t>
-      </w:r>
-      <w:r>
-        <w:rPr>
-          <w:rStyle w:val="OperatorTok"/>
-          <w:rFonts w:ascii="Consolas" w:hAnsi="Consolas" w:eastAsia="微软雅黑" w:cs="Consolas"/>
-          <w:sz w:val="16"/>
-        </w:rPr>
-        <w:t xml:space="preserve">(</w:t>
-      </w:r>
-      <w:r>
-        <w:rPr>
-          <w:rStyle w:val="NormalTok"/>
-          <w:rFonts w:ascii="Consolas" w:hAnsi="Consolas" w:eastAsia="微软雅黑" w:cs="Consolas"/>
-          <w:sz w:val="16"/>
-        </w:rPr>
-        <w:t xml:space="preserve">c</w:t>
-      </w:r>
-      <w:r>
-        <w:rPr>
-          <w:rStyle w:val="OperatorTok"/>
-          <w:rFonts w:ascii="Consolas" w:hAnsi="Consolas" w:eastAsia="微软雅黑" w:cs="Consolas"/>
-          <w:sz w:val="16"/>
-        </w:rPr>
-        <w:t xml:space="preserve">);</w:t>
-      </w:r>
-      <w:r>
-        <w:rPr>
-          <w:rStyle w:val="NormalTok"/>
-          <w:rFonts w:ascii="Consolas" w:hAnsi="Consolas" w:eastAsia="微软雅黑" w:cs="Consolas"/>
-          <w:sz w:val="16"/>
-        </w:rPr>
-        <w:t xml:space="preserve"> isalnum</w:t>
-      </w:r>
-      <w:r>
-        <w:rPr>
-          <w:rStyle w:val="OperatorTok"/>
-          <w:rFonts w:ascii="Consolas" w:hAnsi="Consolas" w:eastAsia="微软雅黑" w:cs="Consolas"/>
-          <w:sz w:val="16"/>
-        </w:rPr>
-        <w:t xml:space="preserve">(</w:t>
-      </w:r>
-      <w:r>
-        <w:rPr>
-          <w:rStyle w:val="NormalTok"/>
-          <w:rFonts w:ascii="Consolas" w:hAnsi="Consolas" w:eastAsia="微软雅黑" w:cs="Consolas"/>
-          <w:sz w:val="16"/>
-        </w:rPr>
-        <w:t xml:space="preserve">c</w:t>
-      </w:r>
-      <w:r>
-        <w:rPr>
-          <w:rStyle w:val="OperatorTok"/>
-          <w:rFonts w:ascii="Consolas" w:hAnsi="Consolas" w:eastAsia="微软雅黑" w:cs="Consolas"/>
-          <w:sz w:val="16"/>
-        </w:rPr>
-        <w:t xml:space="preserve">);</w:t>
-      </w:r>
-      <w:r>
-        <w:rPr>
-          <w:rStyle w:val="NormalTok"/>
-          <w:rFonts w:ascii="Consolas" w:hAnsi="Consolas" w:eastAsia="微软雅黑" w:cs="Consolas"/>
-          <w:sz w:val="16"/>
-        </w:rPr>
-        <w:t xml:space="preserve"> isspace</w:t>
-      </w:r>
-      <w:r>
-        <w:rPr>
-          <w:rStyle w:val="OperatorTok"/>
-          <w:rFonts w:ascii="Consolas" w:hAnsi="Consolas" w:eastAsia="微软雅黑" w:cs="Consolas"/>
-          <w:sz w:val="16"/>
-        </w:rPr>
-        <w:t xml:space="preserve">(</w:t>
-      </w:r>
-      <w:r>
-        <w:rPr>
-          <w:rStyle w:val="NormalTok"/>
-          <w:rFonts w:ascii="Consolas" w:hAnsi="Consolas" w:eastAsia="微软雅黑" w:cs="Consolas"/>
-          <w:sz w:val="16"/>
-        </w:rPr>
-        <w:t xml:space="preserve">c</w:t>
-      </w:r>
-      <w:r>
-        <w:rPr>
-          <w:rStyle w:val="OperatorTok"/>
-          <w:rFonts w:ascii="Consolas" w:hAnsi="Consolas" w:eastAsia="微软雅黑" w:cs="Consolas"/>
-          <w:sz w:val="16"/>
-        </w:rPr>
-        <w:t xml:space="preserve">);</w:t>
-      </w:r>
-      <w:r>
-        <w:rPr>
-          <w:rStyle w:val="NormalTok"/>
-          <w:rFonts w:ascii="Consolas" w:hAnsi="Consolas" w:eastAsia="微软雅黑" w:cs="Consolas"/>
-          <w:sz w:val="16"/>
-        </w:rPr>
-        <w:t xml:space="preserve"> isxdigit</w:t>
-      </w:r>
-      <w:r>
-        <w:rPr>
-          <w:rStyle w:val="OperatorTok"/>
-          <w:rFonts w:ascii="Consolas" w:hAnsi="Consolas" w:eastAsia="微软雅黑" w:cs="Consolas"/>
-          <w:sz w:val="16"/>
-        </w:rPr>
-        <w:t xml:space="preserve">(</w:t>
-      </w:r>
-      <w:r>
-        <w:rPr>
-          <w:rStyle w:val="NormalTok"/>
-          <w:rFonts w:ascii="Consolas" w:hAnsi="Consolas" w:eastAsia="微软雅黑" w:cs="Consolas"/>
-          <w:sz w:val="16"/>
-        </w:rPr>
-        <w:t xml:space="preserve">c</w:t>
-      </w:r>
-      <w:r>
-        <w:rPr>
-          <w:rStyle w:val="OperatorTok"/>
-          <w:rFonts w:ascii="Consolas" w:hAnsi="Consolas" w:eastAsia="微软雅黑" w:cs="Consolas"/>
-          <w:sz w:val="16"/>
-        </w:rPr>
-        <w:t xml:space="preserve">);</w:t>
-      </w:r>
-      <w:r>
-        <w:rPr>
-          <w:rStyle w:val="NormalTok"/>
-          <w:rFonts w:ascii="Consolas" w:hAnsi="Consolas" w:eastAsia="微软雅黑" w:cs="Consolas"/>
-          <w:sz w:val="16"/>
-        </w:rPr>
-        <w:t xml:space="preserve">   </w:t>
-      </w:r>
-      <w:r>
-        <w:rPr>
-          <w:rStyle w:val="CommentTok"/>
-          <w:rFonts w:ascii="Consolas" w:hAnsi="Consolas" w:eastAsia="微软雅黑" w:cs="Consolas"/>
-          <w:sz w:val="16"/>
-        </w:rPr>
-        <w:t xml:space="preserve">// 判断：数字/字母/字母数字/空白/十六进制</w:t>
-      </w:r>
-      <w:r>
-        <w:rPr>
-          <w:rFonts w:ascii="Consolas" w:hAnsi="Consolas" w:eastAsia="微软雅黑" w:cs="Consolas"/>
-          <w:sz w:val="16"/>
-        </w:rPr>
-        <w:br/>
-      </w:r>
-      <w:r>
-        <w:rPr>
-          <w:rStyle w:val="NormalTok"/>
-          <w:rFonts w:ascii="Consolas" w:hAnsi="Consolas" w:eastAsia="微软雅黑" w:cs="Consolas"/>
-          <w:sz w:val="16"/>
-        </w:rPr>
-        <w:t xml:space="preserve">tolower</w:t>
-      </w:r>
-      <w:r>
-        <w:rPr>
-          <w:rStyle w:val="OperatorTok"/>
-          <w:rFonts w:ascii="Consolas" w:hAnsi="Consolas" w:eastAsia="微软雅黑" w:cs="Consolas"/>
-          <w:sz w:val="16"/>
-        </w:rPr>
-        <w:t xml:space="preserve">(</w:t>
-      </w:r>
-      <w:r>
-        <w:rPr>
-          <w:rStyle w:val="NormalTok"/>
-          <w:rFonts w:ascii="Consolas" w:hAnsi="Consolas" w:eastAsia="微软雅黑" w:cs="Consolas"/>
-          <w:sz w:val="16"/>
-        </w:rPr>
-        <w:t xml:space="preserve">c</w:t>
-      </w:r>
-      <w:r>
-        <w:rPr>
-          <w:rStyle w:val="OperatorTok"/>
-          <w:rFonts w:ascii="Consolas" w:hAnsi="Consolas" w:eastAsia="微软雅黑" w:cs="Consolas"/>
-          <w:sz w:val="16"/>
-        </w:rPr>
-        <w:t xml:space="preserve">);</w:t>
-      </w:r>
-      <w:r>
-        <w:rPr>
-          <w:rStyle w:val="NormalTok"/>
-          <w:rFonts w:ascii="Consolas" w:hAnsi="Consolas" w:eastAsia="微软雅黑" w:cs="Consolas"/>
-          <w:sz w:val="16"/>
-        </w:rPr>
-        <w:t xml:space="preserve"> toupper</w:t>
-      </w:r>
-      <w:r>
-        <w:rPr>
-          <w:rStyle w:val="OperatorTok"/>
-          <w:rFonts w:ascii="Consolas" w:hAnsi="Consolas" w:eastAsia="微软雅黑" w:cs="Consolas"/>
-          <w:sz w:val="16"/>
-        </w:rPr>
-        <w:t xml:space="preserve">(</w:t>
-      </w:r>
-      <w:r>
-        <w:rPr>
-          <w:rStyle w:val="NormalTok"/>
-          <w:rFonts w:ascii="Consolas" w:hAnsi="Consolas" w:eastAsia="微软雅黑" w:cs="Consolas"/>
-          <w:sz w:val="16"/>
-        </w:rPr>
-        <w:t xml:space="preserve">c</w:t>
-      </w:r>
-      <w:r>
-        <w:rPr>
-          <w:rStyle w:val="OperatorTok"/>
-          <w:rFonts w:ascii="Consolas" w:hAnsi="Consolas" w:eastAsia="微软雅黑" w:cs="Consolas"/>
-          <w:sz w:val="16"/>
-        </w:rPr>
-        <w:t xml:space="preserve">);</w:t>
-      </w:r>
-      <w:r>
-        <w:rPr>
-          <w:rStyle w:val="NormalTok"/>
-          <w:rFonts w:ascii="Consolas" w:hAnsi="Consolas" w:eastAsia="微软雅黑" w:cs="Consolas"/>
-          <w:sz w:val="16"/>
-        </w:rPr>
-        <w:t xml:space="preserve">                                        </w:t>
-      </w:r>
-      <w:r>
-        <w:rPr>
-          <w:rStyle w:val="CommentTok"/>
-          <w:rFonts w:ascii="Consolas" w:hAnsi="Consolas" w:eastAsia="微软雅黑" w:cs="Consolas"/>
-          <w:sz w:val="16"/>
-        </w:rPr>
-        <w:t xml:space="preserve">// 转换（非字母原样返回）</w:t>
-      </w:r>
-      <w:r>
-        <w:rPr>
-          <w:rFonts w:ascii="Consolas" w:hAnsi="Consolas" w:eastAsia="微软雅黑" w:cs="Consolas"/>
-          <w:sz w:val="16"/>
-        </w:rPr>
-        <w:br/>
-      </w:r>
-      <w:r>
-        <w:rPr>
-          <w:rStyle w:val="CommentTok"/>
-          <w:rFonts w:ascii="Consolas" w:hAnsi="Consolas" w:eastAsia="微软雅黑" w:cs="Consolas"/>
-          <w:sz w:val="16"/>
-        </w:rPr>
-        <w:t xml:space="preserve">// ⚠️ 返回值"非 0 即真"，别写 ==1；只判单字符：'X'、'-'、'.' 都不是数字</w:t>
-      </w:r>
-      <w:r>
-        <w:rPr>
-          <w:rFonts w:ascii="Consolas" w:hAnsi="Consolas" w:eastAsia="微软雅黑" w:cs="Consolas"/>
-          <w:sz w:val="16"/>
-        </w:rPr>
-        <w:br/>
-      </w:r>
-      <w:r>
-        <w:rPr>
-          <w:rStyle w:val="CommentTok"/>
-          <w:rFonts w:ascii="Consolas" w:hAnsi="Consolas" w:eastAsia="微软雅黑" w:cs="Consolas"/>
-          <w:sz w:val="16"/>
-        </w:rPr>
-        <w:t xml:space="preserve">// 等价且更快：'0' &lt;= c &amp;&amp; c &lt;= '9'（快读里通常这么写）；确认是数字后才能 c - '0'</w:t>
+        <w:t xml:space="preserve">// ⚠️ 自测三连：同点→0；对径点(0,0)-(0,180)→20015.0868=pi*R；南北极→20015.0868</w:t>
       </w:r>
     </w:p>
-    <w:bookmarkStart w:id="61" w:name="X40e4d18667dbba033c6fda670b13cb1747139a8"/>
+    <w:bookmarkEnd w:id="60"/>
+    <w:bookmarkEnd w:id="61"/>
+    <w:bookmarkStart w:id="63" w:name="Xe5020978aa634a751f70def43e2bd4bdbedc456"/>
     <w:p>
       <w:pPr>
-        <w:pStyle w:val="Heading3"/>
+        <w:pStyle w:val="Heading2"/>
         <w:keepNext/>
-        <w:spacing w:before="120" w:after="60"/>
+        <w:spacing w:before="200" w:after="80"/>
       </w:pPr>
       <w:r>
         <w:rPr>
           <w:rFonts w:ascii="Microsoft YaHei" w:hAnsi="Microsoft YaHei" w:eastAsia="微软雅黑" w:cs="Microsoft YaHei"/>
           <w:b/>
-          <w:color w:val="2E74B5"/>
-          <w:sz w:val="22"/>
-        </w:rPr>
-        <w:t xml:space="preserve">7.1 fgets 读行 / sscanf 解析 / snprintf 拼装（字符串三件套）</w:t>
+          <w:color w:val="1E4F79"/>
+          <w:sz w:val="26"/>
+        </w:rPr>
+        <w:t xml:space="preserve">7. C 字符串（char 数组）</w:t>
       </w:r>
     </w:p>
     <w:p>
@@ -52528,6 +53947,54 @@
           <w:rFonts w:ascii="Consolas" w:hAnsi="Consolas" w:eastAsia="微软雅黑" w:cs="Consolas"/>
           <w:sz w:val="16"/>
         </w:rPr>
+        <w:t xml:space="preserve"> s</w:t>
+      </w:r>
+      <w:r>
+        <w:rPr>
+          <w:rStyle w:val="OperatorTok"/>
+          <w:rFonts w:ascii="Consolas" w:hAnsi="Consolas" w:eastAsia="微软雅黑" w:cs="Consolas"/>
+          <w:sz w:val="16"/>
+        </w:rPr>
+        <w:t xml:space="preserve">[</w:t>
+      </w:r>
+      <w:r>
+        <w:rPr>
+          <w:rStyle w:val="DecValTok"/>
+          <w:rFonts w:ascii="Consolas" w:hAnsi="Consolas" w:eastAsia="微软雅黑" w:cs="Consolas"/>
+          <w:sz w:val="16"/>
+        </w:rPr>
+        <w:t xml:space="preserve">100</w:t>
+      </w:r>
+      <w:r>
+        <w:rPr>
+          <w:rStyle w:val="OperatorTok"/>
+          <w:rFonts w:ascii="Consolas" w:hAnsi="Consolas" w:eastAsia="微软雅黑" w:cs="Consolas"/>
+          <w:sz w:val="16"/>
+        </w:rPr>
+        <w:t xml:space="preserve">];</w:t>
+      </w:r>
+      <w:r>
+        <w:rPr>
+          <w:rStyle w:val="NormalTok"/>
+          <w:rFonts w:ascii="Consolas" w:hAnsi="Consolas" w:eastAsia="微软雅黑" w:cs="Consolas"/>
+          <w:sz w:val="16"/>
+        </w:rPr>
+        <w:t xml:space="preserve"> </w:t>
+      </w:r>
+      <w:r>
+        <w:rPr>
+          <w:rStyle w:val="DataTypeTok"/>
+          <w:rFonts w:ascii="Consolas" w:hAnsi="Consolas" w:eastAsia="微软雅黑" w:cs="Consolas"/>
+          <w:sz w:val="16"/>
+        </w:rPr>
+        <w:t xml:space="preserve">char</w:t>
+      </w:r>
+      <w:r>
+        <w:rPr>
+          <w:rStyle w:val="NormalTok"/>
+          <w:rFonts w:ascii="Consolas" w:hAnsi="Consolas" w:eastAsia="微软雅黑" w:cs="Consolas"/>
+          <w:sz w:val="16"/>
+        </w:rPr>
         <w:t xml:space="preserve"> buf</w:t>
       </w:r>
       <w:r>
@@ -52544,7 +54011,7 @@
           <w:rFonts w:ascii="Consolas" w:hAnsi="Consolas" w:eastAsia="微软雅黑" w:cs="Consolas"/>
           <w:sz w:val="16"/>
         </w:rPr>
-        <w:t xml:space="preserve">256</w:t>
+        <w:t xml:space="preserve">100</w:t>
       </w:r>
       <w:r>
         <w:rPr>
@@ -52567,6 +54034,93 @@
           <w:rFonts w:ascii="Consolas" w:hAnsi="Consolas" w:eastAsia="微软雅黑" w:cs="Consolas"/>
           <w:sz w:val="16"/>
         </w:rPr>
+        <w:t xml:space="preserve">scanf</w:t>
+      </w:r>
+      <w:r>
+        <w:rPr>
+          <w:rStyle w:val="OperatorTok"/>
+          <w:rFonts w:ascii="Consolas" w:hAnsi="Consolas" w:eastAsia="微软雅黑" w:cs="Consolas"/>
+          <w:sz w:val="16"/>
+        </w:rPr>
+        <w:t xml:space="preserve">(</w:t>
+      </w:r>
+      <w:r>
+        <w:rPr>
+          <w:rStyle w:val="StringTok"/>
+          <w:rFonts w:ascii="Consolas" w:hAnsi="Consolas" w:eastAsia="微软雅黑" w:cs="Consolas"/>
+          <w:sz w:val="16"/>
+        </w:rPr>
+        <w:t xml:space="preserve">"</w:t>
+      </w:r>
+      <w:r>
+        <w:rPr>
+          <w:rStyle w:val="SpecialCharTok"/>
+          <w:rFonts w:ascii="Consolas" w:hAnsi="Consolas" w:eastAsia="微软雅黑" w:cs="Consolas"/>
+          <w:sz w:val="16"/>
+        </w:rPr>
+        <w:t xml:space="preserve">%s</w:t>
+      </w:r>
+      <w:r>
+        <w:rPr>
+          <w:rStyle w:val="StringTok"/>
+          <w:rFonts w:ascii="Consolas" w:hAnsi="Consolas" w:eastAsia="微软雅黑" w:cs="Consolas"/>
+          <w:sz w:val="16"/>
+        </w:rPr>
+        <w:t xml:space="preserve">"</w:t>
+      </w:r>
+      <w:r>
+        <w:rPr>
+          <w:rStyle w:val="OperatorTok"/>
+          <w:rFonts w:ascii="Consolas" w:hAnsi="Consolas" w:eastAsia="微软雅黑" w:cs="Consolas"/>
+          <w:sz w:val="16"/>
+        </w:rPr>
+        <w:t xml:space="preserve">,</w:t>
+      </w:r>
+      <w:r>
+        <w:rPr>
+          <w:rStyle w:val="NormalTok"/>
+          <w:rFonts w:ascii="Consolas" w:hAnsi="Consolas" w:eastAsia="微软雅黑" w:cs="Consolas"/>
+          <w:sz w:val="16"/>
+        </w:rPr>
+        <w:t xml:space="preserve"> s</w:t>
+      </w:r>
+      <w:r>
+        <w:rPr>
+          <w:rStyle w:val="OperatorTok"/>
+          <w:rFonts w:ascii="Consolas" w:hAnsi="Consolas" w:eastAsia="微软雅黑" w:cs="Consolas"/>
+          <w:sz w:val="16"/>
+        </w:rPr>
+        <w:t xml:space="preserve">);</w:t>
+      </w:r>
+      <w:r>
+        <w:rPr>
+          <w:rStyle w:val="NormalTok"/>
+          <w:rFonts w:ascii="Consolas" w:hAnsi="Consolas" w:eastAsia="微软雅黑" w:cs="Consolas"/>
+          <w:sz w:val="16"/>
+        </w:rPr>
+        <w:t xml:space="preserve">            </w:t>
+      </w:r>
+      <w:r>
+        <w:rPr>
+          <w:rStyle w:val="CommentTok"/>
+          <w:rFonts w:ascii="Consolas" w:hAnsi="Consolas" w:eastAsia="微软雅黑" w:cs="Consolas"/>
+          <w:sz w:val="16"/>
+        </w:rPr>
+        <w:t xml:space="preserve">// 读词（无 &amp;）</w:t>
+      </w:r>
+      <w:r>
+        <w:rPr>
+          <w:rFonts w:ascii="Consolas" w:hAnsi="Consolas" w:eastAsia="微软雅黑" w:cs="Consolas"/>
+          <w:sz w:val="16"/>
+        </w:rPr>
+        <w:br/>
+      </w:r>
+      <w:r>
+        <w:rPr>
+          <w:rStyle w:val="NormalTok"/>
+          <w:rFonts w:ascii="Consolas" w:hAnsi="Consolas" w:eastAsia="微软雅黑" w:cs="Consolas"/>
+          <w:sz w:val="16"/>
+        </w:rPr>
         <w:t xml:space="preserve">fgets</w:t>
       </w:r>
       <w:r>
@@ -52603,11 +54157,66 @@
       </w:r>
       <w:r>
         <w:rPr>
-          <w:rStyle w:val="KeywordTok"/>
-          <w:rFonts w:ascii="Consolas" w:hAnsi="Consolas" w:eastAsia="微软雅黑" w:cs="Consolas"/>
-          <w:sz w:val="16"/>
-        </w:rPr>
-        <w:t xml:space="preserve">sizeof</w:t>
+          <w:rStyle w:val="DecValTok"/>
+          <w:rFonts w:ascii="Consolas" w:hAnsi="Consolas" w:eastAsia="微软雅黑" w:cs="Consolas"/>
+          <w:sz w:val="16"/>
+        </w:rPr>
+        <w:t xml:space="preserve">100</w:t>
+      </w:r>
+      <w:r>
+        <w:rPr>
+          <w:rStyle w:val="OperatorTok"/>
+          <w:rFonts w:ascii="Consolas" w:hAnsi="Consolas" w:eastAsia="微软雅黑" w:cs="Consolas"/>
+          <w:sz w:val="16"/>
+        </w:rPr>
+        <w:t xml:space="preserve">,</w:t>
+      </w:r>
+      <w:r>
+        <w:rPr>
+          <w:rStyle w:val="NormalTok"/>
+          <w:rFonts w:ascii="Consolas" w:hAnsi="Consolas" w:eastAsia="微软雅黑" w:cs="Consolas"/>
+          <w:sz w:val="16"/>
+        </w:rPr>
+        <w:t xml:space="preserve"> stdin</w:t>
+      </w:r>
+      <w:r>
+        <w:rPr>
+          <w:rStyle w:val="OperatorTok"/>
+          <w:rFonts w:ascii="Consolas" w:hAnsi="Consolas" w:eastAsia="微软雅黑" w:cs="Consolas"/>
+          <w:sz w:val="16"/>
+        </w:rPr>
+        <w:t xml:space="preserve">);</w:t>
+      </w:r>
+      <w:r>
+        <w:rPr>
+          <w:rStyle w:val="NormalTok"/>
+          <w:rFonts w:ascii="Consolas" w:hAnsi="Consolas" w:eastAsia="微软雅黑" w:cs="Consolas"/>
+          <w:sz w:val="16"/>
+        </w:rPr>
+        <w:t xml:space="preserve">    </w:t>
+      </w:r>
+      <w:r>
+        <w:rPr>
+          <w:rStyle w:val="CommentTok"/>
+          <w:rFonts w:ascii="Consolas" w:hAnsi="Consolas" w:eastAsia="微软雅黑" w:cs="Consolas"/>
+          <w:sz w:val="16"/>
+        </w:rPr>
+        <w:t xml:space="preserve">// 读整行（保留 '\n'）</w:t>
+      </w:r>
+      <w:r>
+        <w:rPr>
+          <w:rFonts w:ascii="Consolas" w:hAnsi="Consolas" w:eastAsia="微软雅黑" w:cs="Consolas"/>
+          <w:sz w:val="16"/>
+        </w:rPr>
+        <w:br/>
+      </w:r>
+      <w:r>
+        <w:rPr>
+          <w:rStyle w:val="NormalTok"/>
+          <w:rFonts w:ascii="Consolas" w:hAnsi="Consolas" w:eastAsia="微软雅黑" w:cs="Consolas"/>
+          <w:sz w:val="16"/>
+        </w:rPr>
+        <w:t xml:space="preserve">strlen</w:t>
       </w:r>
       <w:r>
         <w:rPr>
@@ -52623,6 +54232,61 @@
           <w:rFonts w:ascii="Consolas" w:hAnsi="Consolas" w:eastAsia="微软雅黑" w:cs="Consolas"/>
           <w:sz w:val="16"/>
         </w:rPr>
+        <w:t xml:space="preserve">s</w:t>
+      </w:r>
+      <w:r>
+        <w:rPr>
+          <w:rStyle w:val="OperatorTok"/>
+          <w:rFonts w:ascii="Consolas" w:hAnsi="Consolas" w:eastAsia="微软雅黑" w:cs="Consolas"/>
+          <w:sz w:val="16"/>
+        </w:rPr>
+        <w:t xml:space="preserve">);</w:t>
+      </w:r>
+      <w:r>
+        <w:rPr>
+          <w:rStyle w:val="NormalTok"/>
+          <w:rFonts w:ascii="Consolas" w:hAnsi="Consolas" w:eastAsia="微软雅黑" w:cs="Consolas"/>
+          <w:sz w:val="16"/>
+        </w:rPr>
+        <w:t xml:space="preserve">                 </w:t>
+      </w:r>
+      <w:r>
+        <w:rPr>
+          <w:rStyle w:val="CommentTok"/>
+          <w:rFonts w:ascii="Consolas" w:hAnsi="Consolas" w:eastAsia="微软雅黑" w:cs="Consolas"/>
+          <w:sz w:val="16"/>
+        </w:rPr>
+        <w:t xml:space="preserve">// 长度（不含 '\0'）</w:t>
+      </w:r>
+      <w:r>
+        <w:rPr>
+          <w:rFonts w:ascii="Consolas" w:hAnsi="Consolas" w:eastAsia="微软雅黑" w:cs="Consolas"/>
+          <w:sz w:val="16"/>
+        </w:rPr>
+        <w:br/>
+      </w:r>
+      <w:r>
+        <w:rPr>
+          <w:rStyle w:val="NormalTok"/>
+          <w:rFonts w:ascii="Consolas" w:hAnsi="Consolas" w:eastAsia="微软雅黑" w:cs="Consolas"/>
+          <w:sz w:val="16"/>
+        </w:rPr>
+        <w:t xml:space="preserve">strcpy</w:t>
+      </w:r>
+      <w:r>
+        <w:rPr>
+          <w:rStyle w:val="OperatorTok"/>
+          <w:rFonts w:ascii="Consolas" w:hAnsi="Consolas" w:eastAsia="微软雅黑" w:cs="Consolas"/>
+          <w:sz w:val="16"/>
+        </w:rPr>
+        <w:t xml:space="preserve">(</w:t>
+      </w:r>
+      <w:r>
+        <w:rPr>
+          <w:rStyle w:val="NormalTok"/>
+          <w:rFonts w:ascii="Consolas" w:hAnsi="Consolas" w:eastAsia="微软雅黑" w:cs="Consolas"/>
+          <w:sz w:val="16"/>
+        </w:rPr>
         <w:t xml:space="preserve">buf</w:t>
       </w:r>
       <w:r>
@@ -52631,15 +54295,15 @@
           <w:rFonts w:ascii="Consolas" w:hAnsi="Consolas" w:eastAsia="微软雅黑" w:cs="Consolas"/>
           <w:sz w:val="16"/>
         </w:rPr>
-        <w:t xml:space="preserve">),</w:t>
-      </w:r>
-      <w:r>
-        <w:rPr>
-          <w:rStyle w:val="NormalTok"/>
-          <w:rFonts w:ascii="Consolas" w:hAnsi="Consolas" w:eastAsia="微软雅黑" w:cs="Consolas"/>
-          <w:sz w:val="16"/>
-        </w:rPr>
-        <w:t xml:space="preserve"> stdin</w:t>
+        <w:t xml:space="preserve">,</w:t>
+      </w:r>
+      <w:r>
+        <w:rPr>
+          <w:rStyle w:val="NormalTok"/>
+          <w:rFonts w:ascii="Consolas" w:hAnsi="Consolas" w:eastAsia="微软雅黑" w:cs="Consolas"/>
+          <w:sz w:val="16"/>
+        </w:rPr>
+        <w:t xml:space="preserve"> s</w:t>
       </w:r>
       <w:r>
         <w:rPr>
@@ -52655,7 +54319,103 @@
           <w:rFonts w:ascii="Consolas" w:hAnsi="Consolas" w:eastAsia="微软雅黑" w:cs="Consolas"/>
           <w:sz w:val="16"/>
         </w:rPr>
-        <w:t xml:space="preserve">     </w:t>
+        <w:t xml:space="preserve">  strcat</w:t>
+      </w:r>
+      <w:r>
+        <w:rPr>
+          <w:rStyle w:val="OperatorTok"/>
+          <w:rFonts w:ascii="Consolas" w:hAnsi="Consolas" w:eastAsia="微软雅黑" w:cs="Consolas"/>
+          <w:sz w:val="16"/>
+        </w:rPr>
+        <w:t xml:space="preserve">(</w:t>
+      </w:r>
+      <w:r>
+        <w:rPr>
+          <w:rStyle w:val="NormalTok"/>
+          <w:rFonts w:ascii="Consolas" w:hAnsi="Consolas" w:eastAsia="微软雅黑" w:cs="Consolas"/>
+          <w:sz w:val="16"/>
+        </w:rPr>
+        <w:t xml:space="preserve">buf</w:t>
+      </w:r>
+      <w:r>
+        <w:rPr>
+          <w:rStyle w:val="OperatorTok"/>
+          <w:rFonts w:ascii="Consolas" w:hAnsi="Consolas" w:eastAsia="微软雅黑" w:cs="Consolas"/>
+          <w:sz w:val="16"/>
+        </w:rPr>
+        <w:t xml:space="preserve">,</w:t>
+      </w:r>
+      <w:r>
+        <w:rPr>
+          <w:rStyle w:val="NormalTok"/>
+          <w:rFonts w:ascii="Consolas" w:hAnsi="Consolas" w:eastAsia="微软雅黑" w:cs="Consolas"/>
+          <w:sz w:val="16"/>
+        </w:rPr>
+        <w:t xml:space="preserve"> s</w:t>
+      </w:r>
+      <w:r>
+        <w:rPr>
+          <w:rStyle w:val="OperatorTok"/>
+          <w:rFonts w:ascii="Consolas" w:hAnsi="Consolas" w:eastAsia="微软雅黑" w:cs="Consolas"/>
+          <w:sz w:val="16"/>
+        </w:rPr>
+        <w:t xml:space="preserve">);</w:t>
+      </w:r>
+      <w:r>
+        <w:rPr>
+          <w:rStyle w:val="NormalTok"/>
+          <w:rFonts w:ascii="Consolas" w:hAnsi="Consolas" w:eastAsia="微软雅黑" w:cs="Consolas"/>
+          <w:sz w:val="16"/>
+        </w:rPr>
+        <w:t xml:space="preserve">  strcmp</w:t>
+      </w:r>
+      <w:r>
+        <w:rPr>
+          <w:rStyle w:val="OperatorTok"/>
+          <w:rFonts w:ascii="Consolas" w:hAnsi="Consolas" w:eastAsia="微软雅黑" w:cs="Consolas"/>
+          <w:sz w:val="16"/>
+        </w:rPr>
+        <w:t xml:space="preserve">(</w:t>
+      </w:r>
+      <w:r>
+        <w:rPr>
+          <w:rStyle w:val="NormalTok"/>
+          <w:rFonts w:ascii="Consolas" w:hAnsi="Consolas" w:eastAsia="微软雅黑" w:cs="Consolas"/>
+          <w:sz w:val="16"/>
+        </w:rPr>
+        <w:t xml:space="preserve">a</w:t>
+      </w:r>
+      <w:r>
+        <w:rPr>
+          <w:rStyle w:val="OperatorTok"/>
+          <w:rFonts w:ascii="Consolas" w:hAnsi="Consolas" w:eastAsia="微软雅黑" w:cs="Consolas"/>
+          <w:sz w:val="16"/>
+        </w:rPr>
+        <w:t xml:space="preserve">,</w:t>
+      </w:r>
+      <w:r>
+        <w:rPr>
+          <w:rStyle w:val="NormalTok"/>
+          <w:rFonts w:ascii="Consolas" w:hAnsi="Consolas" w:eastAsia="微软雅黑" w:cs="Consolas"/>
+          <w:sz w:val="16"/>
+        </w:rPr>
+        <w:t xml:space="preserve"> b</w:t>
+      </w:r>
+      <w:r>
+        <w:rPr>
+          <w:rStyle w:val="OperatorTok"/>
+          <w:rFonts w:ascii="Consolas" w:hAnsi="Consolas" w:eastAsia="微软雅黑" w:cs="Consolas"/>
+          <w:sz w:val="16"/>
+        </w:rPr>
+        <w:t xml:space="preserve">);</w:t>
+      </w:r>
+      <w:r>
+        <w:rPr>
+          <w:rStyle w:val="NormalTok"/>
+          <w:rFonts w:ascii="Consolas" w:hAnsi="Consolas" w:eastAsia="微软雅黑" w:cs="Consolas"/>
+          <w:sz w:val="16"/>
+        </w:rPr>
+        <w:t xml:space="preserve">   </w:t>
       </w:r>
       <w:r>
         <w:rPr>
@@ -52663,7 +54423,7 @@
           <w:rFonts w:ascii="Consolas" w:hAnsi="Consolas" w:eastAsia="微软雅黑" w:cs="Consolas"/>
           <w:sz w:val="16"/>
         </w:rPr>
-        <w:t xml:space="preserve">// 读整行（保留 '\n'）</w:t>
+        <w:t xml:space="preserve">// 复制/拼接/比较(&lt;0,0,&gt;0)</w:t>
       </w:r>
       <w:r>
         <w:rPr>
@@ -52674,27 +54434,78 @@
       </w:r>
       <w:r>
         <w:rPr>
-          <w:rStyle w:val="NormalTok"/>
-          <w:rFonts w:ascii="Consolas" w:hAnsi="Consolas" w:eastAsia="微软雅黑" w:cs="Consolas"/>
-          <w:sz w:val="16"/>
-        </w:rPr>
-        <w:t xml:space="preserve">buf</w:t>
-      </w:r>
-      <w:r>
-        <w:rPr>
-          <w:rStyle w:val="OperatorTok"/>
-          <w:rFonts w:ascii="Consolas" w:hAnsi="Consolas" w:eastAsia="微软雅黑" w:cs="Consolas"/>
-          <w:sz w:val="16"/>
-        </w:rPr>
-        <w:t xml:space="preserve">[</w:t>
-      </w:r>
-      <w:r>
-        <w:rPr>
-          <w:rStyle w:val="NormalTok"/>
-          <w:rFonts w:ascii="Consolas" w:hAnsi="Consolas" w:eastAsia="微软雅黑" w:cs="Consolas"/>
-          <w:sz w:val="16"/>
-        </w:rPr>
-        <w:t xml:space="preserve">strcspn</w:t>
+          <w:rStyle w:val="CommentTok"/>
+          <w:rFonts w:ascii="Consolas" w:hAnsi="Consolas" w:eastAsia="微软雅黑" w:cs="Consolas"/>
+          <w:sz w:val="16"/>
+        </w:rPr>
+        <w:t xml:space="preserve">// 比较内容用 strcmp==0，绝不 ==（那是比地址）</w:t>
+      </w:r>
+      <w:r>
+        <w:rPr>
+          <w:rFonts w:ascii="Consolas" w:hAnsi="Consolas" w:eastAsia="微软雅黑" w:cs="Consolas"/>
+          <w:sz w:val="16"/>
+        </w:rPr>
+        <w:br/>
+      </w:r>
+      <w:r>
+        <w:rPr>
+          <w:rStyle w:val="CommentTok"/>
+          <w:rFonts w:ascii="Consolas" w:hAnsi="Consolas" w:eastAsia="微软雅黑" w:cs="Consolas"/>
+          <w:sz w:val="16"/>
+        </w:rPr>
+        <w:t xml:space="preserve">// '\0'：列表初始化剩余自动补 0（char s[5]={'h','i'} 安全）；</w:t>
+      </w:r>
+      <w:r>
+        <w:rPr>
+          <w:rFonts w:ascii="Consolas" w:hAnsi="Consolas" w:eastAsia="微软雅黑" w:cs="Consolas"/>
+          <w:sz w:val="16"/>
+        </w:rPr>
+        <w:br/>
+      </w:r>
+      <w:r>
+        <w:rPr>
+          <w:rStyle w:val="CommentTok"/>
+          <w:rFonts w:ascii="Consolas" w:hAnsi="Consolas" w:eastAsia="微软雅黑" w:cs="Consolas"/>
+          <w:sz w:val="16"/>
+        </w:rPr>
+        <w:t xml:space="preserve">//       危险的是 char d[]={'h','i'}（无 '\0'）和运行时赋值</w:t>
+      </w:r>
+      <w:r>
+        <w:rPr>
+          <w:rFonts w:ascii="Consolas" w:hAnsi="Consolas" w:eastAsia="微软雅黑" w:cs="Consolas"/>
+          <w:sz w:val="16"/>
+        </w:rPr>
+        <w:br/>
+      </w:r>
+      <w:r>
+        <w:rPr>
+          <w:rFonts w:ascii="Consolas" w:hAnsi="Consolas" w:eastAsia="微软雅黑" w:cs="Consolas"/>
+          <w:sz w:val="16"/>
+        </w:rPr>
+        <w:br/>
+      </w:r>
+      <w:r>
+        <w:rPr>
+          <w:rStyle w:val="CommentTok"/>
+          <w:rFonts w:ascii="Consolas" w:hAnsi="Consolas" w:eastAsia="微软雅黑" w:cs="Consolas"/>
+          <w:sz w:val="16"/>
+        </w:rPr>
+        <w:t xml:space="preserve">// 字符分类/转换（&lt;cctype&gt;）：参数必须 (unsigned char) 或 EOF，直接传 char 可能是负数 → UB</w:t>
+      </w:r>
+      <w:r>
+        <w:rPr>
+          <w:rFonts w:ascii="Consolas" w:hAnsi="Consolas" w:eastAsia="微软雅黑" w:cs="Consolas"/>
+          <w:sz w:val="16"/>
+        </w:rPr>
+        <w:br/>
+      </w:r>
+      <w:r>
+        <w:rPr>
+          <w:rStyle w:val="NormalTok"/>
+          <w:rFonts w:ascii="Consolas" w:hAnsi="Consolas" w:eastAsia="微软雅黑" w:cs="Consolas"/>
+          <w:sz w:val="16"/>
+        </w:rPr>
+        <w:t xml:space="preserve">isdigit</w:t>
       </w:r>
       <w:r>
         <w:rPr>
@@ -52710,103 +54521,151 @@
           <w:rFonts w:ascii="Consolas" w:hAnsi="Consolas" w:eastAsia="微软雅黑" w:cs="Consolas"/>
           <w:sz w:val="16"/>
         </w:rPr>
-        <w:t xml:space="preserve">buf</w:t>
-      </w:r>
-      <w:r>
-        <w:rPr>
-          <w:rStyle w:val="OperatorTok"/>
-          <w:rFonts w:ascii="Consolas" w:hAnsi="Consolas" w:eastAsia="微软雅黑" w:cs="Consolas"/>
-          <w:sz w:val="16"/>
-        </w:rPr>
-        <w:t xml:space="preserve">,</w:t>
-      </w:r>
-      <w:r>
-        <w:rPr>
-          <w:rStyle w:val="NormalTok"/>
-          <w:rFonts w:ascii="Consolas" w:hAnsi="Consolas" w:eastAsia="微软雅黑" w:cs="Consolas"/>
-          <w:sz w:val="16"/>
-        </w:rPr>
-        <w:t xml:space="preserve"> </w:t>
-      </w:r>
-      <w:r>
-        <w:rPr>
-          <w:rStyle w:val="StringTok"/>
-          <w:rFonts w:ascii="Consolas" w:hAnsi="Consolas" w:eastAsia="微软雅黑" w:cs="Consolas"/>
-          <w:sz w:val="16"/>
-        </w:rPr>
-        <w:t xml:space="preserve">"</w:t>
-      </w:r>
-      <w:r>
-        <w:rPr>
-          <w:rStyle w:val="SpecialCharTok"/>
-          <w:rFonts w:ascii="Consolas" w:hAnsi="Consolas" w:eastAsia="微软雅黑" w:cs="Consolas"/>
-          <w:sz w:val="16"/>
-        </w:rPr>
-        <w:t xml:space="preserve">\n</w:t>
-      </w:r>
-      <w:r>
-        <w:rPr>
-          <w:rStyle w:val="StringTok"/>
-          <w:rFonts w:ascii="Consolas" w:hAnsi="Consolas" w:eastAsia="微软雅黑" w:cs="Consolas"/>
-          <w:sz w:val="16"/>
-        </w:rPr>
-        <w:t xml:space="preserve">"</w:t>
-      </w:r>
-      <w:r>
-        <w:rPr>
-          <w:rStyle w:val="OperatorTok"/>
-          <w:rFonts w:ascii="Consolas" w:hAnsi="Consolas" w:eastAsia="微软雅黑" w:cs="Consolas"/>
-          <w:sz w:val="16"/>
-        </w:rPr>
-        <w:t xml:space="preserve">)]</w:t>
-      </w:r>
-      <w:r>
-        <w:rPr>
-          <w:rStyle w:val="NormalTok"/>
-          <w:rFonts w:ascii="Consolas" w:hAnsi="Consolas" w:eastAsia="微软雅黑" w:cs="Consolas"/>
-          <w:sz w:val="16"/>
-        </w:rPr>
-        <w:t xml:space="preserve"> </w:t>
-      </w:r>
-      <w:r>
-        <w:rPr>
-          <w:rStyle w:val="OperatorTok"/>
-          <w:rFonts w:ascii="Consolas" w:hAnsi="Consolas" w:eastAsia="微软雅黑" w:cs="Consolas"/>
-          <w:sz w:val="16"/>
-        </w:rPr>
-        <w:t xml:space="preserve">=</w:t>
-      </w:r>
-      <w:r>
-        <w:rPr>
-          <w:rStyle w:val="NormalTok"/>
-          <w:rFonts w:ascii="Consolas" w:hAnsi="Consolas" w:eastAsia="微软雅黑" w:cs="Consolas"/>
-          <w:sz w:val="16"/>
-        </w:rPr>
-        <w:t xml:space="preserve"> </w:t>
-      </w:r>
-      <w:r>
-        <w:rPr>
-          <w:rStyle w:val="DecValTok"/>
-          <w:rFonts w:ascii="Consolas" w:hAnsi="Consolas" w:eastAsia="微软雅黑" w:cs="Consolas"/>
-          <w:sz w:val="16"/>
-        </w:rPr>
-        <w:t xml:space="preserve">0</w:t>
-      </w:r>
-      <w:r>
-        <w:rPr>
-          <w:rStyle w:val="OperatorTok"/>
-          <w:rFonts w:ascii="Consolas" w:hAnsi="Consolas" w:eastAsia="微软雅黑" w:cs="Consolas"/>
-          <w:sz w:val="16"/>
-        </w:rPr>
-        <w:t xml:space="preserve">;</w:t>
-      </w:r>
-      <w:r>
-        <w:rPr>
-          <w:rStyle w:val="NormalTok"/>
-          <w:rFonts w:ascii="Consolas" w:hAnsi="Consolas" w:eastAsia="微软雅黑" w:cs="Consolas"/>
-          <w:sz w:val="16"/>
-        </w:rPr>
-        <w:t xml:space="preserve">        </w:t>
+        <w:t xml:space="preserve">c</w:t>
+      </w:r>
+      <w:r>
+        <w:rPr>
+          <w:rStyle w:val="OperatorTok"/>
+          <w:rFonts w:ascii="Consolas" w:hAnsi="Consolas" w:eastAsia="微软雅黑" w:cs="Consolas"/>
+          <w:sz w:val="16"/>
+        </w:rPr>
+        <w:t xml:space="preserve">);</w:t>
+      </w:r>
+      <w:r>
+        <w:rPr>
+          <w:rStyle w:val="NormalTok"/>
+          <w:rFonts w:ascii="Consolas" w:hAnsi="Consolas" w:eastAsia="微软雅黑" w:cs="Consolas"/>
+          <w:sz w:val="16"/>
+        </w:rPr>
+        <w:t xml:space="preserve"> isalpha</w:t>
+      </w:r>
+      <w:r>
+        <w:rPr>
+          <w:rStyle w:val="OperatorTok"/>
+          <w:rFonts w:ascii="Consolas" w:hAnsi="Consolas" w:eastAsia="微软雅黑" w:cs="Consolas"/>
+          <w:sz w:val="16"/>
+        </w:rPr>
+        <w:t xml:space="preserve">(</w:t>
+      </w:r>
+      <w:r>
+        <w:rPr>
+          <w:rStyle w:val="NormalTok"/>
+          <w:rFonts w:ascii="Consolas" w:hAnsi="Consolas" w:eastAsia="微软雅黑" w:cs="Consolas"/>
+          <w:sz w:val="16"/>
+        </w:rPr>
+        <w:t xml:space="preserve">c</w:t>
+      </w:r>
+      <w:r>
+        <w:rPr>
+          <w:rStyle w:val="OperatorTok"/>
+          <w:rFonts w:ascii="Consolas" w:hAnsi="Consolas" w:eastAsia="微软雅黑" w:cs="Consolas"/>
+          <w:sz w:val="16"/>
+        </w:rPr>
+        <w:t xml:space="preserve">);</w:t>
+      </w:r>
+      <w:r>
+        <w:rPr>
+          <w:rStyle w:val="NormalTok"/>
+          <w:rFonts w:ascii="Consolas" w:hAnsi="Consolas" w:eastAsia="微软雅黑" w:cs="Consolas"/>
+          <w:sz w:val="16"/>
+        </w:rPr>
+        <w:t xml:space="preserve"> isalnum</w:t>
+      </w:r>
+      <w:r>
+        <w:rPr>
+          <w:rStyle w:val="OperatorTok"/>
+          <w:rFonts w:ascii="Consolas" w:hAnsi="Consolas" w:eastAsia="微软雅黑" w:cs="Consolas"/>
+          <w:sz w:val="16"/>
+        </w:rPr>
+        <w:t xml:space="preserve">(</w:t>
+      </w:r>
+      <w:r>
+        <w:rPr>
+          <w:rStyle w:val="NormalTok"/>
+          <w:rFonts w:ascii="Consolas" w:hAnsi="Consolas" w:eastAsia="微软雅黑" w:cs="Consolas"/>
+          <w:sz w:val="16"/>
+        </w:rPr>
+        <w:t xml:space="preserve">c</w:t>
+      </w:r>
+      <w:r>
+        <w:rPr>
+          <w:rStyle w:val="OperatorTok"/>
+          <w:rFonts w:ascii="Consolas" w:hAnsi="Consolas" w:eastAsia="微软雅黑" w:cs="Consolas"/>
+          <w:sz w:val="16"/>
+        </w:rPr>
+        <w:t xml:space="preserve">);</w:t>
+      </w:r>
+      <w:r>
+        <w:rPr>
+          <w:rStyle w:val="NormalTok"/>
+          <w:rFonts w:ascii="Consolas" w:hAnsi="Consolas" w:eastAsia="微软雅黑" w:cs="Consolas"/>
+          <w:sz w:val="16"/>
+        </w:rPr>
+        <w:t xml:space="preserve"> isspace</w:t>
+      </w:r>
+      <w:r>
+        <w:rPr>
+          <w:rStyle w:val="OperatorTok"/>
+          <w:rFonts w:ascii="Consolas" w:hAnsi="Consolas" w:eastAsia="微软雅黑" w:cs="Consolas"/>
+          <w:sz w:val="16"/>
+        </w:rPr>
+        <w:t xml:space="preserve">(</w:t>
+      </w:r>
+      <w:r>
+        <w:rPr>
+          <w:rStyle w:val="NormalTok"/>
+          <w:rFonts w:ascii="Consolas" w:hAnsi="Consolas" w:eastAsia="微软雅黑" w:cs="Consolas"/>
+          <w:sz w:val="16"/>
+        </w:rPr>
+        <w:t xml:space="preserve">c</w:t>
+      </w:r>
+      <w:r>
+        <w:rPr>
+          <w:rStyle w:val="OperatorTok"/>
+          <w:rFonts w:ascii="Consolas" w:hAnsi="Consolas" w:eastAsia="微软雅黑" w:cs="Consolas"/>
+          <w:sz w:val="16"/>
+        </w:rPr>
+        <w:t xml:space="preserve">);</w:t>
+      </w:r>
+      <w:r>
+        <w:rPr>
+          <w:rStyle w:val="NormalTok"/>
+          <w:rFonts w:ascii="Consolas" w:hAnsi="Consolas" w:eastAsia="微软雅黑" w:cs="Consolas"/>
+          <w:sz w:val="16"/>
+        </w:rPr>
+        <w:t xml:space="preserve"> isxdigit</w:t>
+      </w:r>
+      <w:r>
+        <w:rPr>
+          <w:rStyle w:val="OperatorTok"/>
+          <w:rFonts w:ascii="Consolas" w:hAnsi="Consolas" w:eastAsia="微软雅黑" w:cs="Consolas"/>
+          <w:sz w:val="16"/>
+        </w:rPr>
+        <w:t xml:space="preserve">(</w:t>
+      </w:r>
+      <w:r>
+        <w:rPr>
+          <w:rStyle w:val="NormalTok"/>
+          <w:rFonts w:ascii="Consolas" w:hAnsi="Consolas" w:eastAsia="微软雅黑" w:cs="Consolas"/>
+          <w:sz w:val="16"/>
+        </w:rPr>
+        <w:t xml:space="preserve">c</w:t>
+      </w:r>
+      <w:r>
+        <w:rPr>
+          <w:rStyle w:val="OperatorTok"/>
+          <w:rFonts w:ascii="Consolas" w:hAnsi="Consolas" w:eastAsia="微软雅黑" w:cs="Consolas"/>
+          <w:sz w:val="16"/>
+        </w:rPr>
+        <w:t xml:space="preserve">);</w:t>
+      </w:r>
+      <w:r>
+        <w:rPr>
+          <w:rStyle w:val="NormalTok"/>
+          <w:rFonts w:ascii="Consolas" w:hAnsi="Consolas" w:eastAsia="微软雅黑" w:cs="Consolas"/>
+          <w:sz w:val="16"/>
+        </w:rPr>
+        <w:t xml:space="preserve">   </w:t>
       </w:r>
       <w:r>
         <w:rPr>
@@ -52814,7 +54673,7 @@
           <w:rFonts w:ascii="Consolas" w:hAnsi="Consolas" w:eastAsia="微软雅黑" w:cs="Consolas"/>
           <w:sz w:val="16"/>
         </w:rPr>
-        <w:t xml:space="preserve">// 去末尾 '\n'（strcspn 找第一个 '\n'）</w:t>
+        <w:t xml:space="preserve">// 判断：数字/字母/字母数字/空白/十六进制</w:t>
       </w:r>
       <w:r>
         <w:rPr>
@@ -52825,6 +54684,86 @@
       </w:r>
       <w:r>
         <w:rPr>
+          <w:rStyle w:val="NormalTok"/>
+          <w:rFonts w:ascii="Consolas" w:hAnsi="Consolas" w:eastAsia="微软雅黑" w:cs="Consolas"/>
+          <w:sz w:val="16"/>
+        </w:rPr>
+        <w:t xml:space="preserve">tolower</w:t>
+      </w:r>
+      <w:r>
+        <w:rPr>
+          <w:rStyle w:val="OperatorTok"/>
+          <w:rFonts w:ascii="Consolas" w:hAnsi="Consolas" w:eastAsia="微软雅黑" w:cs="Consolas"/>
+          <w:sz w:val="16"/>
+        </w:rPr>
+        <w:t xml:space="preserve">(</w:t>
+      </w:r>
+      <w:r>
+        <w:rPr>
+          <w:rStyle w:val="NormalTok"/>
+          <w:rFonts w:ascii="Consolas" w:hAnsi="Consolas" w:eastAsia="微软雅黑" w:cs="Consolas"/>
+          <w:sz w:val="16"/>
+        </w:rPr>
+        <w:t xml:space="preserve">c</w:t>
+      </w:r>
+      <w:r>
+        <w:rPr>
+          <w:rStyle w:val="OperatorTok"/>
+          <w:rFonts w:ascii="Consolas" w:hAnsi="Consolas" w:eastAsia="微软雅黑" w:cs="Consolas"/>
+          <w:sz w:val="16"/>
+        </w:rPr>
+        <w:t xml:space="preserve">);</w:t>
+      </w:r>
+      <w:r>
+        <w:rPr>
+          <w:rStyle w:val="NormalTok"/>
+          <w:rFonts w:ascii="Consolas" w:hAnsi="Consolas" w:eastAsia="微软雅黑" w:cs="Consolas"/>
+          <w:sz w:val="16"/>
+        </w:rPr>
+        <w:t xml:space="preserve"> toupper</w:t>
+      </w:r>
+      <w:r>
+        <w:rPr>
+          <w:rStyle w:val="OperatorTok"/>
+          <w:rFonts w:ascii="Consolas" w:hAnsi="Consolas" w:eastAsia="微软雅黑" w:cs="Consolas"/>
+          <w:sz w:val="16"/>
+        </w:rPr>
+        <w:t xml:space="preserve">(</w:t>
+      </w:r>
+      <w:r>
+        <w:rPr>
+          <w:rStyle w:val="NormalTok"/>
+          <w:rFonts w:ascii="Consolas" w:hAnsi="Consolas" w:eastAsia="微软雅黑" w:cs="Consolas"/>
+          <w:sz w:val="16"/>
+        </w:rPr>
+        <w:t xml:space="preserve">c</w:t>
+      </w:r>
+      <w:r>
+        <w:rPr>
+          <w:rStyle w:val="OperatorTok"/>
+          <w:rFonts w:ascii="Consolas" w:hAnsi="Consolas" w:eastAsia="微软雅黑" w:cs="Consolas"/>
+          <w:sz w:val="16"/>
+        </w:rPr>
+        <w:t xml:space="preserve">);</w:t>
+      </w:r>
+      <w:r>
+        <w:rPr>
+          <w:rStyle w:val="NormalTok"/>
+          <w:rFonts w:ascii="Consolas" w:hAnsi="Consolas" w:eastAsia="微软雅黑" w:cs="Consolas"/>
+          <w:sz w:val="16"/>
+        </w:rPr>
+        <w:t xml:space="preserve">                                        </w:t>
+      </w:r>
+      <w:r>
+        <w:rPr>
+          <w:rStyle w:val="CommentTok"/>
+          <w:rFonts w:ascii="Consolas" w:hAnsi="Consolas" w:eastAsia="微软雅黑" w:cs="Consolas"/>
+          <w:sz w:val="16"/>
+        </w:rPr>
+        <w:t xml:space="preserve">// 转换（非字母原样返回）</w:t>
+      </w:r>
+      <w:r>
+        <w:rPr>
           <w:rFonts w:ascii="Consolas" w:hAnsi="Consolas" w:eastAsia="微软雅黑" w:cs="Consolas"/>
           <w:sz w:val="16"/>
         </w:rPr>
@@ -52832,107 +54771,11 @@
       </w:r>
       <w:r>
         <w:rPr>
-          <w:rStyle w:val="DataTypeTok"/>
-          <w:rFonts w:ascii="Consolas" w:hAnsi="Consolas" w:eastAsia="微软雅黑" w:cs="Consolas"/>
-          <w:sz w:val="16"/>
-        </w:rPr>
-        <w:t xml:space="preserve">int</w:t>
-      </w:r>
-      <w:r>
-        <w:rPr>
-          <w:rStyle w:val="NormalTok"/>
-          <w:rFonts w:ascii="Consolas" w:hAnsi="Consolas" w:eastAsia="微软雅黑" w:cs="Consolas"/>
-          <w:sz w:val="16"/>
-        </w:rPr>
-        <w:t xml:space="preserve"> a</w:t>
-      </w:r>
-      <w:r>
-        <w:rPr>
-          <w:rStyle w:val="OperatorTok"/>
-          <w:rFonts w:ascii="Consolas" w:hAnsi="Consolas" w:eastAsia="微软雅黑" w:cs="Consolas"/>
-          <w:sz w:val="16"/>
-        </w:rPr>
-        <w:t xml:space="preserve">;</w:t>
-      </w:r>
-      <w:r>
-        <w:rPr>
-          <w:rStyle w:val="NormalTok"/>
-          <w:rFonts w:ascii="Consolas" w:hAnsi="Consolas" w:eastAsia="微软雅黑" w:cs="Consolas"/>
-          <w:sz w:val="16"/>
-        </w:rPr>
-        <w:t xml:space="preserve"> </w:t>
-      </w:r>
-      <w:r>
-        <w:rPr>
-          <w:rStyle w:val="DataTypeTok"/>
-          <w:rFonts w:ascii="Consolas" w:hAnsi="Consolas" w:eastAsia="微软雅黑" w:cs="Consolas"/>
-          <w:sz w:val="16"/>
-        </w:rPr>
-        <w:t xml:space="preserve">char</w:t>
-      </w:r>
-      <w:r>
-        <w:rPr>
-          <w:rStyle w:val="NormalTok"/>
-          <w:rFonts w:ascii="Consolas" w:hAnsi="Consolas" w:eastAsia="微软雅黑" w:cs="Consolas"/>
-          <w:sz w:val="16"/>
-        </w:rPr>
-        <w:t xml:space="preserve"> name</w:t>
-      </w:r>
-      <w:r>
-        <w:rPr>
-          <w:rStyle w:val="OperatorTok"/>
-          <w:rFonts w:ascii="Consolas" w:hAnsi="Consolas" w:eastAsia="微软雅黑" w:cs="Consolas"/>
-          <w:sz w:val="16"/>
-        </w:rPr>
-        <w:t xml:space="preserve">[</w:t>
-      </w:r>
-      <w:r>
-        <w:rPr>
-          <w:rStyle w:val="DecValTok"/>
-          <w:rFonts w:ascii="Consolas" w:hAnsi="Consolas" w:eastAsia="微软雅黑" w:cs="Consolas"/>
-          <w:sz w:val="16"/>
-        </w:rPr>
-        <w:t xml:space="preserve">20</w:t>
-      </w:r>
-      <w:r>
-        <w:rPr>
-          <w:rStyle w:val="OperatorTok"/>
-          <w:rFonts w:ascii="Consolas" w:hAnsi="Consolas" w:eastAsia="微软雅黑" w:cs="Consolas"/>
-          <w:sz w:val="16"/>
-        </w:rPr>
-        <w:t xml:space="preserve">];</w:t>
-      </w:r>
-      <w:r>
-        <w:rPr>
-          <w:rStyle w:val="NormalTok"/>
-          <w:rFonts w:ascii="Consolas" w:hAnsi="Consolas" w:eastAsia="微软雅黑" w:cs="Consolas"/>
-          <w:sz w:val="16"/>
-        </w:rPr>
-        <w:t xml:space="preserve"> </w:t>
-      </w:r>
-      <w:r>
-        <w:rPr>
-          <w:rStyle w:val="DataTypeTok"/>
-          <w:rFonts w:ascii="Consolas" w:hAnsi="Consolas" w:eastAsia="微软雅黑" w:cs="Consolas"/>
-          <w:sz w:val="16"/>
-        </w:rPr>
-        <w:t xml:space="preserve">double</w:t>
-      </w:r>
-      <w:r>
-        <w:rPr>
-          <w:rStyle w:val="NormalTok"/>
-          <w:rFonts w:ascii="Consolas" w:hAnsi="Consolas" w:eastAsia="微软雅黑" w:cs="Consolas"/>
-          <w:sz w:val="16"/>
-        </w:rPr>
-        <w:t xml:space="preserve"> x</w:t>
-      </w:r>
-      <w:r>
-        <w:rPr>
-          <w:rStyle w:val="OperatorTok"/>
-          <w:rFonts w:ascii="Consolas" w:hAnsi="Consolas" w:eastAsia="微软雅黑" w:cs="Consolas"/>
-          <w:sz w:val="16"/>
-        </w:rPr>
-        <w:t xml:space="preserve">;</w:t>
+          <w:rStyle w:val="CommentTok"/>
+          <w:rFonts w:ascii="Consolas" w:hAnsi="Consolas" w:eastAsia="微软雅黑" w:cs="Consolas"/>
+          <w:sz w:val="16"/>
+        </w:rPr>
+        <w:t xml:space="preserve">// ⚠️ 返回值"非 0 即真"，别写 ==1；只判单字符：'X'、'-'、'.' 都不是数字</w:t>
       </w:r>
       <w:r>
         <w:rPr>
@@ -52943,1016 +54786,28 @@
       </w:r>
       <w:r>
         <w:rPr>
-          <w:rStyle w:val="NormalTok"/>
-          <w:rFonts w:ascii="Consolas" w:hAnsi="Consolas" w:eastAsia="微软雅黑" w:cs="Consolas"/>
-          <w:sz w:val="16"/>
-        </w:rPr>
-        <w:t xml:space="preserve">sscanf</w:t>
-      </w:r>
-      <w:r>
-        <w:rPr>
-          <w:rStyle w:val="OperatorTok"/>
-          <w:rFonts w:ascii="Consolas" w:hAnsi="Consolas" w:eastAsia="微软雅黑" w:cs="Consolas"/>
-          <w:sz w:val="16"/>
-        </w:rPr>
-        <w:t xml:space="preserve">(</w:t>
-      </w:r>
-      <w:r>
-        <w:rPr>
-          <w:rStyle w:val="NormalTok"/>
-          <w:rFonts w:ascii="Consolas" w:hAnsi="Consolas" w:eastAsia="微软雅黑" w:cs="Consolas"/>
-          <w:sz w:val="16"/>
-        </w:rPr>
-        <w:t xml:space="preserve">buf</w:t>
-      </w:r>
-      <w:r>
-        <w:rPr>
-          <w:rStyle w:val="OperatorTok"/>
-          <w:rFonts w:ascii="Consolas" w:hAnsi="Consolas" w:eastAsia="微软雅黑" w:cs="Consolas"/>
-          <w:sz w:val="16"/>
-        </w:rPr>
-        <w:t xml:space="preserve">,</w:t>
-      </w:r>
-      <w:r>
-        <w:rPr>
-          <w:rStyle w:val="NormalTok"/>
-          <w:rFonts w:ascii="Consolas" w:hAnsi="Consolas" w:eastAsia="微软雅黑" w:cs="Consolas"/>
-          <w:sz w:val="16"/>
-        </w:rPr>
-        <w:t xml:space="preserve"> </w:t>
-      </w:r>
-      <w:r>
-        <w:rPr>
-          <w:rStyle w:val="StringTok"/>
-          <w:rFonts w:ascii="Consolas" w:hAnsi="Consolas" w:eastAsia="微软雅黑" w:cs="Consolas"/>
-          <w:sz w:val="16"/>
-        </w:rPr>
-        <w:t xml:space="preserve">"</w:t>
-      </w:r>
-      <w:r>
-        <w:rPr>
-          <w:rStyle w:val="SpecialCharTok"/>
-          <w:rFonts w:ascii="Consolas" w:hAnsi="Consolas" w:eastAsia="微软雅黑" w:cs="Consolas"/>
-          <w:sz w:val="16"/>
-        </w:rPr>
-        <w:t xml:space="preserve">%d</w:t>
-      </w:r>
-      <w:r>
-        <w:rPr>
-          <w:rStyle w:val="StringTok"/>
-          <w:rFonts w:ascii="Consolas" w:hAnsi="Consolas" w:eastAsia="微软雅黑" w:cs="Consolas"/>
-          <w:sz w:val="16"/>
-        </w:rPr>
-        <w:t xml:space="preserve"> </w:t>
-      </w:r>
-      <w:r>
-        <w:rPr>
-          <w:rStyle w:val="SpecialCharTok"/>
-          <w:rFonts w:ascii="Consolas" w:hAnsi="Consolas" w:eastAsia="微软雅黑" w:cs="Consolas"/>
-          <w:sz w:val="16"/>
-        </w:rPr>
-        <w:t xml:space="preserve">%s</w:t>
-      </w:r>
-      <w:r>
-        <w:rPr>
-          <w:rStyle w:val="StringTok"/>
-          <w:rFonts w:ascii="Consolas" w:hAnsi="Consolas" w:eastAsia="微软雅黑" w:cs="Consolas"/>
-          <w:sz w:val="16"/>
-        </w:rPr>
-        <w:t xml:space="preserve"> </w:t>
-      </w:r>
-      <w:r>
-        <w:rPr>
-          <w:rStyle w:val="SpecialCharTok"/>
-          <w:rFonts w:ascii="Consolas" w:hAnsi="Consolas" w:eastAsia="微软雅黑" w:cs="Consolas"/>
-          <w:sz w:val="16"/>
-        </w:rPr>
-        <w:t xml:space="preserve">%lf</w:t>
-      </w:r>
-      <w:r>
-        <w:rPr>
-          <w:rStyle w:val="StringTok"/>
-          <w:rFonts w:ascii="Consolas" w:hAnsi="Consolas" w:eastAsia="微软雅黑" w:cs="Consolas"/>
-          <w:sz w:val="16"/>
-        </w:rPr>
-        <w:t xml:space="preserve">"</w:t>
-      </w:r>
-      <w:r>
-        <w:rPr>
-          <w:rStyle w:val="OperatorTok"/>
-          <w:rFonts w:ascii="Consolas" w:hAnsi="Consolas" w:eastAsia="微软雅黑" w:cs="Consolas"/>
-          <w:sz w:val="16"/>
-        </w:rPr>
-        <w:t xml:space="preserve">,</w:t>
-      </w:r>
-      <w:r>
-        <w:rPr>
-          <w:rStyle w:val="NormalTok"/>
-          <w:rFonts w:ascii="Consolas" w:hAnsi="Consolas" w:eastAsia="微软雅黑" w:cs="Consolas"/>
-          <w:sz w:val="16"/>
-        </w:rPr>
-        <w:t xml:space="preserve"> </w:t>
-      </w:r>
-      <w:r>
-        <w:rPr>
-          <w:rStyle w:val="OperatorTok"/>
-          <w:rFonts w:ascii="Consolas" w:hAnsi="Consolas" w:eastAsia="微软雅黑" w:cs="Consolas"/>
-          <w:sz w:val="16"/>
-        </w:rPr>
-        <w:t xml:space="preserve">&amp;</w:t>
-      </w:r>
-      <w:r>
-        <w:rPr>
-          <w:rStyle w:val="NormalTok"/>
-          <w:rFonts w:ascii="Consolas" w:hAnsi="Consolas" w:eastAsia="微软雅黑" w:cs="Consolas"/>
-          <w:sz w:val="16"/>
-        </w:rPr>
-        <w:t xml:space="preserve">a</w:t>
-      </w:r>
-      <w:r>
-        <w:rPr>
-          <w:rStyle w:val="OperatorTok"/>
-          <w:rFonts w:ascii="Consolas" w:hAnsi="Consolas" w:eastAsia="微软雅黑" w:cs="Consolas"/>
-          <w:sz w:val="16"/>
-        </w:rPr>
-        <w:t xml:space="preserve">,</w:t>
-      </w:r>
-      <w:r>
-        <w:rPr>
-          <w:rStyle w:val="NormalTok"/>
-          <w:rFonts w:ascii="Consolas" w:hAnsi="Consolas" w:eastAsia="微软雅黑" w:cs="Consolas"/>
-          <w:sz w:val="16"/>
-        </w:rPr>
-        <w:t xml:space="preserve"> name</w:t>
-      </w:r>
-      <w:r>
-        <w:rPr>
-          <w:rStyle w:val="OperatorTok"/>
-          <w:rFonts w:ascii="Consolas" w:hAnsi="Consolas" w:eastAsia="微软雅黑" w:cs="Consolas"/>
-          <w:sz w:val="16"/>
-        </w:rPr>
-        <w:t xml:space="preserve">,</w:t>
-      </w:r>
-      <w:r>
-        <w:rPr>
-          <w:rStyle w:val="NormalTok"/>
-          <w:rFonts w:ascii="Consolas" w:hAnsi="Consolas" w:eastAsia="微软雅黑" w:cs="Consolas"/>
-          <w:sz w:val="16"/>
-        </w:rPr>
-        <w:t xml:space="preserve"> </w:t>
-      </w:r>
-      <w:r>
-        <w:rPr>
-          <w:rStyle w:val="OperatorTok"/>
-          <w:rFonts w:ascii="Consolas" w:hAnsi="Consolas" w:eastAsia="微软雅黑" w:cs="Consolas"/>
-          <w:sz w:val="16"/>
-        </w:rPr>
-        <w:t xml:space="preserve">&amp;</w:t>
-      </w:r>
-      <w:r>
-        <w:rPr>
-          <w:rStyle w:val="NormalTok"/>
-          <w:rFonts w:ascii="Consolas" w:hAnsi="Consolas" w:eastAsia="微软雅黑" w:cs="Consolas"/>
-          <w:sz w:val="16"/>
-        </w:rPr>
-        <w:t xml:space="preserve">x</w:t>
-      </w:r>
-      <w:r>
-        <w:rPr>
-          <w:rStyle w:val="OperatorTok"/>
-          <w:rFonts w:ascii="Consolas" w:hAnsi="Consolas" w:eastAsia="微软雅黑" w:cs="Consolas"/>
-          <w:sz w:val="16"/>
-        </w:rPr>
-        <w:t xml:space="preserve">);</w:t>
-      </w:r>
-      <w:r>
-        <w:rPr>
-          <w:rStyle w:val="NormalTok"/>
-          <w:rFonts w:ascii="Consolas" w:hAnsi="Consolas" w:eastAsia="微软雅黑" w:cs="Consolas"/>
-          <w:sz w:val="16"/>
-        </w:rPr>
-        <w:t xml:space="preserve">   </w:t>
-      </w:r>
-      <w:r>
-        <w:rPr>
           <w:rStyle w:val="CommentTok"/>
           <w:rFonts w:ascii="Consolas" w:hAnsi="Consolas" w:eastAsia="微软雅黑" w:cs="Consolas"/>
           <w:sz w:val="16"/>
         </w:rPr>
-        <w:t xml:space="preserve">// 从字符串解析（数组名不用 &amp;）</w:t>
-      </w:r>
-      <w:r>
-        <w:rPr>
-          <w:rFonts w:ascii="Consolas" w:hAnsi="Consolas" w:eastAsia="微软雅黑" w:cs="Consolas"/>
-          <w:sz w:val="16"/>
-        </w:rPr>
-        <w:br/>
-      </w:r>
-      <w:r>
-        <w:rPr>
-          <w:rStyle w:val="ControlFlowTok"/>
-          <w:rFonts w:ascii="Consolas" w:hAnsi="Consolas" w:eastAsia="微软雅黑" w:cs="Consolas"/>
-          <w:sz w:val="16"/>
-        </w:rPr>
-        <w:t xml:space="preserve">if</w:t>
-      </w:r>
-      <w:r>
-        <w:rPr>
-          <w:rStyle w:val="NormalTok"/>
-          <w:rFonts w:ascii="Consolas" w:hAnsi="Consolas" w:eastAsia="微软雅黑" w:cs="Consolas"/>
-          <w:sz w:val="16"/>
-        </w:rPr>
-        <w:t xml:space="preserve"> </w:t>
-      </w:r>
-      <w:r>
-        <w:rPr>
-          <w:rStyle w:val="OperatorTok"/>
-          <w:rFonts w:ascii="Consolas" w:hAnsi="Consolas" w:eastAsia="微软雅黑" w:cs="Consolas"/>
-          <w:sz w:val="16"/>
-        </w:rPr>
-        <w:t xml:space="preserve">(</w:t>
-      </w:r>
-      <w:r>
-        <w:rPr>
-          <w:rStyle w:val="NormalTok"/>
-          <w:rFonts w:ascii="Consolas" w:hAnsi="Consolas" w:eastAsia="微软雅黑" w:cs="Consolas"/>
-          <w:sz w:val="16"/>
-        </w:rPr>
-        <w:t xml:space="preserve">sscanf</w:t>
-      </w:r>
-      <w:r>
-        <w:rPr>
-          <w:rStyle w:val="OperatorTok"/>
-          <w:rFonts w:ascii="Consolas" w:hAnsi="Consolas" w:eastAsia="微软雅黑" w:cs="Consolas"/>
-          <w:sz w:val="16"/>
-        </w:rPr>
-        <w:t xml:space="preserve">(</w:t>
-      </w:r>
-      <w:r>
-        <w:rPr>
-          <w:rStyle w:val="NormalTok"/>
-          <w:rFonts w:ascii="Consolas" w:hAnsi="Consolas" w:eastAsia="微软雅黑" w:cs="Consolas"/>
-          <w:sz w:val="16"/>
-        </w:rPr>
-        <w:t xml:space="preserve">buf</w:t>
-      </w:r>
-      <w:r>
-        <w:rPr>
-          <w:rStyle w:val="OperatorTok"/>
-          <w:rFonts w:ascii="Consolas" w:hAnsi="Consolas" w:eastAsia="微软雅黑" w:cs="Consolas"/>
-          <w:sz w:val="16"/>
-        </w:rPr>
-        <w:t xml:space="preserve">,</w:t>
-      </w:r>
-      <w:r>
-        <w:rPr>
-          <w:rStyle w:val="NormalTok"/>
-          <w:rFonts w:ascii="Consolas" w:hAnsi="Consolas" w:eastAsia="微软雅黑" w:cs="Consolas"/>
-          <w:sz w:val="16"/>
-        </w:rPr>
-        <w:t xml:space="preserve"> </w:t>
-      </w:r>
-      <w:r>
-        <w:rPr>
-          <w:rStyle w:val="StringTok"/>
-          <w:rFonts w:ascii="Consolas" w:hAnsi="Consolas" w:eastAsia="微软雅黑" w:cs="Consolas"/>
-          <w:sz w:val="16"/>
-        </w:rPr>
-        <w:t xml:space="preserve">"</w:t>
-      </w:r>
-      <w:r>
-        <w:rPr>
-          <w:rStyle w:val="SpecialCharTok"/>
-          <w:rFonts w:ascii="Consolas" w:hAnsi="Consolas" w:eastAsia="微软雅黑" w:cs="Consolas"/>
-          <w:sz w:val="16"/>
-        </w:rPr>
-        <w:t xml:space="preserve">%d</w:t>
-      </w:r>
-      <w:r>
-        <w:rPr>
-          <w:rStyle w:val="StringTok"/>
-          <w:rFonts w:ascii="Consolas" w:hAnsi="Consolas" w:eastAsia="微软雅黑" w:cs="Consolas"/>
-          <w:sz w:val="16"/>
-        </w:rPr>
-        <w:t xml:space="preserve"> </w:t>
-      </w:r>
-      <w:r>
-        <w:rPr>
-          <w:rStyle w:val="SpecialCharTok"/>
-          <w:rFonts w:ascii="Consolas" w:hAnsi="Consolas" w:eastAsia="微软雅黑" w:cs="Consolas"/>
-          <w:sz w:val="16"/>
-        </w:rPr>
-        <w:t xml:space="preserve">%s</w:t>
-      </w:r>
-      <w:r>
-        <w:rPr>
-          <w:rStyle w:val="StringTok"/>
-          <w:rFonts w:ascii="Consolas" w:hAnsi="Consolas" w:eastAsia="微软雅黑" w:cs="Consolas"/>
-          <w:sz w:val="16"/>
-        </w:rPr>
-        <w:t xml:space="preserve">"</w:t>
-      </w:r>
-      <w:r>
-        <w:rPr>
-          <w:rStyle w:val="OperatorTok"/>
-          <w:rFonts w:ascii="Consolas" w:hAnsi="Consolas" w:eastAsia="微软雅黑" w:cs="Consolas"/>
-          <w:sz w:val="16"/>
-        </w:rPr>
-        <w:t xml:space="preserve">,</w:t>
-      </w:r>
-      <w:r>
-        <w:rPr>
-          <w:rStyle w:val="NormalTok"/>
-          <w:rFonts w:ascii="Consolas" w:hAnsi="Consolas" w:eastAsia="微软雅黑" w:cs="Consolas"/>
-          <w:sz w:val="16"/>
-        </w:rPr>
-        <w:t xml:space="preserve"> </w:t>
-      </w:r>
-      <w:r>
-        <w:rPr>
-          <w:rStyle w:val="OperatorTok"/>
-          <w:rFonts w:ascii="Consolas" w:hAnsi="Consolas" w:eastAsia="微软雅黑" w:cs="Consolas"/>
-          <w:sz w:val="16"/>
-        </w:rPr>
-        <w:t xml:space="preserve">&amp;</w:t>
-      </w:r>
-      <w:r>
-        <w:rPr>
-          <w:rStyle w:val="NormalTok"/>
-          <w:rFonts w:ascii="Consolas" w:hAnsi="Consolas" w:eastAsia="微软雅黑" w:cs="Consolas"/>
-          <w:sz w:val="16"/>
-        </w:rPr>
-        <w:t xml:space="preserve">a</w:t>
-      </w:r>
-      <w:r>
-        <w:rPr>
-          <w:rStyle w:val="OperatorTok"/>
-          <w:rFonts w:ascii="Consolas" w:hAnsi="Consolas" w:eastAsia="微软雅黑" w:cs="Consolas"/>
-          <w:sz w:val="16"/>
-        </w:rPr>
-        <w:t xml:space="preserve">,</w:t>
-      </w:r>
-      <w:r>
-        <w:rPr>
-          <w:rStyle w:val="NormalTok"/>
-          <w:rFonts w:ascii="Consolas" w:hAnsi="Consolas" w:eastAsia="微软雅黑" w:cs="Consolas"/>
-          <w:sz w:val="16"/>
-        </w:rPr>
-        <w:t xml:space="preserve"> name</w:t>
-      </w:r>
-      <w:r>
-        <w:rPr>
-          <w:rStyle w:val="OperatorTok"/>
-          <w:rFonts w:ascii="Consolas" w:hAnsi="Consolas" w:eastAsia="微软雅黑" w:cs="Consolas"/>
-          <w:sz w:val="16"/>
-        </w:rPr>
-        <w:t xml:space="preserve">)</w:t>
-      </w:r>
-      <w:r>
-        <w:rPr>
-          <w:rStyle w:val="NormalTok"/>
-          <w:rFonts w:ascii="Consolas" w:hAnsi="Consolas" w:eastAsia="微软雅黑" w:cs="Consolas"/>
-          <w:sz w:val="16"/>
-        </w:rPr>
-        <w:t xml:space="preserve"> </w:t>
-      </w:r>
-      <w:r>
-        <w:rPr>
-          <w:rStyle w:val="OperatorTok"/>
-          <w:rFonts w:ascii="Consolas" w:hAnsi="Consolas" w:eastAsia="微软雅黑" w:cs="Consolas"/>
-          <w:sz w:val="16"/>
-        </w:rPr>
-        <w:t xml:space="preserve">!=</w:t>
-      </w:r>
-      <w:r>
-        <w:rPr>
-          <w:rStyle w:val="NormalTok"/>
-          <w:rFonts w:ascii="Consolas" w:hAnsi="Consolas" w:eastAsia="微软雅黑" w:cs="Consolas"/>
-          <w:sz w:val="16"/>
-        </w:rPr>
-        <w:t xml:space="preserve"> </w:t>
-      </w:r>
-      <w:r>
-        <w:rPr>
-          <w:rStyle w:val="DecValTok"/>
-          <w:rFonts w:ascii="Consolas" w:hAnsi="Consolas" w:eastAsia="微软雅黑" w:cs="Consolas"/>
-          <w:sz w:val="16"/>
-        </w:rPr>
-        <w:t xml:space="preserve">2</w:t>
-      </w:r>
-      <w:r>
-        <w:rPr>
-          <w:rStyle w:val="OperatorTok"/>
-          <w:rFonts w:ascii="Consolas" w:hAnsi="Consolas" w:eastAsia="微软雅黑" w:cs="Consolas"/>
-          <w:sz w:val="16"/>
-        </w:rPr>
-        <w:t xml:space="preserve">)</w:t>
-      </w:r>
-      <w:r>
-        <w:rPr>
-          <w:rStyle w:val="NormalTok"/>
-          <w:rFonts w:ascii="Consolas" w:hAnsi="Consolas" w:eastAsia="微软雅黑" w:cs="Consolas"/>
-          <w:sz w:val="16"/>
-        </w:rPr>
-        <w:t xml:space="preserve"> </w:t>
-      </w:r>
-      <w:r>
-        <w:rPr>
-          <w:rStyle w:val="OperatorTok"/>
-          <w:rFonts w:ascii="Consolas" w:hAnsi="Consolas" w:eastAsia="微软雅黑" w:cs="Consolas"/>
-          <w:sz w:val="16"/>
-        </w:rPr>
-        <w:t xml:space="preserve">{</w:t>
-      </w:r>
-      <w:r>
-        <w:rPr>
-          <w:rStyle w:val="NormalTok"/>
-          <w:rFonts w:ascii="Consolas" w:hAnsi="Consolas" w:eastAsia="微软雅黑" w:cs="Consolas"/>
-          <w:sz w:val="16"/>
-        </w:rPr>
-        <w:t xml:space="preserve"> </w:t>
-      </w:r>
-      <w:r>
-        <w:rPr>
-          <w:rStyle w:val="CommentTok"/>
-          <w:rFonts w:ascii="Consolas" w:hAnsi="Consolas" w:eastAsia="微软雅黑" w:cs="Consolas"/>
-          <w:sz w:val="16"/>
-        </w:rPr>
-        <w:t xml:space="preserve">/* 解析失败，别用垃圾值 */</w:t>
-      </w:r>
-      <w:r>
-        <w:rPr>
-          <w:rStyle w:val="NormalTok"/>
-          <w:rFonts w:ascii="Consolas" w:hAnsi="Consolas" w:eastAsia="微软雅黑" w:cs="Consolas"/>
-          <w:sz w:val="16"/>
-        </w:rPr>
-        <w:t xml:space="preserve"> </w:t>
-      </w:r>
-      <w:r>
-        <w:rPr>
-          <w:rStyle w:val="OperatorTok"/>
-          <w:rFonts w:ascii="Consolas" w:hAnsi="Consolas" w:eastAsia="微软雅黑" w:cs="Consolas"/>
-          <w:sz w:val="16"/>
-        </w:rPr>
-        <w:t xml:space="preserve">}</w:t>
-      </w:r>
-      <w:r>
-        <w:rPr>
-          <w:rFonts w:ascii="Consolas" w:hAnsi="Consolas" w:eastAsia="微软雅黑" w:cs="Consolas"/>
-          <w:sz w:val="16"/>
-        </w:rPr>
-        <w:br/>
-      </w:r>
-      <w:r>
-        <w:rPr>
-          <w:rStyle w:val="NormalTok"/>
-          <w:rFonts w:ascii="Consolas" w:hAnsi="Consolas" w:eastAsia="微软雅黑" w:cs="Consolas"/>
-          <w:sz w:val="16"/>
-        </w:rPr>
-        <w:t xml:space="preserve">sscanf</w:t>
-      </w:r>
-      <w:r>
-        <w:rPr>
-          <w:rStyle w:val="OperatorTok"/>
-          <w:rFonts w:ascii="Consolas" w:hAnsi="Consolas" w:eastAsia="微软雅黑" w:cs="Consolas"/>
-          <w:sz w:val="16"/>
-        </w:rPr>
-        <w:t xml:space="preserve">(</w:t>
-      </w:r>
-      <w:r>
-        <w:rPr>
-          <w:rStyle w:val="NormalTok"/>
-          <w:rFonts w:ascii="Consolas" w:hAnsi="Consolas" w:eastAsia="微软雅黑" w:cs="Consolas"/>
-          <w:sz w:val="16"/>
-        </w:rPr>
-        <w:t xml:space="preserve">buf</w:t>
-      </w:r>
-      <w:r>
-        <w:rPr>
-          <w:rStyle w:val="OperatorTok"/>
-          <w:rFonts w:ascii="Consolas" w:hAnsi="Consolas" w:eastAsia="微软雅黑" w:cs="Consolas"/>
-          <w:sz w:val="16"/>
-        </w:rPr>
-        <w:t xml:space="preserve">,</w:t>
-      </w:r>
-      <w:r>
-        <w:rPr>
-          <w:rStyle w:val="NormalTok"/>
-          <w:rFonts w:ascii="Consolas" w:hAnsi="Consolas" w:eastAsia="微软雅黑" w:cs="Consolas"/>
-          <w:sz w:val="16"/>
-        </w:rPr>
-        <w:t xml:space="preserve"> </w:t>
-      </w:r>
-      <w:r>
-        <w:rPr>
-          <w:rStyle w:val="StringTok"/>
-          <w:rFonts w:ascii="Consolas" w:hAnsi="Consolas" w:eastAsia="微软雅黑" w:cs="Consolas"/>
-          <w:sz w:val="16"/>
-        </w:rPr>
-        <w:t xml:space="preserve">"</w:t>
-      </w:r>
-      <w:r>
-        <w:rPr>
-          <w:rStyle w:val="SpecialCharTok"/>
-          <w:rFonts w:ascii="Consolas" w:hAnsi="Consolas" w:eastAsia="微软雅黑" w:cs="Consolas"/>
-          <w:sz w:val="16"/>
-        </w:rPr>
-        <w:t xml:space="preserve">%d</w:t>
-      </w:r>
-      <w:r>
-        <w:rPr>
-          <w:rStyle w:val="StringTok"/>
-          <w:rFonts w:ascii="Consolas" w:hAnsi="Consolas" w:eastAsia="微软雅黑" w:cs="Consolas"/>
-          <w:sz w:val="16"/>
-        </w:rPr>
-        <w:t xml:space="preserve"> %[^</w:t>
-      </w:r>
-      <w:r>
-        <w:rPr>
-          <w:rStyle w:val="SpecialCharTok"/>
-          <w:rFonts w:ascii="Consolas" w:hAnsi="Consolas" w:eastAsia="微软雅黑" w:cs="Consolas"/>
-          <w:sz w:val="16"/>
-        </w:rPr>
-        <w:t xml:space="preserve">\n</w:t>
-      </w:r>
-      <w:r>
-        <w:rPr>
-          <w:rStyle w:val="StringTok"/>
-          <w:rFonts w:ascii="Consolas" w:hAnsi="Consolas" w:eastAsia="微软雅黑" w:cs="Consolas"/>
-          <w:sz w:val="16"/>
-        </w:rPr>
-        <w:t xml:space="preserve">]"</w:t>
-      </w:r>
-      <w:r>
-        <w:rPr>
-          <w:rStyle w:val="OperatorTok"/>
-          <w:rFonts w:ascii="Consolas" w:hAnsi="Consolas" w:eastAsia="微软雅黑" w:cs="Consolas"/>
-          <w:sz w:val="16"/>
-        </w:rPr>
-        <w:t xml:space="preserve">,</w:t>
-      </w:r>
-      <w:r>
-        <w:rPr>
-          <w:rStyle w:val="NormalTok"/>
-          <w:rFonts w:ascii="Consolas" w:hAnsi="Consolas" w:eastAsia="微软雅黑" w:cs="Consolas"/>
-          <w:sz w:val="16"/>
-        </w:rPr>
-        <w:t xml:space="preserve"> </w:t>
-      </w:r>
-      <w:r>
-        <w:rPr>
-          <w:rStyle w:val="OperatorTok"/>
-          <w:rFonts w:ascii="Consolas" w:hAnsi="Consolas" w:eastAsia="微软雅黑" w:cs="Consolas"/>
-          <w:sz w:val="16"/>
-        </w:rPr>
-        <w:t xml:space="preserve">&amp;</w:t>
-      </w:r>
-      <w:r>
-        <w:rPr>
-          <w:rStyle w:val="NormalTok"/>
-          <w:rFonts w:ascii="Consolas" w:hAnsi="Consolas" w:eastAsia="微软雅黑" w:cs="Consolas"/>
-          <w:sz w:val="16"/>
-        </w:rPr>
-        <w:t xml:space="preserve">a</w:t>
-      </w:r>
-      <w:r>
-        <w:rPr>
-          <w:rStyle w:val="OperatorTok"/>
-          <w:rFonts w:ascii="Consolas" w:hAnsi="Consolas" w:eastAsia="微软雅黑" w:cs="Consolas"/>
-          <w:sz w:val="16"/>
-        </w:rPr>
-        <w:t xml:space="preserve">,</w:t>
-      </w:r>
-      <w:r>
-        <w:rPr>
-          <w:rStyle w:val="NormalTok"/>
-          <w:rFonts w:ascii="Consolas" w:hAnsi="Consolas" w:eastAsia="微软雅黑" w:cs="Consolas"/>
-          <w:sz w:val="16"/>
-        </w:rPr>
-        <w:t xml:space="preserve"> name</w:t>
-      </w:r>
-      <w:r>
-        <w:rPr>
-          <w:rStyle w:val="OperatorTok"/>
-          <w:rFonts w:ascii="Consolas" w:hAnsi="Consolas" w:eastAsia="微软雅黑" w:cs="Consolas"/>
-          <w:sz w:val="16"/>
-        </w:rPr>
-        <w:t xml:space="preserve">);</w:t>
-      </w:r>
-      <w:r>
-        <w:rPr>
-          <w:rStyle w:val="NormalTok"/>
-          <w:rFonts w:ascii="Consolas" w:hAnsi="Consolas" w:eastAsia="微软雅黑" w:cs="Consolas"/>
-          <w:sz w:val="16"/>
-        </w:rPr>
-        <w:t xml:space="preserve">        </w:t>
-      </w:r>
-      <w:r>
-        <w:rPr>
-          <w:rStyle w:val="CommentTok"/>
-          <w:rFonts w:ascii="Consolas" w:hAnsi="Consolas" w:eastAsia="微软雅黑" w:cs="Consolas"/>
-          <w:sz w:val="16"/>
-        </w:rPr>
-        <w:t xml:space="preserve">// 读含空格的字段用 %[^\n]</w:t>
-      </w:r>
-      <w:r>
-        <w:rPr>
-          <w:rFonts w:ascii="Consolas" w:hAnsi="Consolas" w:eastAsia="微软雅黑" w:cs="Consolas"/>
-          <w:sz w:val="16"/>
-        </w:rPr>
-        <w:br/>
-      </w:r>
-      <w:r>
-        <w:rPr>
-          <w:rFonts w:ascii="Consolas" w:hAnsi="Consolas" w:eastAsia="微软雅黑" w:cs="Consolas"/>
-          <w:sz w:val="16"/>
-        </w:rPr>
-        <w:br/>
-      </w:r>
-      <w:r>
-        <w:rPr>
-          <w:rStyle w:val="DataTypeTok"/>
-          <w:rFonts w:ascii="Consolas" w:hAnsi="Consolas" w:eastAsia="微软雅黑" w:cs="Consolas"/>
-          <w:sz w:val="16"/>
-        </w:rPr>
-        <w:t xml:space="preserve">char</w:t>
-      </w:r>
-      <w:r>
-        <w:rPr>
-          <w:rStyle w:val="NormalTok"/>
-          <w:rFonts w:ascii="Consolas" w:hAnsi="Consolas" w:eastAsia="微软雅黑" w:cs="Consolas"/>
-          <w:sz w:val="16"/>
-        </w:rPr>
-        <w:t xml:space="preserve"> out</w:t>
-      </w:r>
-      <w:r>
-        <w:rPr>
-          <w:rStyle w:val="OperatorTok"/>
-          <w:rFonts w:ascii="Consolas" w:hAnsi="Consolas" w:eastAsia="微软雅黑" w:cs="Consolas"/>
-          <w:sz w:val="16"/>
-        </w:rPr>
-        <w:t xml:space="preserve">[</w:t>
-      </w:r>
-      <w:r>
-        <w:rPr>
-          <w:rStyle w:val="DecValTok"/>
-          <w:rFonts w:ascii="Consolas" w:hAnsi="Consolas" w:eastAsia="微软雅黑" w:cs="Consolas"/>
-          <w:sz w:val="16"/>
-        </w:rPr>
-        <w:t xml:space="preserve">256</w:t>
-      </w:r>
-      <w:r>
-        <w:rPr>
-          <w:rStyle w:val="OperatorTok"/>
-          <w:rFonts w:ascii="Consolas" w:hAnsi="Consolas" w:eastAsia="微软雅黑" w:cs="Consolas"/>
-          <w:sz w:val="16"/>
-        </w:rPr>
-        <w:t xml:space="preserve">];</w:t>
-      </w:r>
-      <w:r>
-        <w:rPr>
-          <w:rFonts w:ascii="Consolas" w:hAnsi="Consolas" w:eastAsia="微软雅黑" w:cs="Consolas"/>
-          <w:sz w:val="16"/>
-        </w:rPr>
-        <w:br/>
-      </w:r>
-      <w:r>
-        <w:rPr>
-          <w:rStyle w:val="NormalTok"/>
-          <w:rFonts w:ascii="Consolas" w:hAnsi="Consolas" w:eastAsia="微软雅黑" w:cs="Consolas"/>
-          <w:sz w:val="16"/>
-        </w:rPr>
-        <w:t xml:space="preserve">sprintf</w:t>
-      </w:r>
-      <w:r>
-        <w:rPr>
-          <w:rStyle w:val="OperatorTok"/>
-          <w:rFonts w:ascii="Consolas" w:hAnsi="Consolas" w:eastAsia="微软雅黑" w:cs="Consolas"/>
-          <w:sz w:val="16"/>
-        </w:rPr>
-        <w:t xml:space="preserve">(</w:t>
-      </w:r>
-      <w:r>
-        <w:rPr>
-          <w:rStyle w:val="NormalTok"/>
-          <w:rFonts w:ascii="Consolas" w:hAnsi="Consolas" w:eastAsia="微软雅黑" w:cs="Consolas"/>
-          <w:sz w:val="16"/>
-        </w:rPr>
-        <w:t xml:space="preserve">out</w:t>
-      </w:r>
-      <w:r>
-        <w:rPr>
-          <w:rStyle w:val="OperatorTok"/>
-          <w:rFonts w:ascii="Consolas" w:hAnsi="Consolas" w:eastAsia="微软雅黑" w:cs="Consolas"/>
-          <w:sz w:val="16"/>
-        </w:rPr>
-        <w:t xml:space="preserve">,</w:t>
-      </w:r>
-      <w:r>
-        <w:rPr>
-          <w:rStyle w:val="NormalTok"/>
-          <w:rFonts w:ascii="Consolas" w:hAnsi="Consolas" w:eastAsia="微软雅黑" w:cs="Consolas"/>
-          <w:sz w:val="16"/>
-        </w:rPr>
-        <w:t xml:space="preserve"> </w:t>
-      </w:r>
-      <w:r>
-        <w:rPr>
-          <w:rStyle w:val="StringTok"/>
-          <w:rFonts w:ascii="Consolas" w:hAnsi="Consolas" w:eastAsia="微软雅黑" w:cs="Consolas"/>
-          <w:sz w:val="16"/>
-        </w:rPr>
-        <w:t xml:space="preserve">"a=</w:t>
-      </w:r>
-      <w:r>
-        <w:rPr>
-          <w:rStyle w:val="SpecialCharTok"/>
-          <w:rFonts w:ascii="Consolas" w:hAnsi="Consolas" w:eastAsia="微软雅黑" w:cs="Consolas"/>
-          <w:sz w:val="16"/>
-        </w:rPr>
-        <w:t xml:space="preserve">%d</w:t>
-      </w:r>
-      <w:r>
-        <w:rPr>
-          <w:rStyle w:val="StringTok"/>
-          <w:rFonts w:ascii="Consolas" w:hAnsi="Consolas" w:eastAsia="微软雅黑" w:cs="Consolas"/>
-          <w:sz w:val="16"/>
-        </w:rPr>
-        <w:t xml:space="preserve"> name=</w:t>
-      </w:r>
-      <w:r>
-        <w:rPr>
-          <w:rStyle w:val="SpecialCharTok"/>
-          <w:rFonts w:ascii="Consolas" w:hAnsi="Consolas" w:eastAsia="微软雅黑" w:cs="Consolas"/>
-          <w:sz w:val="16"/>
-        </w:rPr>
-        <w:t xml:space="preserve">%s</w:t>
-      </w:r>
-      <w:r>
-        <w:rPr>
-          <w:rStyle w:val="StringTok"/>
-          <w:rFonts w:ascii="Consolas" w:hAnsi="Consolas" w:eastAsia="微软雅黑" w:cs="Consolas"/>
-          <w:sz w:val="16"/>
-        </w:rPr>
-        <w:t xml:space="preserve"> </w:t>
-      </w:r>
-      <w:r>
-        <w:rPr>
-          <w:rStyle w:val="SpecialCharTok"/>
-          <w:rFonts w:ascii="Consolas" w:hAnsi="Consolas" w:eastAsia="微软雅黑" w:cs="Consolas"/>
-          <w:sz w:val="16"/>
-        </w:rPr>
-        <w:t xml:space="preserve">%.2f</w:t>
-      </w:r>
-      <w:r>
-        <w:rPr>
-          <w:rStyle w:val="StringTok"/>
-          <w:rFonts w:ascii="Consolas" w:hAnsi="Consolas" w:eastAsia="微软雅黑" w:cs="Consolas"/>
-          <w:sz w:val="16"/>
-        </w:rPr>
-        <w:t xml:space="preserve">"</w:t>
-      </w:r>
-      <w:r>
-        <w:rPr>
-          <w:rStyle w:val="OperatorTok"/>
-          <w:rFonts w:ascii="Consolas" w:hAnsi="Consolas" w:eastAsia="微软雅黑" w:cs="Consolas"/>
-          <w:sz w:val="16"/>
-        </w:rPr>
-        <w:t xml:space="preserve">,</w:t>
-      </w:r>
-      <w:r>
-        <w:rPr>
-          <w:rStyle w:val="NormalTok"/>
-          <w:rFonts w:ascii="Consolas" w:hAnsi="Consolas" w:eastAsia="微软雅黑" w:cs="Consolas"/>
-          <w:sz w:val="16"/>
-        </w:rPr>
-        <w:t xml:space="preserve"> a</w:t>
-      </w:r>
-      <w:r>
-        <w:rPr>
-          <w:rStyle w:val="OperatorTok"/>
-          <w:rFonts w:ascii="Consolas" w:hAnsi="Consolas" w:eastAsia="微软雅黑" w:cs="Consolas"/>
-          <w:sz w:val="16"/>
-        </w:rPr>
-        <w:t xml:space="preserve">,</w:t>
-      </w:r>
-      <w:r>
-        <w:rPr>
-          <w:rStyle w:val="NormalTok"/>
-          <w:rFonts w:ascii="Consolas" w:hAnsi="Consolas" w:eastAsia="微软雅黑" w:cs="Consolas"/>
-          <w:sz w:val="16"/>
-        </w:rPr>
-        <w:t xml:space="preserve"> name</w:t>
-      </w:r>
-      <w:r>
-        <w:rPr>
-          <w:rStyle w:val="OperatorTok"/>
-          <w:rFonts w:ascii="Consolas" w:hAnsi="Consolas" w:eastAsia="微软雅黑" w:cs="Consolas"/>
-          <w:sz w:val="16"/>
-        </w:rPr>
-        <w:t xml:space="preserve">,</w:t>
-      </w:r>
-      <w:r>
-        <w:rPr>
-          <w:rStyle w:val="NormalTok"/>
-          <w:rFonts w:ascii="Consolas" w:hAnsi="Consolas" w:eastAsia="微软雅黑" w:cs="Consolas"/>
-          <w:sz w:val="16"/>
-        </w:rPr>
-        <w:t xml:space="preserve"> x</w:t>
-      </w:r>
-      <w:r>
-        <w:rPr>
-          <w:rStyle w:val="OperatorTok"/>
-          <w:rFonts w:ascii="Consolas" w:hAnsi="Consolas" w:eastAsia="微软雅黑" w:cs="Consolas"/>
-          <w:sz w:val="16"/>
-        </w:rPr>
-        <w:t xml:space="preserve">);</w:t>
-      </w:r>
-      <w:r>
-        <w:rPr>
-          <w:rStyle w:val="NormalTok"/>
-          <w:rFonts w:ascii="Consolas" w:hAnsi="Consolas" w:eastAsia="微软雅黑" w:cs="Consolas"/>
-          <w:sz w:val="16"/>
-        </w:rPr>
-        <w:t xml:space="preserve">   </w:t>
-      </w:r>
-      <w:r>
-        <w:rPr>
-          <w:rStyle w:val="CommentTok"/>
-          <w:rFonts w:ascii="Consolas" w:hAnsi="Consolas" w:eastAsia="微软雅黑" w:cs="Consolas"/>
-          <w:sz w:val="16"/>
-        </w:rPr>
-        <w:t xml:space="preserve">// 拼装</w:t>
-      </w:r>
-      <w:r>
-        <w:rPr>
-          <w:rFonts w:ascii="Consolas" w:hAnsi="Consolas" w:eastAsia="微软雅黑" w:cs="Consolas"/>
-          <w:sz w:val="16"/>
-        </w:rPr>
-        <w:br/>
-      </w:r>
-      <w:r>
-        <w:rPr>
-          <w:rStyle w:val="NormalTok"/>
-          <w:rFonts w:ascii="Consolas" w:hAnsi="Consolas" w:eastAsia="微软雅黑" w:cs="Consolas"/>
-          <w:sz w:val="16"/>
-        </w:rPr>
-        <w:t xml:space="preserve">snprintf</w:t>
-      </w:r>
-      <w:r>
-        <w:rPr>
-          <w:rStyle w:val="OperatorTok"/>
-          <w:rFonts w:ascii="Consolas" w:hAnsi="Consolas" w:eastAsia="微软雅黑" w:cs="Consolas"/>
-          <w:sz w:val="16"/>
-        </w:rPr>
-        <w:t xml:space="preserve">(</w:t>
-      </w:r>
-      <w:r>
-        <w:rPr>
-          <w:rStyle w:val="NormalTok"/>
-          <w:rFonts w:ascii="Consolas" w:hAnsi="Consolas" w:eastAsia="微软雅黑" w:cs="Consolas"/>
-          <w:sz w:val="16"/>
-        </w:rPr>
-        <w:t xml:space="preserve">out</w:t>
-      </w:r>
-      <w:r>
-        <w:rPr>
-          <w:rStyle w:val="OperatorTok"/>
-          <w:rFonts w:ascii="Consolas" w:hAnsi="Consolas" w:eastAsia="微软雅黑" w:cs="Consolas"/>
-          <w:sz w:val="16"/>
-        </w:rPr>
-        <w:t xml:space="preserve">,</w:t>
-      </w:r>
-      <w:r>
-        <w:rPr>
-          <w:rStyle w:val="NormalTok"/>
-          <w:rFonts w:ascii="Consolas" w:hAnsi="Consolas" w:eastAsia="微软雅黑" w:cs="Consolas"/>
-          <w:sz w:val="16"/>
-        </w:rPr>
-        <w:t xml:space="preserve"> </w:t>
-      </w:r>
-      <w:r>
-        <w:rPr>
-          <w:rStyle w:val="KeywordTok"/>
-          <w:rFonts w:ascii="Consolas" w:hAnsi="Consolas" w:eastAsia="微软雅黑" w:cs="Consolas"/>
-          <w:sz w:val="16"/>
-        </w:rPr>
-        <w:t xml:space="preserve">sizeof</w:t>
-      </w:r>
-      <w:r>
-        <w:rPr>
-          <w:rStyle w:val="OperatorTok"/>
-          <w:rFonts w:ascii="Consolas" w:hAnsi="Consolas" w:eastAsia="微软雅黑" w:cs="Consolas"/>
-          <w:sz w:val="16"/>
-        </w:rPr>
-        <w:t xml:space="preserve">(</w:t>
-      </w:r>
-      <w:r>
-        <w:rPr>
-          <w:rStyle w:val="NormalTok"/>
-          <w:rFonts w:ascii="Consolas" w:hAnsi="Consolas" w:eastAsia="微软雅黑" w:cs="Consolas"/>
-          <w:sz w:val="16"/>
-        </w:rPr>
-        <w:t xml:space="preserve">out</w:t>
-      </w:r>
-      <w:r>
-        <w:rPr>
-          <w:rStyle w:val="OperatorTok"/>
-          <w:rFonts w:ascii="Consolas" w:hAnsi="Consolas" w:eastAsia="微软雅黑" w:cs="Consolas"/>
-          <w:sz w:val="16"/>
-        </w:rPr>
-        <w:t xml:space="preserve">),</w:t>
-      </w:r>
-      <w:r>
-        <w:rPr>
-          <w:rStyle w:val="NormalTok"/>
-          <w:rFonts w:ascii="Consolas" w:hAnsi="Consolas" w:eastAsia="微软雅黑" w:cs="Consolas"/>
-          <w:sz w:val="16"/>
-        </w:rPr>
-        <w:t xml:space="preserve"> </w:t>
-      </w:r>
-      <w:r>
-        <w:rPr>
-          <w:rStyle w:val="StringTok"/>
-          <w:rFonts w:ascii="Consolas" w:hAnsi="Consolas" w:eastAsia="微软雅黑" w:cs="Consolas"/>
-          <w:sz w:val="16"/>
-        </w:rPr>
-        <w:t xml:space="preserve">"a=</w:t>
-      </w:r>
-      <w:r>
-        <w:rPr>
-          <w:rStyle w:val="SpecialCharTok"/>
-          <w:rFonts w:ascii="Consolas" w:hAnsi="Consolas" w:eastAsia="微软雅黑" w:cs="Consolas"/>
-          <w:sz w:val="16"/>
-        </w:rPr>
-        <w:t xml:space="preserve">%d</w:t>
-      </w:r>
-      <w:r>
-        <w:rPr>
-          <w:rStyle w:val="StringTok"/>
-          <w:rFonts w:ascii="Consolas" w:hAnsi="Consolas" w:eastAsia="微软雅黑" w:cs="Consolas"/>
-          <w:sz w:val="16"/>
-        </w:rPr>
-        <w:t xml:space="preserve">"</w:t>
-      </w:r>
-      <w:r>
-        <w:rPr>
-          <w:rStyle w:val="OperatorTok"/>
-          <w:rFonts w:ascii="Consolas" w:hAnsi="Consolas" w:eastAsia="微软雅黑" w:cs="Consolas"/>
-          <w:sz w:val="16"/>
-        </w:rPr>
-        <w:t xml:space="preserve">,</w:t>
-      </w:r>
-      <w:r>
-        <w:rPr>
-          <w:rStyle w:val="NormalTok"/>
-          <w:rFonts w:ascii="Consolas" w:hAnsi="Consolas" w:eastAsia="微软雅黑" w:cs="Consolas"/>
-          <w:sz w:val="16"/>
-        </w:rPr>
-        <w:t xml:space="preserve"> a</w:t>
-      </w:r>
-      <w:r>
-        <w:rPr>
-          <w:rStyle w:val="OperatorTok"/>
-          <w:rFonts w:ascii="Consolas" w:hAnsi="Consolas" w:eastAsia="微软雅黑" w:cs="Consolas"/>
-          <w:sz w:val="16"/>
-        </w:rPr>
-        <w:t xml:space="preserve">);</w:t>
-      </w:r>
-      <w:r>
-        <w:rPr>
-          <w:rStyle w:val="NormalTok"/>
-          <w:rFonts w:ascii="Consolas" w:hAnsi="Consolas" w:eastAsia="微软雅黑" w:cs="Consolas"/>
-          <w:sz w:val="16"/>
-        </w:rPr>
-        <w:t xml:space="preserve">           </w:t>
-      </w:r>
-      <w:r>
-        <w:rPr>
-          <w:rStyle w:val="CommentTok"/>
-          <w:rFonts w:ascii="Consolas" w:hAnsi="Consolas" w:eastAsia="微软雅黑" w:cs="Consolas"/>
-          <w:sz w:val="16"/>
-        </w:rPr>
-        <w:t xml:space="preserve">// 更安全：限定总大小防溢出</w:t>
+        <w:t xml:space="preserve">// 等价且更快：'0' &lt;= c &amp;&amp; c &lt;= '9'（快读里通常这么写）；确认是数字后才能 c - '0'</w:t>
       </w:r>
     </w:p>
-    <w:bookmarkEnd w:id="61"/>
-    <w:bookmarkEnd w:id="62"/>
-    <w:bookmarkStart w:id="63" w:name="X3e38d7454675a8e8ca78937499da4287e66f6f5"/>
+    <w:bookmarkStart w:id="62" w:name="X40e4d18667dbba033c6fda670b13cb1747139a8"/>
     <w:p>
       <w:pPr>
-        <w:pStyle w:val="Heading2"/>
+        <w:pStyle w:val="Heading3"/>
         <w:keepNext/>
-        <w:spacing w:before="200" w:after="80"/>
+        <w:spacing w:before="120" w:after="60"/>
       </w:pPr>
       <w:r>
         <w:rPr>
           <w:rFonts w:ascii="Microsoft YaHei" w:hAnsi="Microsoft YaHei" w:eastAsia="微软雅黑" w:cs="Microsoft YaHei"/>
           <w:b/>
-          <w:color w:val="1E4F79"/>
-          <w:sz w:val="26"/>
-        </w:rPr>
-        <w:t xml:space="preserve">8. 文件操作</w:t>
+          <w:color w:val="2E74B5"/>
+          <w:sz w:val="22"/>
+        </w:rPr>
+        <w:t xml:space="preserve">7.1 fgets 读行 / sscanf 解析 / snprintf 拼装（字符串三件套）</w:t>
       </w:r>
     </w:p>
     <w:p>
@@ -53964,6 +54819,1454 @@
       </w:pPr>
       <w:r>
         <w:rPr>
+          <w:rStyle w:val="DataTypeTok"/>
+          <w:rFonts w:ascii="Consolas" w:hAnsi="Consolas" w:eastAsia="微软雅黑" w:cs="Consolas"/>
+          <w:sz w:val="16"/>
+        </w:rPr>
+        <w:t xml:space="preserve">char</w:t>
+      </w:r>
+      <w:r>
+        <w:rPr>
+          <w:rStyle w:val="NormalTok"/>
+          <w:rFonts w:ascii="Consolas" w:hAnsi="Consolas" w:eastAsia="微软雅黑" w:cs="Consolas"/>
+          <w:sz w:val="16"/>
+        </w:rPr>
+        <w:t xml:space="preserve"> buf</w:t>
+      </w:r>
+      <w:r>
+        <w:rPr>
+          <w:rStyle w:val="OperatorTok"/>
+          <w:rFonts w:ascii="Consolas" w:hAnsi="Consolas" w:eastAsia="微软雅黑" w:cs="Consolas"/>
+          <w:sz w:val="16"/>
+        </w:rPr>
+        <w:t xml:space="preserve">[</w:t>
+      </w:r>
+      <w:r>
+        <w:rPr>
+          <w:rStyle w:val="DecValTok"/>
+          <w:rFonts w:ascii="Consolas" w:hAnsi="Consolas" w:eastAsia="微软雅黑" w:cs="Consolas"/>
+          <w:sz w:val="16"/>
+        </w:rPr>
+        <w:t xml:space="preserve">256</w:t>
+      </w:r>
+      <w:r>
+        <w:rPr>
+          <w:rStyle w:val="OperatorTok"/>
+          <w:rFonts w:ascii="Consolas" w:hAnsi="Consolas" w:eastAsia="微软雅黑" w:cs="Consolas"/>
+          <w:sz w:val="16"/>
+        </w:rPr>
+        <w:t xml:space="preserve">];</w:t>
+      </w:r>
+      <w:r>
+        <w:rPr>
+          <w:rFonts w:ascii="Consolas" w:hAnsi="Consolas" w:eastAsia="微软雅黑" w:cs="Consolas"/>
+          <w:sz w:val="16"/>
+        </w:rPr>
+        <w:br/>
+      </w:r>
+      <w:r>
+        <w:rPr>
+          <w:rStyle w:val="NormalTok"/>
+          <w:rFonts w:ascii="Consolas" w:hAnsi="Consolas" w:eastAsia="微软雅黑" w:cs="Consolas"/>
+          <w:sz w:val="16"/>
+        </w:rPr>
+        <w:t xml:space="preserve">fgets</w:t>
+      </w:r>
+      <w:r>
+        <w:rPr>
+          <w:rStyle w:val="OperatorTok"/>
+          <w:rFonts w:ascii="Consolas" w:hAnsi="Consolas" w:eastAsia="微软雅黑" w:cs="Consolas"/>
+          <w:sz w:val="16"/>
+        </w:rPr>
+        <w:t xml:space="preserve">(</w:t>
+      </w:r>
+      <w:r>
+        <w:rPr>
+          <w:rStyle w:val="NormalTok"/>
+          <w:rFonts w:ascii="Consolas" w:hAnsi="Consolas" w:eastAsia="微软雅黑" w:cs="Consolas"/>
+          <w:sz w:val="16"/>
+        </w:rPr>
+        <w:t xml:space="preserve">buf</w:t>
+      </w:r>
+      <w:r>
+        <w:rPr>
+          <w:rStyle w:val="OperatorTok"/>
+          <w:rFonts w:ascii="Consolas" w:hAnsi="Consolas" w:eastAsia="微软雅黑" w:cs="Consolas"/>
+          <w:sz w:val="16"/>
+        </w:rPr>
+        <w:t xml:space="preserve">,</w:t>
+      </w:r>
+      <w:r>
+        <w:rPr>
+          <w:rStyle w:val="NormalTok"/>
+          <w:rFonts w:ascii="Consolas" w:hAnsi="Consolas" w:eastAsia="微软雅黑" w:cs="Consolas"/>
+          <w:sz w:val="16"/>
+        </w:rPr>
+        <w:t xml:space="preserve"> </w:t>
+      </w:r>
+      <w:r>
+        <w:rPr>
+          <w:rStyle w:val="KeywordTok"/>
+          <w:rFonts w:ascii="Consolas" w:hAnsi="Consolas" w:eastAsia="微软雅黑" w:cs="Consolas"/>
+          <w:sz w:val="16"/>
+        </w:rPr>
+        <w:t xml:space="preserve">sizeof</w:t>
+      </w:r>
+      <w:r>
+        <w:rPr>
+          <w:rStyle w:val="OperatorTok"/>
+          <w:rFonts w:ascii="Consolas" w:hAnsi="Consolas" w:eastAsia="微软雅黑" w:cs="Consolas"/>
+          <w:sz w:val="16"/>
+        </w:rPr>
+        <w:t xml:space="preserve">(</w:t>
+      </w:r>
+      <w:r>
+        <w:rPr>
+          <w:rStyle w:val="NormalTok"/>
+          <w:rFonts w:ascii="Consolas" w:hAnsi="Consolas" w:eastAsia="微软雅黑" w:cs="Consolas"/>
+          <w:sz w:val="16"/>
+        </w:rPr>
+        <w:t xml:space="preserve">buf</w:t>
+      </w:r>
+      <w:r>
+        <w:rPr>
+          <w:rStyle w:val="OperatorTok"/>
+          <w:rFonts w:ascii="Consolas" w:hAnsi="Consolas" w:eastAsia="微软雅黑" w:cs="Consolas"/>
+          <w:sz w:val="16"/>
+        </w:rPr>
+        <w:t xml:space="preserve">),</w:t>
+      </w:r>
+      <w:r>
+        <w:rPr>
+          <w:rStyle w:val="NormalTok"/>
+          <w:rFonts w:ascii="Consolas" w:hAnsi="Consolas" w:eastAsia="微软雅黑" w:cs="Consolas"/>
+          <w:sz w:val="16"/>
+        </w:rPr>
+        <w:t xml:space="preserve"> stdin</w:t>
+      </w:r>
+      <w:r>
+        <w:rPr>
+          <w:rStyle w:val="OperatorTok"/>
+          <w:rFonts w:ascii="Consolas" w:hAnsi="Consolas" w:eastAsia="微软雅黑" w:cs="Consolas"/>
+          <w:sz w:val="16"/>
+        </w:rPr>
+        <w:t xml:space="preserve">);</w:t>
+      </w:r>
+      <w:r>
+        <w:rPr>
+          <w:rStyle w:val="NormalTok"/>
+          <w:rFonts w:ascii="Consolas" w:hAnsi="Consolas" w:eastAsia="微软雅黑" w:cs="Consolas"/>
+          <w:sz w:val="16"/>
+        </w:rPr>
+        <w:t xml:space="preserve">     </w:t>
+      </w:r>
+      <w:r>
+        <w:rPr>
+          <w:rStyle w:val="CommentTok"/>
+          <w:rFonts w:ascii="Consolas" w:hAnsi="Consolas" w:eastAsia="微软雅黑" w:cs="Consolas"/>
+          <w:sz w:val="16"/>
+        </w:rPr>
+        <w:t xml:space="preserve">// 读整行（保留 '\n'）</w:t>
+      </w:r>
+      <w:r>
+        <w:rPr>
+          <w:rFonts w:ascii="Consolas" w:hAnsi="Consolas" w:eastAsia="微软雅黑" w:cs="Consolas"/>
+          <w:sz w:val="16"/>
+        </w:rPr>
+        <w:br/>
+      </w:r>
+      <w:r>
+        <w:rPr>
+          <w:rStyle w:val="NormalTok"/>
+          <w:rFonts w:ascii="Consolas" w:hAnsi="Consolas" w:eastAsia="微软雅黑" w:cs="Consolas"/>
+          <w:sz w:val="16"/>
+        </w:rPr>
+        <w:t xml:space="preserve">buf</w:t>
+      </w:r>
+      <w:r>
+        <w:rPr>
+          <w:rStyle w:val="OperatorTok"/>
+          <w:rFonts w:ascii="Consolas" w:hAnsi="Consolas" w:eastAsia="微软雅黑" w:cs="Consolas"/>
+          <w:sz w:val="16"/>
+        </w:rPr>
+        <w:t xml:space="preserve">[</w:t>
+      </w:r>
+      <w:r>
+        <w:rPr>
+          <w:rStyle w:val="NormalTok"/>
+          <w:rFonts w:ascii="Consolas" w:hAnsi="Consolas" w:eastAsia="微软雅黑" w:cs="Consolas"/>
+          <w:sz w:val="16"/>
+        </w:rPr>
+        <w:t xml:space="preserve">strcspn</w:t>
+      </w:r>
+      <w:r>
+        <w:rPr>
+          <w:rStyle w:val="OperatorTok"/>
+          <w:rFonts w:ascii="Consolas" w:hAnsi="Consolas" w:eastAsia="微软雅黑" w:cs="Consolas"/>
+          <w:sz w:val="16"/>
+        </w:rPr>
+        <w:t xml:space="preserve">(</w:t>
+      </w:r>
+      <w:r>
+        <w:rPr>
+          <w:rStyle w:val="NormalTok"/>
+          <w:rFonts w:ascii="Consolas" w:hAnsi="Consolas" w:eastAsia="微软雅黑" w:cs="Consolas"/>
+          <w:sz w:val="16"/>
+        </w:rPr>
+        <w:t xml:space="preserve">buf</w:t>
+      </w:r>
+      <w:r>
+        <w:rPr>
+          <w:rStyle w:val="OperatorTok"/>
+          <w:rFonts w:ascii="Consolas" w:hAnsi="Consolas" w:eastAsia="微软雅黑" w:cs="Consolas"/>
+          <w:sz w:val="16"/>
+        </w:rPr>
+        <w:t xml:space="preserve">,</w:t>
+      </w:r>
+      <w:r>
+        <w:rPr>
+          <w:rStyle w:val="NormalTok"/>
+          <w:rFonts w:ascii="Consolas" w:hAnsi="Consolas" w:eastAsia="微软雅黑" w:cs="Consolas"/>
+          <w:sz w:val="16"/>
+        </w:rPr>
+        <w:t xml:space="preserve"> </w:t>
+      </w:r>
+      <w:r>
+        <w:rPr>
+          <w:rStyle w:val="StringTok"/>
+          <w:rFonts w:ascii="Consolas" w:hAnsi="Consolas" w:eastAsia="微软雅黑" w:cs="Consolas"/>
+          <w:sz w:val="16"/>
+        </w:rPr>
+        <w:t xml:space="preserve">"</w:t>
+      </w:r>
+      <w:r>
+        <w:rPr>
+          <w:rStyle w:val="SpecialCharTok"/>
+          <w:rFonts w:ascii="Consolas" w:hAnsi="Consolas" w:eastAsia="微软雅黑" w:cs="Consolas"/>
+          <w:sz w:val="16"/>
+        </w:rPr>
+        <w:t xml:space="preserve">\n</w:t>
+      </w:r>
+      <w:r>
+        <w:rPr>
+          <w:rStyle w:val="StringTok"/>
+          <w:rFonts w:ascii="Consolas" w:hAnsi="Consolas" w:eastAsia="微软雅黑" w:cs="Consolas"/>
+          <w:sz w:val="16"/>
+        </w:rPr>
+        <w:t xml:space="preserve">"</w:t>
+      </w:r>
+      <w:r>
+        <w:rPr>
+          <w:rStyle w:val="OperatorTok"/>
+          <w:rFonts w:ascii="Consolas" w:hAnsi="Consolas" w:eastAsia="微软雅黑" w:cs="Consolas"/>
+          <w:sz w:val="16"/>
+        </w:rPr>
+        <w:t xml:space="preserve">)]</w:t>
+      </w:r>
+      <w:r>
+        <w:rPr>
+          <w:rStyle w:val="NormalTok"/>
+          <w:rFonts w:ascii="Consolas" w:hAnsi="Consolas" w:eastAsia="微软雅黑" w:cs="Consolas"/>
+          <w:sz w:val="16"/>
+        </w:rPr>
+        <w:t xml:space="preserve"> </w:t>
+      </w:r>
+      <w:r>
+        <w:rPr>
+          <w:rStyle w:val="OperatorTok"/>
+          <w:rFonts w:ascii="Consolas" w:hAnsi="Consolas" w:eastAsia="微软雅黑" w:cs="Consolas"/>
+          <w:sz w:val="16"/>
+        </w:rPr>
+        <w:t xml:space="preserve">=</w:t>
+      </w:r>
+      <w:r>
+        <w:rPr>
+          <w:rStyle w:val="NormalTok"/>
+          <w:rFonts w:ascii="Consolas" w:hAnsi="Consolas" w:eastAsia="微软雅黑" w:cs="Consolas"/>
+          <w:sz w:val="16"/>
+        </w:rPr>
+        <w:t xml:space="preserve"> </w:t>
+      </w:r>
+      <w:r>
+        <w:rPr>
+          <w:rStyle w:val="DecValTok"/>
+          <w:rFonts w:ascii="Consolas" w:hAnsi="Consolas" w:eastAsia="微软雅黑" w:cs="Consolas"/>
+          <w:sz w:val="16"/>
+        </w:rPr>
+        <w:t xml:space="preserve">0</w:t>
+      </w:r>
+      <w:r>
+        <w:rPr>
+          <w:rStyle w:val="OperatorTok"/>
+          <w:rFonts w:ascii="Consolas" w:hAnsi="Consolas" w:eastAsia="微软雅黑" w:cs="Consolas"/>
+          <w:sz w:val="16"/>
+        </w:rPr>
+        <w:t xml:space="preserve">;</w:t>
+      </w:r>
+      <w:r>
+        <w:rPr>
+          <w:rStyle w:val="NormalTok"/>
+          <w:rFonts w:ascii="Consolas" w:hAnsi="Consolas" w:eastAsia="微软雅黑" w:cs="Consolas"/>
+          <w:sz w:val="16"/>
+        </w:rPr>
+        <w:t xml:space="preserve">        </w:t>
+      </w:r>
+      <w:r>
+        <w:rPr>
+          <w:rStyle w:val="CommentTok"/>
+          <w:rFonts w:ascii="Consolas" w:hAnsi="Consolas" w:eastAsia="微软雅黑" w:cs="Consolas"/>
+          <w:sz w:val="16"/>
+        </w:rPr>
+        <w:t xml:space="preserve">// 去末尾 '\n'（strcspn 找第一个 '\n'）</w:t>
+      </w:r>
+      <w:r>
+        <w:rPr>
+          <w:rFonts w:ascii="Consolas" w:hAnsi="Consolas" w:eastAsia="微软雅黑" w:cs="Consolas"/>
+          <w:sz w:val="16"/>
+        </w:rPr>
+        <w:br/>
+      </w:r>
+      <w:r>
+        <w:rPr>
+          <w:rFonts w:ascii="Consolas" w:hAnsi="Consolas" w:eastAsia="微软雅黑" w:cs="Consolas"/>
+          <w:sz w:val="16"/>
+        </w:rPr>
+        <w:br/>
+      </w:r>
+      <w:r>
+        <w:rPr>
+          <w:rStyle w:val="DataTypeTok"/>
+          <w:rFonts w:ascii="Consolas" w:hAnsi="Consolas" w:eastAsia="微软雅黑" w:cs="Consolas"/>
+          <w:sz w:val="16"/>
+        </w:rPr>
+        <w:t xml:space="preserve">int</w:t>
+      </w:r>
+      <w:r>
+        <w:rPr>
+          <w:rStyle w:val="NormalTok"/>
+          <w:rFonts w:ascii="Consolas" w:hAnsi="Consolas" w:eastAsia="微软雅黑" w:cs="Consolas"/>
+          <w:sz w:val="16"/>
+        </w:rPr>
+        <w:t xml:space="preserve"> a</w:t>
+      </w:r>
+      <w:r>
+        <w:rPr>
+          <w:rStyle w:val="OperatorTok"/>
+          <w:rFonts w:ascii="Consolas" w:hAnsi="Consolas" w:eastAsia="微软雅黑" w:cs="Consolas"/>
+          <w:sz w:val="16"/>
+        </w:rPr>
+        <w:t xml:space="preserve">;</w:t>
+      </w:r>
+      <w:r>
+        <w:rPr>
+          <w:rStyle w:val="NormalTok"/>
+          <w:rFonts w:ascii="Consolas" w:hAnsi="Consolas" w:eastAsia="微软雅黑" w:cs="Consolas"/>
+          <w:sz w:val="16"/>
+        </w:rPr>
+        <w:t xml:space="preserve"> </w:t>
+      </w:r>
+      <w:r>
+        <w:rPr>
+          <w:rStyle w:val="DataTypeTok"/>
+          <w:rFonts w:ascii="Consolas" w:hAnsi="Consolas" w:eastAsia="微软雅黑" w:cs="Consolas"/>
+          <w:sz w:val="16"/>
+        </w:rPr>
+        <w:t xml:space="preserve">char</w:t>
+      </w:r>
+      <w:r>
+        <w:rPr>
+          <w:rStyle w:val="NormalTok"/>
+          <w:rFonts w:ascii="Consolas" w:hAnsi="Consolas" w:eastAsia="微软雅黑" w:cs="Consolas"/>
+          <w:sz w:val="16"/>
+        </w:rPr>
+        <w:t xml:space="preserve"> name</w:t>
+      </w:r>
+      <w:r>
+        <w:rPr>
+          <w:rStyle w:val="OperatorTok"/>
+          <w:rFonts w:ascii="Consolas" w:hAnsi="Consolas" w:eastAsia="微软雅黑" w:cs="Consolas"/>
+          <w:sz w:val="16"/>
+        </w:rPr>
+        <w:t xml:space="preserve">[</w:t>
+      </w:r>
+      <w:r>
+        <w:rPr>
+          <w:rStyle w:val="DecValTok"/>
+          <w:rFonts w:ascii="Consolas" w:hAnsi="Consolas" w:eastAsia="微软雅黑" w:cs="Consolas"/>
+          <w:sz w:val="16"/>
+        </w:rPr>
+        <w:t xml:space="preserve">20</w:t>
+      </w:r>
+      <w:r>
+        <w:rPr>
+          <w:rStyle w:val="OperatorTok"/>
+          <w:rFonts w:ascii="Consolas" w:hAnsi="Consolas" w:eastAsia="微软雅黑" w:cs="Consolas"/>
+          <w:sz w:val="16"/>
+        </w:rPr>
+        <w:t xml:space="preserve">];</w:t>
+      </w:r>
+      <w:r>
+        <w:rPr>
+          <w:rStyle w:val="NormalTok"/>
+          <w:rFonts w:ascii="Consolas" w:hAnsi="Consolas" w:eastAsia="微软雅黑" w:cs="Consolas"/>
+          <w:sz w:val="16"/>
+        </w:rPr>
+        <w:t xml:space="preserve"> </w:t>
+      </w:r>
+      <w:r>
+        <w:rPr>
+          <w:rStyle w:val="DataTypeTok"/>
+          <w:rFonts w:ascii="Consolas" w:hAnsi="Consolas" w:eastAsia="微软雅黑" w:cs="Consolas"/>
+          <w:sz w:val="16"/>
+        </w:rPr>
+        <w:t xml:space="preserve">double</w:t>
+      </w:r>
+      <w:r>
+        <w:rPr>
+          <w:rStyle w:val="NormalTok"/>
+          <w:rFonts w:ascii="Consolas" w:hAnsi="Consolas" w:eastAsia="微软雅黑" w:cs="Consolas"/>
+          <w:sz w:val="16"/>
+        </w:rPr>
+        <w:t xml:space="preserve"> x</w:t>
+      </w:r>
+      <w:r>
+        <w:rPr>
+          <w:rStyle w:val="OperatorTok"/>
+          <w:rFonts w:ascii="Consolas" w:hAnsi="Consolas" w:eastAsia="微软雅黑" w:cs="Consolas"/>
+          <w:sz w:val="16"/>
+        </w:rPr>
+        <w:t xml:space="preserve">;</w:t>
+      </w:r>
+      <w:r>
+        <w:rPr>
+          <w:rFonts w:ascii="Consolas" w:hAnsi="Consolas" w:eastAsia="微软雅黑" w:cs="Consolas"/>
+          <w:sz w:val="16"/>
+        </w:rPr>
+        <w:br/>
+      </w:r>
+      <w:r>
+        <w:rPr>
+          <w:rStyle w:val="NormalTok"/>
+          <w:rFonts w:ascii="Consolas" w:hAnsi="Consolas" w:eastAsia="微软雅黑" w:cs="Consolas"/>
+          <w:sz w:val="16"/>
+        </w:rPr>
+        <w:t xml:space="preserve">sscanf</w:t>
+      </w:r>
+      <w:r>
+        <w:rPr>
+          <w:rStyle w:val="OperatorTok"/>
+          <w:rFonts w:ascii="Consolas" w:hAnsi="Consolas" w:eastAsia="微软雅黑" w:cs="Consolas"/>
+          <w:sz w:val="16"/>
+        </w:rPr>
+        <w:t xml:space="preserve">(</w:t>
+      </w:r>
+      <w:r>
+        <w:rPr>
+          <w:rStyle w:val="NormalTok"/>
+          <w:rFonts w:ascii="Consolas" w:hAnsi="Consolas" w:eastAsia="微软雅黑" w:cs="Consolas"/>
+          <w:sz w:val="16"/>
+        </w:rPr>
+        <w:t xml:space="preserve">buf</w:t>
+      </w:r>
+      <w:r>
+        <w:rPr>
+          <w:rStyle w:val="OperatorTok"/>
+          <w:rFonts w:ascii="Consolas" w:hAnsi="Consolas" w:eastAsia="微软雅黑" w:cs="Consolas"/>
+          <w:sz w:val="16"/>
+        </w:rPr>
+        <w:t xml:space="preserve">,</w:t>
+      </w:r>
+      <w:r>
+        <w:rPr>
+          <w:rStyle w:val="NormalTok"/>
+          <w:rFonts w:ascii="Consolas" w:hAnsi="Consolas" w:eastAsia="微软雅黑" w:cs="Consolas"/>
+          <w:sz w:val="16"/>
+        </w:rPr>
+        <w:t xml:space="preserve"> </w:t>
+      </w:r>
+      <w:r>
+        <w:rPr>
+          <w:rStyle w:val="StringTok"/>
+          <w:rFonts w:ascii="Consolas" w:hAnsi="Consolas" w:eastAsia="微软雅黑" w:cs="Consolas"/>
+          <w:sz w:val="16"/>
+        </w:rPr>
+        <w:t xml:space="preserve">"</w:t>
+      </w:r>
+      <w:r>
+        <w:rPr>
+          <w:rStyle w:val="SpecialCharTok"/>
+          <w:rFonts w:ascii="Consolas" w:hAnsi="Consolas" w:eastAsia="微软雅黑" w:cs="Consolas"/>
+          <w:sz w:val="16"/>
+        </w:rPr>
+        <w:t xml:space="preserve">%d</w:t>
+      </w:r>
+      <w:r>
+        <w:rPr>
+          <w:rStyle w:val="StringTok"/>
+          <w:rFonts w:ascii="Consolas" w:hAnsi="Consolas" w:eastAsia="微软雅黑" w:cs="Consolas"/>
+          <w:sz w:val="16"/>
+        </w:rPr>
+        <w:t xml:space="preserve"> </w:t>
+      </w:r>
+      <w:r>
+        <w:rPr>
+          <w:rStyle w:val="SpecialCharTok"/>
+          <w:rFonts w:ascii="Consolas" w:hAnsi="Consolas" w:eastAsia="微软雅黑" w:cs="Consolas"/>
+          <w:sz w:val="16"/>
+        </w:rPr>
+        <w:t xml:space="preserve">%s</w:t>
+      </w:r>
+      <w:r>
+        <w:rPr>
+          <w:rStyle w:val="StringTok"/>
+          <w:rFonts w:ascii="Consolas" w:hAnsi="Consolas" w:eastAsia="微软雅黑" w:cs="Consolas"/>
+          <w:sz w:val="16"/>
+        </w:rPr>
+        <w:t xml:space="preserve"> </w:t>
+      </w:r>
+      <w:r>
+        <w:rPr>
+          <w:rStyle w:val="SpecialCharTok"/>
+          <w:rFonts w:ascii="Consolas" w:hAnsi="Consolas" w:eastAsia="微软雅黑" w:cs="Consolas"/>
+          <w:sz w:val="16"/>
+        </w:rPr>
+        <w:t xml:space="preserve">%lf</w:t>
+      </w:r>
+      <w:r>
+        <w:rPr>
+          <w:rStyle w:val="StringTok"/>
+          <w:rFonts w:ascii="Consolas" w:hAnsi="Consolas" w:eastAsia="微软雅黑" w:cs="Consolas"/>
+          <w:sz w:val="16"/>
+        </w:rPr>
+        <w:t xml:space="preserve">"</w:t>
+      </w:r>
+      <w:r>
+        <w:rPr>
+          <w:rStyle w:val="OperatorTok"/>
+          <w:rFonts w:ascii="Consolas" w:hAnsi="Consolas" w:eastAsia="微软雅黑" w:cs="Consolas"/>
+          <w:sz w:val="16"/>
+        </w:rPr>
+        <w:t xml:space="preserve">,</w:t>
+      </w:r>
+      <w:r>
+        <w:rPr>
+          <w:rStyle w:val="NormalTok"/>
+          <w:rFonts w:ascii="Consolas" w:hAnsi="Consolas" w:eastAsia="微软雅黑" w:cs="Consolas"/>
+          <w:sz w:val="16"/>
+        </w:rPr>
+        <w:t xml:space="preserve"> </w:t>
+      </w:r>
+      <w:r>
+        <w:rPr>
+          <w:rStyle w:val="OperatorTok"/>
+          <w:rFonts w:ascii="Consolas" w:hAnsi="Consolas" w:eastAsia="微软雅黑" w:cs="Consolas"/>
+          <w:sz w:val="16"/>
+        </w:rPr>
+        <w:t xml:space="preserve">&amp;</w:t>
+      </w:r>
+      <w:r>
+        <w:rPr>
+          <w:rStyle w:val="NormalTok"/>
+          <w:rFonts w:ascii="Consolas" w:hAnsi="Consolas" w:eastAsia="微软雅黑" w:cs="Consolas"/>
+          <w:sz w:val="16"/>
+        </w:rPr>
+        <w:t xml:space="preserve">a</w:t>
+      </w:r>
+      <w:r>
+        <w:rPr>
+          <w:rStyle w:val="OperatorTok"/>
+          <w:rFonts w:ascii="Consolas" w:hAnsi="Consolas" w:eastAsia="微软雅黑" w:cs="Consolas"/>
+          <w:sz w:val="16"/>
+        </w:rPr>
+        <w:t xml:space="preserve">,</w:t>
+      </w:r>
+      <w:r>
+        <w:rPr>
+          <w:rStyle w:val="NormalTok"/>
+          <w:rFonts w:ascii="Consolas" w:hAnsi="Consolas" w:eastAsia="微软雅黑" w:cs="Consolas"/>
+          <w:sz w:val="16"/>
+        </w:rPr>
+        <w:t xml:space="preserve"> name</w:t>
+      </w:r>
+      <w:r>
+        <w:rPr>
+          <w:rStyle w:val="OperatorTok"/>
+          <w:rFonts w:ascii="Consolas" w:hAnsi="Consolas" w:eastAsia="微软雅黑" w:cs="Consolas"/>
+          <w:sz w:val="16"/>
+        </w:rPr>
+        <w:t xml:space="preserve">,</w:t>
+      </w:r>
+      <w:r>
+        <w:rPr>
+          <w:rStyle w:val="NormalTok"/>
+          <w:rFonts w:ascii="Consolas" w:hAnsi="Consolas" w:eastAsia="微软雅黑" w:cs="Consolas"/>
+          <w:sz w:val="16"/>
+        </w:rPr>
+        <w:t xml:space="preserve"> </w:t>
+      </w:r>
+      <w:r>
+        <w:rPr>
+          <w:rStyle w:val="OperatorTok"/>
+          <w:rFonts w:ascii="Consolas" w:hAnsi="Consolas" w:eastAsia="微软雅黑" w:cs="Consolas"/>
+          <w:sz w:val="16"/>
+        </w:rPr>
+        <w:t xml:space="preserve">&amp;</w:t>
+      </w:r>
+      <w:r>
+        <w:rPr>
+          <w:rStyle w:val="NormalTok"/>
+          <w:rFonts w:ascii="Consolas" w:hAnsi="Consolas" w:eastAsia="微软雅黑" w:cs="Consolas"/>
+          <w:sz w:val="16"/>
+        </w:rPr>
+        <w:t xml:space="preserve">x</w:t>
+      </w:r>
+      <w:r>
+        <w:rPr>
+          <w:rStyle w:val="OperatorTok"/>
+          <w:rFonts w:ascii="Consolas" w:hAnsi="Consolas" w:eastAsia="微软雅黑" w:cs="Consolas"/>
+          <w:sz w:val="16"/>
+        </w:rPr>
+        <w:t xml:space="preserve">);</w:t>
+      </w:r>
+      <w:r>
+        <w:rPr>
+          <w:rStyle w:val="NormalTok"/>
+          <w:rFonts w:ascii="Consolas" w:hAnsi="Consolas" w:eastAsia="微软雅黑" w:cs="Consolas"/>
+          <w:sz w:val="16"/>
+        </w:rPr>
+        <w:t xml:space="preserve">   </w:t>
+      </w:r>
+      <w:r>
+        <w:rPr>
+          <w:rStyle w:val="CommentTok"/>
+          <w:rFonts w:ascii="Consolas" w:hAnsi="Consolas" w:eastAsia="微软雅黑" w:cs="Consolas"/>
+          <w:sz w:val="16"/>
+        </w:rPr>
+        <w:t xml:space="preserve">// 从字符串解析（数组名不用 &amp;）</w:t>
+      </w:r>
+      <w:r>
+        <w:rPr>
+          <w:rFonts w:ascii="Consolas" w:hAnsi="Consolas" w:eastAsia="微软雅黑" w:cs="Consolas"/>
+          <w:sz w:val="16"/>
+        </w:rPr>
+        <w:br/>
+      </w:r>
+      <w:r>
+        <w:rPr>
+          <w:rStyle w:val="ControlFlowTok"/>
+          <w:rFonts w:ascii="Consolas" w:hAnsi="Consolas" w:eastAsia="微软雅黑" w:cs="Consolas"/>
+          <w:sz w:val="16"/>
+        </w:rPr>
+        <w:t xml:space="preserve">if</w:t>
+      </w:r>
+      <w:r>
+        <w:rPr>
+          <w:rStyle w:val="NormalTok"/>
+          <w:rFonts w:ascii="Consolas" w:hAnsi="Consolas" w:eastAsia="微软雅黑" w:cs="Consolas"/>
+          <w:sz w:val="16"/>
+        </w:rPr>
+        <w:t xml:space="preserve"> </w:t>
+      </w:r>
+      <w:r>
+        <w:rPr>
+          <w:rStyle w:val="OperatorTok"/>
+          <w:rFonts w:ascii="Consolas" w:hAnsi="Consolas" w:eastAsia="微软雅黑" w:cs="Consolas"/>
+          <w:sz w:val="16"/>
+        </w:rPr>
+        <w:t xml:space="preserve">(</w:t>
+      </w:r>
+      <w:r>
+        <w:rPr>
+          <w:rStyle w:val="NormalTok"/>
+          <w:rFonts w:ascii="Consolas" w:hAnsi="Consolas" w:eastAsia="微软雅黑" w:cs="Consolas"/>
+          <w:sz w:val="16"/>
+        </w:rPr>
+        <w:t xml:space="preserve">sscanf</w:t>
+      </w:r>
+      <w:r>
+        <w:rPr>
+          <w:rStyle w:val="OperatorTok"/>
+          <w:rFonts w:ascii="Consolas" w:hAnsi="Consolas" w:eastAsia="微软雅黑" w:cs="Consolas"/>
+          <w:sz w:val="16"/>
+        </w:rPr>
+        <w:t xml:space="preserve">(</w:t>
+      </w:r>
+      <w:r>
+        <w:rPr>
+          <w:rStyle w:val="NormalTok"/>
+          <w:rFonts w:ascii="Consolas" w:hAnsi="Consolas" w:eastAsia="微软雅黑" w:cs="Consolas"/>
+          <w:sz w:val="16"/>
+        </w:rPr>
+        <w:t xml:space="preserve">buf</w:t>
+      </w:r>
+      <w:r>
+        <w:rPr>
+          <w:rStyle w:val="OperatorTok"/>
+          <w:rFonts w:ascii="Consolas" w:hAnsi="Consolas" w:eastAsia="微软雅黑" w:cs="Consolas"/>
+          <w:sz w:val="16"/>
+        </w:rPr>
+        <w:t xml:space="preserve">,</w:t>
+      </w:r>
+      <w:r>
+        <w:rPr>
+          <w:rStyle w:val="NormalTok"/>
+          <w:rFonts w:ascii="Consolas" w:hAnsi="Consolas" w:eastAsia="微软雅黑" w:cs="Consolas"/>
+          <w:sz w:val="16"/>
+        </w:rPr>
+        <w:t xml:space="preserve"> </w:t>
+      </w:r>
+      <w:r>
+        <w:rPr>
+          <w:rStyle w:val="StringTok"/>
+          <w:rFonts w:ascii="Consolas" w:hAnsi="Consolas" w:eastAsia="微软雅黑" w:cs="Consolas"/>
+          <w:sz w:val="16"/>
+        </w:rPr>
+        <w:t xml:space="preserve">"</w:t>
+      </w:r>
+      <w:r>
+        <w:rPr>
+          <w:rStyle w:val="SpecialCharTok"/>
+          <w:rFonts w:ascii="Consolas" w:hAnsi="Consolas" w:eastAsia="微软雅黑" w:cs="Consolas"/>
+          <w:sz w:val="16"/>
+        </w:rPr>
+        <w:t xml:space="preserve">%d</w:t>
+      </w:r>
+      <w:r>
+        <w:rPr>
+          <w:rStyle w:val="StringTok"/>
+          <w:rFonts w:ascii="Consolas" w:hAnsi="Consolas" w:eastAsia="微软雅黑" w:cs="Consolas"/>
+          <w:sz w:val="16"/>
+        </w:rPr>
+        <w:t xml:space="preserve"> </w:t>
+      </w:r>
+      <w:r>
+        <w:rPr>
+          <w:rStyle w:val="SpecialCharTok"/>
+          <w:rFonts w:ascii="Consolas" w:hAnsi="Consolas" w:eastAsia="微软雅黑" w:cs="Consolas"/>
+          <w:sz w:val="16"/>
+        </w:rPr>
+        <w:t xml:space="preserve">%s</w:t>
+      </w:r>
+      <w:r>
+        <w:rPr>
+          <w:rStyle w:val="StringTok"/>
+          <w:rFonts w:ascii="Consolas" w:hAnsi="Consolas" w:eastAsia="微软雅黑" w:cs="Consolas"/>
+          <w:sz w:val="16"/>
+        </w:rPr>
+        <w:t xml:space="preserve">"</w:t>
+      </w:r>
+      <w:r>
+        <w:rPr>
+          <w:rStyle w:val="OperatorTok"/>
+          <w:rFonts w:ascii="Consolas" w:hAnsi="Consolas" w:eastAsia="微软雅黑" w:cs="Consolas"/>
+          <w:sz w:val="16"/>
+        </w:rPr>
+        <w:t xml:space="preserve">,</w:t>
+      </w:r>
+      <w:r>
+        <w:rPr>
+          <w:rStyle w:val="NormalTok"/>
+          <w:rFonts w:ascii="Consolas" w:hAnsi="Consolas" w:eastAsia="微软雅黑" w:cs="Consolas"/>
+          <w:sz w:val="16"/>
+        </w:rPr>
+        <w:t xml:space="preserve"> </w:t>
+      </w:r>
+      <w:r>
+        <w:rPr>
+          <w:rStyle w:val="OperatorTok"/>
+          <w:rFonts w:ascii="Consolas" w:hAnsi="Consolas" w:eastAsia="微软雅黑" w:cs="Consolas"/>
+          <w:sz w:val="16"/>
+        </w:rPr>
+        <w:t xml:space="preserve">&amp;</w:t>
+      </w:r>
+      <w:r>
+        <w:rPr>
+          <w:rStyle w:val="NormalTok"/>
+          <w:rFonts w:ascii="Consolas" w:hAnsi="Consolas" w:eastAsia="微软雅黑" w:cs="Consolas"/>
+          <w:sz w:val="16"/>
+        </w:rPr>
+        <w:t xml:space="preserve">a</w:t>
+      </w:r>
+      <w:r>
+        <w:rPr>
+          <w:rStyle w:val="OperatorTok"/>
+          <w:rFonts w:ascii="Consolas" w:hAnsi="Consolas" w:eastAsia="微软雅黑" w:cs="Consolas"/>
+          <w:sz w:val="16"/>
+        </w:rPr>
+        <w:t xml:space="preserve">,</w:t>
+      </w:r>
+      <w:r>
+        <w:rPr>
+          <w:rStyle w:val="NormalTok"/>
+          <w:rFonts w:ascii="Consolas" w:hAnsi="Consolas" w:eastAsia="微软雅黑" w:cs="Consolas"/>
+          <w:sz w:val="16"/>
+        </w:rPr>
+        <w:t xml:space="preserve"> name</w:t>
+      </w:r>
+      <w:r>
+        <w:rPr>
+          <w:rStyle w:val="OperatorTok"/>
+          <w:rFonts w:ascii="Consolas" w:hAnsi="Consolas" w:eastAsia="微软雅黑" w:cs="Consolas"/>
+          <w:sz w:val="16"/>
+        </w:rPr>
+        <w:t xml:space="preserve">)</w:t>
+      </w:r>
+      <w:r>
+        <w:rPr>
+          <w:rStyle w:val="NormalTok"/>
+          <w:rFonts w:ascii="Consolas" w:hAnsi="Consolas" w:eastAsia="微软雅黑" w:cs="Consolas"/>
+          <w:sz w:val="16"/>
+        </w:rPr>
+        <w:t xml:space="preserve"> </w:t>
+      </w:r>
+      <w:r>
+        <w:rPr>
+          <w:rStyle w:val="OperatorTok"/>
+          <w:rFonts w:ascii="Consolas" w:hAnsi="Consolas" w:eastAsia="微软雅黑" w:cs="Consolas"/>
+          <w:sz w:val="16"/>
+        </w:rPr>
+        <w:t xml:space="preserve">!=</w:t>
+      </w:r>
+      <w:r>
+        <w:rPr>
+          <w:rStyle w:val="NormalTok"/>
+          <w:rFonts w:ascii="Consolas" w:hAnsi="Consolas" w:eastAsia="微软雅黑" w:cs="Consolas"/>
+          <w:sz w:val="16"/>
+        </w:rPr>
+        <w:t xml:space="preserve"> </w:t>
+      </w:r>
+      <w:r>
+        <w:rPr>
+          <w:rStyle w:val="DecValTok"/>
+          <w:rFonts w:ascii="Consolas" w:hAnsi="Consolas" w:eastAsia="微软雅黑" w:cs="Consolas"/>
+          <w:sz w:val="16"/>
+        </w:rPr>
+        <w:t xml:space="preserve">2</w:t>
+      </w:r>
+      <w:r>
+        <w:rPr>
+          <w:rStyle w:val="OperatorTok"/>
+          <w:rFonts w:ascii="Consolas" w:hAnsi="Consolas" w:eastAsia="微软雅黑" w:cs="Consolas"/>
+          <w:sz w:val="16"/>
+        </w:rPr>
+        <w:t xml:space="preserve">)</w:t>
+      </w:r>
+      <w:r>
+        <w:rPr>
+          <w:rStyle w:val="NormalTok"/>
+          <w:rFonts w:ascii="Consolas" w:hAnsi="Consolas" w:eastAsia="微软雅黑" w:cs="Consolas"/>
+          <w:sz w:val="16"/>
+        </w:rPr>
+        <w:t xml:space="preserve"> </w:t>
+      </w:r>
+      <w:r>
+        <w:rPr>
+          <w:rStyle w:val="OperatorTok"/>
+          <w:rFonts w:ascii="Consolas" w:hAnsi="Consolas" w:eastAsia="微软雅黑" w:cs="Consolas"/>
+          <w:sz w:val="16"/>
+        </w:rPr>
+        <w:t xml:space="preserve">{</w:t>
+      </w:r>
+      <w:r>
+        <w:rPr>
+          <w:rStyle w:val="NormalTok"/>
+          <w:rFonts w:ascii="Consolas" w:hAnsi="Consolas" w:eastAsia="微软雅黑" w:cs="Consolas"/>
+          <w:sz w:val="16"/>
+        </w:rPr>
+        <w:t xml:space="preserve"> </w:t>
+      </w:r>
+      <w:r>
+        <w:rPr>
+          <w:rStyle w:val="CommentTok"/>
+          <w:rFonts w:ascii="Consolas" w:hAnsi="Consolas" w:eastAsia="微软雅黑" w:cs="Consolas"/>
+          <w:sz w:val="16"/>
+        </w:rPr>
+        <w:t xml:space="preserve">/* 解析失败，别用垃圾值 */</w:t>
+      </w:r>
+      <w:r>
+        <w:rPr>
+          <w:rStyle w:val="NormalTok"/>
+          <w:rFonts w:ascii="Consolas" w:hAnsi="Consolas" w:eastAsia="微软雅黑" w:cs="Consolas"/>
+          <w:sz w:val="16"/>
+        </w:rPr>
+        <w:t xml:space="preserve"> </w:t>
+      </w:r>
+      <w:r>
+        <w:rPr>
+          <w:rStyle w:val="OperatorTok"/>
+          <w:rFonts w:ascii="Consolas" w:hAnsi="Consolas" w:eastAsia="微软雅黑" w:cs="Consolas"/>
+          <w:sz w:val="16"/>
+        </w:rPr>
+        <w:t xml:space="preserve">}</w:t>
+      </w:r>
+      <w:r>
+        <w:rPr>
+          <w:rFonts w:ascii="Consolas" w:hAnsi="Consolas" w:eastAsia="微软雅黑" w:cs="Consolas"/>
+          <w:sz w:val="16"/>
+        </w:rPr>
+        <w:br/>
+      </w:r>
+      <w:r>
+        <w:rPr>
+          <w:rStyle w:val="NormalTok"/>
+          <w:rFonts w:ascii="Consolas" w:hAnsi="Consolas" w:eastAsia="微软雅黑" w:cs="Consolas"/>
+          <w:sz w:val="16"/>
+        </w:rPr>
+        <w:t xml:space="preserve">sscanf</w:t>
+      </w:r>
+      <w:r>
+        <w:rPr>
+          <w:rStyle w:val="OperatorTok"/>
+          <w:rFonts w:ascii="Consolas" w:hAnsi="Consolas" w:eastAsia="微软雅黑" w:cs="Consolas"/>
+          <w:sz w:val="16"/>
+        </w:rPr>
+        <w:t xml:space="preserve">(</w:t>
+      </w:r>
+      <w:r>
+        <w:rPr>
+          <w:rStyle w:val="NormalTok"/>
+          <w:rFonts w:ascii="Consolas" w:hAnsi="Consolas" w:eastAsia="微软雅黑" w:cs="Consolas"/>
+          <w:sz w:val="16"/>
+        </w:rPr>
+        <w:t xml:space="preserve">buf</w:t>
+      </w:r>
+      <w:r>
+        <w:rPr>
+          <w:rStyle w:val="OperatorTok"/>
+          <w:rFonts w:ascii="Consolas" w:hAnsi="Consolas" w:eastAsia="微软雅黑" w:cs="Consolas"/>
+          <w:sz w:val="16"/>
+        </w:rPr>
+        <w:t xml:space="preserve">,</w:t>
+      </w:r>
+      <w:r>
+        <w:rPr>
+          <w:rStyle w:val="NormalTok"/>
+          <w:rFonts w:ascii="Consolas" w:hAnsi="Consolas" w:eastAsia="微软雅黑" w:cs="Consolas"/>
+          <w:sz w:val="16"/>
+        </w:rPr>
+        <w:t xml:space="preserve"> </w:t>
+      </w:r>
+      <w:r>
+        <w:rPr>
+          <w:rStyle w:val="StringTok"/>
+          <w:rFonts w:ascii="Consolas" w:hAnsi="Consolas" w:eastAsia="微软雅黑" w:cs="Consolas"/>
+          <w:sz w:val="16"/>
+        </w:rPr>
+        <w:t xml:space="preserve">"</w:t>
+      </w:r>
+      <w:r>
+        <w:rPr>
+          <w:rStyle w:val="SpecialCharTok"/>
+          <w:rFonts w:ascii="Consolas" w:hAnsi="Consolas" w:eastAsia="微软雅黑" w:cs="Consolas"/>
+          <w:sz w:val="16"/>
+        </w:rPr>
+        <w:t xml:space="preserve">%d</w:t>
+      </w:r>
+      <w:r>
+        <w:rPr>
+          <w:rStyle w:val="StringTok"/>
+          <w:rFonts w:ascii="Consolas" w:hAnsi="Consolas" w:eastAsia="微软雅黑" w:cs="Consolas"/>
+          <w:sz w:val="16"/>
+        </w:rPr>
+        <w:t xml:space="preserve"> %[^</w:t>
+      </w:r>
+      <w:r>
+        <w:rPr>
+          <w:rStyle w:val="SpecialCharTok"/>
+          <w:rFonts w:ascii="Consolas" w:hAnsi="Consolas" w:eastAsia="微软雅黑" w:cs="Consolas"/>
+          <w:sz w:val="16"/>
+        </w:rPr>
+        <w:t xml:space="preserve">\n</w:t>
+      </w:r>
+      <w:r>
+        <w:rPr>
+          <w:rStyle w:val="StringTok"/>
+          <w:rFonts w:ascii="Consolas" w:hAnsi="Consolas" w:eastAsia="微软雅黑" w:cs="Consolas"/>
+          <w:sz w:val="16"/>
+        </w:rPr>
+        <w:t xml:space="preserve">]"</w:t>
+      </w:r>
+      <w:r>
+        <w:rPr>
+          <w:rStyle w:val="OperatorTok"/>
+          <w:rFonts w:ascii="Consolas" w:hAnsi="Consolas" w:eastAsia="微软雅黑" w:cs="Consolas"/>
+          <w:sz w:val="16"/>
+        </w:rPr>
+        <w:t xml:space="preserve">,</w:t>
+      </w:r>
+      <w:r>
+        <w:rPr>
+          <w:rStyle w:val="NormalTok"/>
+          <w:rFonts w:ascii="Consolas" w:hAnsi="Consolas" w:eastAsia="微软雅黑" w:cs="Consolas"/>
+          <w:sz w:val="16"/>
+        </w:rPr>
+        <w:t xml:space="preserve"> </w:t>
+      </w:r>
+      <w:r>
+        <w:rPr>
+          <w:rStyle w:val="OperatorTok"/>
+          <w:rFonts w:ascii="Consolas" w:hAnsi="Consolas" w:eastAsia="微软雅黑" w:cs="Consolas"/>
+          <w:sz w:val="16"/>
+        </w:rPr>
+        <w:t xml:space="preserve">&amp;</w:t>
+      </w:r>
+      <w:r>
+        <w:rPr>
+          <w:rStyle w:val="NormalTok"/>
+          <w:rFonts w:ascii="Consolas" w:hAnsi="Consolas" w:eastAsia="微软雅黑" w:cs="Consolas"/>
+          <w:sz w:val="16"/>
+        </w:rPr>
+        <w:t xml:space="preserve">a</w:t>
+      </w:r>
+      <w:r>
+        <w:rPr>
+          <w:rStyle w:val="OperatorTok"/>
+          <w:rFonts w:ascii="Consolas" w:hAnsi="Consolas" w:eastAsia="微软雅黑" w:cs="Consolas"/>
+          <w:sz w:val="16"/>
+        </w:rPr>
+        <w:t xml:space="preserve">,</w:t>
+      </w:r>
+      <w:r>
+        <w:rPr>
+          <w:rStyle w:val="NormalTok"/>
+          <w:rFonts w:ascii="Consolas" w:hAnsi="Consolas" w:eastAsia="微软雅黑" w:cs="Consolas"/>
+          <w:sz w:val="16"/>
+        </w:rPr>
+        <w:t xml:space="preserve"> name</w:t>
+      </w:r>
+      <w:r>
+        <w:rPr>
+          <w:rStyle w:val="OperatorTok"/>
+          <w:rFonts w:ascii="Consolas" w:hAnsi="Consolas" w:eastAsia="微软雅黑" w:cs="Consolas"/>
+          <w:sz w:val="16"/>
+        </w:rPr>
+        <w:t xml:space="preserve">);</w:t>
+      </w:r>
+      <w:r>
+        <w:rPr>
+          <w:rStyle w:val="NormalTok"/>
+          <w:rFonts w:ascii="Consolas" w:hAnsi="Consolas" w:eastAsia="微软雅黑" w:cs="Consolas"/>
+          <w:sz w:val="16"/>
+        </w:rPr>
+        <w:t xml:space="preserve">        </w:t>
+      </w:r>
+      <w:r>
+        <w:rPr>
+          <w:rStyle w:val="CommentTok"/>
+          <w:rFonts w:ascii="Consolas" w:hAnsi="Consolas" w:eastAsia="微软雅黑" w:cs="Consolas"/>
+          <w:sz w:val="16"/>
+        </w:rPr>
+        <w:t xml:space="preserve">// 读含空格的字段用 %[^\n]</w:t>
+      </w:r>
+      <w:r>
+        <w:rPr>
+          <w:rFonts w:ascii="Consolas" w:hAnsi="Consolas" w:eastAsia="微软雅黑" w:cs="Consolas"/>
+          <w:sz w:val="16"/>
+        </w:rPr>
+        <w:br/>
+      </w:r>
+      <w:r>
+        <w:rPr>
+          <w:rFonts w:ascii="Consolas" w:hAnsi="Consolas" w:eastAsia="微软雅黑" w:cs="Consolas"/>
+          <w:sz w:val="16"/>
+        </w:rPr>
+        <w:br/>
+      </w:r>
+      <w:r>
+        <w:rPr>
+          <w:rStyle w:val="DataTypeTok"/>
+          <w:rFonts w:ascii="Consolas" w:hAnsi="Consolas" w:eastAsia="微软雅黑" w:cs="Consolas"/>
+          <w:sz w:val="16"/>
+        </w:rPr>
+        <w:t xml:space="preserve">char</w:t>
+      </w:r>
+      <w:r>
+        <w:rPr>
+          <w:rStyle w:val="NormalTok"/>
+          <w:rFonts w:ascii="Consolas" w:hAnsi="Consolas" w:eastAsia="微软雅黑" w:cs="Consolas"/>
+          <w:sz w:val="16"/>
+        </w:rPr>
+        <w:t xml:space="preserve"> out</w:t>
+      </w:r>
+      <w:r>
+        <w:rPr>
+          <w:rStyle w:val="OperatorTok"/>
+          <w:rFonts w:ascii="Consolas" w:hAnsi="Consolas" w:eastAsia="微软雅黑" w:cs="Consolas"/>
+          <w:sz w:val="16"/>
+        </w:rPr>
+        <w:t xml:space="preserve">[</w:t>
+      </w:r>
+      <w:r>
+        <w:rPr>
+          <w:rStyle w:val="DecValTok"/>
+          <w:rFonts w:ascii="Consolas" w:hAnsi="Consolas" w:eastAsia="微软雅黑" w:cs="Consolas"/>
+          <w:sz w:val="16"/>
+        </w:rPr>
+        <w:t xml:space="preserve">256</w:t>
+      </w:r>
+      <w:r>
+        <w:rPr>
+          <w:rStyle w:val="OperatorTok"/>
+          <w:rFonts w:ascii="Consolas" w:hAnsi="Consolas" w:eastAsia="微软雅黑" w:cs="Consolas"/>
+          <w:sz w:val="16"/>
+        </w:rPr>
+        <w:t xml:space="preserve">];</w:t>
+      </w:r>
+      <w:r>
+        <w:rPr>
+          <w:rFonts w:ascii="Consolas" w:hAnsi="Consolas" w:eastAsia="微软雅黑" w:cs="Consolas"/>
+          <w:sz w:val="16"/>
+        </w:rPr>
+        <w:br/>
+      </w:r>
+      <w:r>
+        <w:rPr>
+          <w:rStyle w:val="NormalTok"/>
+          <w:rFonts w:ascii="Consolas" w:hAnsi="Consolas" w:eastAsia="微软雅黑" w:cs="Consolas"/>
+          <w:sz w:val="16"/>
+        </w:rPr>
+        <w:t xml:space="preserve">sprintf</w:t>
+      </w:r>
+      <w:r>
+        <w:rPr>
+          <w:rStyle w:val="OperatorTok"/>
+          <w:rFonts w:ascii="Consolas" w:hAnsi="Consolas" w:eastAsia="微软雅黑" w:cs="Consolas"/>
+          <w:sz w:val="16"/>
+        </w:rPr>
+        <w:t xml:space="preserve">(</w:t>
+      </w:r>
+      <w:r>
+        <w:rPr>
+          <w:rStyle w:val="NormalTok"/>
+          <w:rFonts w:ascii="Consolas" w:hAnsi="Consolas" w:eastAsia="微软雅黑" w:cs="Consolas"/>
+          <w:sz w:val="16"/>
+        </w:rPr>
+        <w:t xml:space="preserve">out</w:t>
+      </w:r>
+      <w:r>
+        <w:rPr>
+          <w:rStyle w:val="OperatorTok"/>
+          <w:rFonts w:ascii="Consolas" w:hAnsi="Consolas" w:eastAsia="微软雅黑" w:cs="Consolas"/>
+          <w:sz w:val="16"/>
+        </w:rPr>
+        <w:t xml:space="preserve">,</w:t>
+      </w:r>
+      <w:r>
+        <w:rPr>
+          <w:rStyle w:val="NormalTok"/>
+          <w:rFonts w:ascii="Consolas" w:hAnsi="Consolas" w:eastAsia="微软雅黑" w:cs="Consolas"/>
+          <w:sz w:val="16"/>
+        </w:rPr>
+        <w:t xml:space="preserve"> </w:t>
+      </w:r>
+      <w:r>
+        <w:rPr>
+          <w:rStyle w:val="StringTok"/>
+          <w:rFonts w:ascii="Consolas" w:hAnsi="Consolas" w:eastAsia="微软雅黑" w:cs="Consolas"/>
+          <w:sz w:val="16"/>
+        </w:rPr>
+        <w:t xml:space="preserve">"a=</w:t>
+      </w:r>
+      <w:r>
+        <w:rPr>
+          <w:rStyle w:val="SpecialCharTok"/>
+          <w:rFonts w:ascii="Consolas" w:hAnsi="Consolas" w:eastAsia="微软雅黑" w:cs="Consolas"/>
+          <w:sz w:val="16"/>
+        </w:rPr>
+        <w:t xml:space="preserve">%d</w:t>
+      </w:r>
+      <w:r>
+        <w:rPr>
+          <w:rStyle w:val="StringTok"/>
+          <w:rFonts w:ascii="Consolas" w:hAnsi="Consolas" w:eastAsia="微软雅黑" w:cs="Consolas"/>
+          <w:sz w:val="16"/>
+        </w:rPr>
+        <w:t xml:space="preserve"> name=</w:t>
+      </w:r>
+      <w:r>
+        <w:rPr>
+          <w:rStyle w:val="SpecialCharTok"/>
+          <w:rFonts w:ascii="Consolas" w:hAnsi="Consolas" w:eastAsia="微软雅黑" w:cs="Consolas"/>
+          <w:sz w:val="16"/>
+        </w:rPr>
+        <w:t xml:space="preserve">%s</w:t>
+      </w:r>
+      <w:r>
+        <w:rPr>
+          <w:rStyle w:val="StringTok"/>
+          <w:rFonts w:ascii="Consolas" w:hAnsi="Consolas" w:eastAsia="微软雅黑" w:cs="Consolas"/>
+          <w:sz w:val="16"/>
+        </w:rPr>
+        <w:t xml:space="preserve"> </w:t>
+      </w:r>
+      <w:r>
+        <w:rPr>
+          <w:rStyle w:val="SpecialCharTok"/>
+          <w:rFonts w:ascii="Consolas" w:hAnsi="Consolas" w:eastAsia="微软雅黑" w:cs="Consolas"/>
+          <w:sz w:val="16"/>
+        </w:rPr>
+        <w:t xml:space="preserve">%.2f</w:t>
+      </w:r>
+      <w:r>
+        <w:rPr>
+          <w:rStyle w:val="StringTok"/>
+          <w:rFonts w:ascii="Consolas" w:hAnsi="Consolas" w:eastAsia="微软雅黑" w:cs="Consolas"/>
+          <w:sz w:val="16"/>
+        </w:rPr>
+        <w:t xml:space="preserve">"</w:t>
+      </w:r>
+      <w:r>
+        <w:rPr>
+          <w:rStyle w:val="OperatorTok"/>
+          <w:rFonts w:ascii="Consolas" w:hAnsi="Consolas" w:eastAsia="微软雅黑" w:cs="Consolas"/>
+          <w:sz w:val="16"/>
+        </w:rPr>
+        <w:t xml:space="preserve">,</w:t>
+      </w:r>
+      <w:r>
+        <w:rPr>
+          <w:rStyle w:val="NormalTok"/>
+          <w:rFonts w:ascii="Consolas" w:hAnsi="Consolas" w:eastAsia="微软雅黑" w:cs="Consolas"/>
+          <w:sz w:val="16"/>
+        </w:rPr>
+        <w:t xml:space="preserve"> a</w:t>
+      </w:r>
+      <w:r>
+        <w:rPr>
+          <w:rStyle w:val="OperatorTok"/>
+          <w:rFonts w:ascii="Consolas" w:hAnsi="Consolas" w:eastAsia="微软雅黑" w:cs="Consolas"/>
+          <w:sz w:val="16"/>
+        </w:rPr>
+        <w:t xml:space="preserve">,</w:t>
+      </w:r>
+      <w:r>
+        <w:rPr>
+          <w:rStyle w:val="NormalTok"/>
+          <w:rFonts w:ascii="Consolas" w:hAnsi="Consolas" w:eastAsia="微软雅黑" w:cs="Consolas"/>
+          <w:sz w:val="16"/>
+        </w:rPr>
+        <w:t xml:space="preserve"> name</w:t>
+      </w:r>
+      <w:r>
+        <w:rPr>
+          <w:rStyle w:val="OperatorTok"/>
+          <w:rFonts w:ascii="Consolas" w:hAnsi="Consolas" w:eastAsia="微软雅黑" w:cs="Consolas"/>
+          <w:sz w:val="16"/>
+        </w:rPr>
+        <w:t xml:space="preserve">,</w:t>
+      </w:r>
+      <w:r>
+        <w:rPr>
+          <w:rStyle w:val="NormalTok"/>
+          <w:rFonts w:ascii="Consolas" w:hAnsi="Consolas" w:eastAsia="微软雅黑" w:cs="Consolas"/>
+          <w:sz w:val="16"/>
+        </w:rPr>
+        <w:t xml:space="preserve"> x</w:t>
+      </w:r>
+      <w:r>
+        <w:rPr>
+          <w:rStyle w:val="OperatorTok"/>
+          <w:rFonts w:ascii="Consolas" w:hAnsi="Consolas" w:eastAsia="微软雅黑" w:cs="Consolas"/>
+          <w:sz w:val="16"/>
+        </w:rPr>
+        <w:t xml:space="preserve">);</w:t>
+      </w:r>
+      <w:r>
+        <w:rPr>
+          <w:rStyle w:val="NormalTok"/>
+          <w:rFonts w:ascii="Consolas" w:hAnsi="Consolas" w:eastAsia="微软雅黑" w:cs="Consolas"/>
+          <w:sz w:val="16"/>
+        </w:rPr>
+        <w:t xml:space="preserve">   </w:t>
+      </w:r>
+      <w:r>
+        <w:rPr>
+          <w:rStyle w:val="CommentTok"/>
+          <w:rFonts w:ascii="Consolas" w:hAnsi="Consolas" w:eastAsia="微软雅黑" w:cs="Consolas"/>
+          <w:sz w:val="16"/>
+        </w:rPr>
+        <w:t xml:space="preserve">// 拼装</w:t>
+      </w:r>
+      <w:r>
+        <w:rPr>
+          <w:rFonts w:ascii="Consolas" w:hAnsi="Consolas" w:eastAsia="微软雅黑" w:cs="Consolas"/>
+          <w:sz w:val="16"/>
+        </w:rPr>
+        <w:br/>
+      </w:r>
+      <w:r>
+        <w:rPr>
+          <w:rStyle w:val="NormalTok"/>
+          <w:rFonts w:ascii="Consolas" w:hAnsi="Consolas" w:eastAsia="微软雅黑" w:cs="Consolas"/>
+          <w:sz w:val="16"/>
+        </w:rPr>
+        <w:t xml:space="preserve">snprintf</w:t>
+      </w:r>
+      <w:r>
+        <w:rPr>
+          <w:rStyle w:val="OperatorTok"/>
+          <w:rFonts w:ascii="Consolas" w:hAnsi="Consolas" w:eastAsia="微软雅黑" w:cs="Consolas"/>
+          <w:sz w:val="16"/>
+        </w:rPr>
+        <w:t xml:space="preserve">(</w:t>
+      </w:r>
+      <w:r>
+        <w:rPr>
+          <w:rStyle w:val="NormalTok"/>
+          <w:rFonts w:ascii="Consolas" w:hAnsi="Consolas" w:eastAsia="微软雅黑" w:cs="Consolas"/>
+          <w:sz w:val="16"/>
+        </w:rPr>
+        <w:t xml:space="preserve">out</w:t>
+      </w:r>
+      <w:r>
+        <w:rPr>
+          <w:rStyle w:val="OperatorTok"/>
+          <w:rFonts w:ascii="Consolas" w:hAnsi="Consolas" w:eastAsia="微软雅黑" w:cs="Consolas"/>
+          <w:sz w:val="16"/>
+        </w:rPr>
+        <w:t xml:space="preserve">,</w:t>
+      </w:r>
+      <w:r>
+        <w:rPr>
+          <w:rStyle w:val="NormalTok"/>
+          <w:rFonts w:ascii="Consolas" w:hAnsi="Consolas" w:eastAsia="微软雅黑" w:cs="Consolas"/>
+          <w:sz w:val="16"/>
+        </w:rPr>
+        <w:t xml:space="preserve"> </w:t>
+      </w:r>
+      <w:r>
+        <w:rPr>
+          <w:rStyle w:val="KeywordTok"/>
+          <w:rFonts w:ascii="Consolas" w:hAnsi="Consolas" w:eastAsia="微软雅黑" w:cs="Consolas"/>
+          <w:sz w:val="16"/>
+        </w:rPr>
+        <w:t xml:space="preserve">sizeof</w:t>
+      </w:r>
+      <w:r>
+        <w:rPr>
+          <w:rStyle w:val="OperatorTok"/>
+          <w:rFonts w:ascii="Consolas" w:hAnsi="Consolas" w:eastAsia="微软雅黑" w:cs="Consolas"/>
+          <w:sz w:val="16"/>
+        </w:rPr>
+        <w:t xml:space="preserve">(</w:t>
+      </w:r>
+      <w:r>
+        <w:rPr>
+          <w:rStyle w:val="NormalTok"/>
+          <w:rFonts w:ascii="Consolas" w:hAnsi="Consolas" w:eastAsia="微软雅黑" w:cs="Consolas"/>
+          <w:sz w:val="16"/>
+        </w:rPr>
+        <w:t xml:space="preserve">out</w:t>
+      </w:r>
+      <w:r>
+        <w:rPr>
+          <w:rStyle w:val="OperatorTok"/>
+          <w:rFonts w:ascii="Consolas" w:hAnsi="Consolas" w:eastAsia="微软雅黑" w:cs="Consolas"/>
+          <w:sz w:val="16"/>
+        </w:rPr>
+        <w:t xml:space="preserve">),</w:t>
+      </w:r>
+      <w:r>
+        <w:rPr>
+          <w:rStyle w:val="NormalTok"/>
+          <w:rFonts w:ascii="Consolas" w:hAnsi="Consolas" w:eastAsia="微软雅黑" w:cs="Consolas"/>
+          <w:sz w:val="16"/>
+        </w:rPr>
+        <w:t xml:space="preserve"> </w:t>
+      </w:r>
+      <w:r>
+        <w:rPr>
+          <w:rStyle w:val="StringTok"/>
+          <w:rFonts w:ascii="Consolas" w:hAnsi="Consolas" w:eastAsia="微软雅黑" w:cs="Consolas"/>
+          <w:sz w:val="16"/>
+        </w:rPr>
+        <w:t xml:space="preserve">"a=</w:t>
+      </w:r>
+      <w:r>
+        <w:rPr>
+          <w:rStyle w:val="SpecialCharTok"/>
+          <w:rFonts w:ascii="Consolas" w:hAnsi="Consolas" w:eastAsia="微软雅黑" w:cs="Consolas"/>
+          <w:sz w:val="16"/>
+        </w:rPr>
+        <w:t xml:space="preserve">%d</w:t>
+      </w:r>
+      <w:r>
+        <w:rPr>
+          <w:rStyle w:val="StringTok"/>
+          <w:rFonts w:ascii="Consolas" w:hAnsi="Consolas" w:eastAsia="微软雅黑" w:cs="Consolas"/>
+          <w:sz w:val="16"/>
+        </w:rPr>
+        <w:t xml:space="preserve">"</w:t>
+      </w:r>
+      <w:r>
+        <w:rPr>
+          <w:rStyle w:val="OperatorTok"/>
+          <w:rFonts w:ascii="Consolas" w:hAnsi="Consolas" w:eastAsia="微软雅黑" w:cs="Consolas"/>
+          <w:sz w:val="16"/>
+        </w:rPr>
+        <w:t xml:space="preserve">,</w:t>
+      </w:r>
+      <w:r>
+        <w:rPr>
+          <w:rStyle w:val="NormalTok"/>
+          <w:rFonts w:ascii="Consolas" w:hAnsi="Consolas" w:eastAsia="微软雅黑" w:cs="Consolas"/>
+          <w:sz w:val="16"/>
+        </w:rPr>
+        <w:t xml:space="preserve"> a</w:t>
+      </w:r>
+      <w:r>
+        <w:rPr>
+          <w:rStyle w:val="OperatorTok"/>
+          <w:rFonts w:ascii="Consolas" w:hAnsi="Consolas" w:eastAsia="微软雅黑" w:cs="Consolas"/>
+          <w:sz w:val="16"/>
+        </w:rPr>
+        <w:t xml:space="preserve">);</w:t>
+      </w:r>
+      <w:r>
+        <w:rPr>
+          <w:rStyle w:val="NormalTok"/>
+          <w:rFonts w:ascii="Consolas" w:hAnsi="Consolas" w:eastAsia="微软雅黑" w:cs="Consolas"/>
+          <w:sz w:val="16"/>
+        </w:rPr>
+        <w:t xml:space="preserve">           </w:t>
+      </w:r>
+      <w:r>
+        <w:rPr>
+          <w:rStyle w:val="CommentTok"/>
+          <w:rFonts w:ascii="Consolas" w:hAnsi="Consolas" w:eastAsia="微软雅黑" w:cs="Consolas"/>
+          <w:sz w:val="16"/>
+        </w:rPr>
+        <w:t xml:space="preserve">// 更安全：限定总大小防溢出</w:t>
+      </w:r>
+    </w:p>
+    <w:bookmarkEnd w:id="62"/>
+    <w:bookmarkEnd w:id="63"/>
+    <w:bookmarkStart w:id="64" w:name="X3e38d7454675a8e8ca78937499da4287e66f6f5"/>
+    <w:p>
+      <w:pPr>
+        <w:pStyle w:val="Heading2"/>
+        <w:keepNext/>
+        <w:spacing w:before="200" w:after="80"/>
+      </w:pPr>
+      <w:r>
+        <w:rPr>
+          <w:rFonts w:ascii="Microsoft YaHei" w:hAnsi="Microsoft YaHei" w:eastAsia="微软雅黑" w:cs="Microsoft YaHei"/>
+          <w:b/>
+          <w:color w:val="1E4F79"/>
+          <w:sz w:val="26"/>
+        </w:rPr>
+        <w:t xml:space="preserve">8. 文件操作</w:t>
+      </w:r>
+    </w:p>
+    <w:p>
+      <w:pPr>
+        <w:pStyle w:val="SourceCode"/>
+        <w:keepLines/>
+        <w:shd w:val="clear" w:color="auto" w:fill="F4F6F9"/>
+        <w:spacing w:before="40" w:after="120" w:line="240" w:lineRule="auto"/>
+      </w:pPr>
+      <w:r>
+        <w:rPr>
           <w:rStyle w:val="CommentTok"/>
           <w:rFonts w:ascii="Consolas" w:hAnsi="Consolas" w:eastAsia="微软雅黑" w:cs="Consolas"/>
           <w:sz w:val="16"/>
@@ -55008,8 +57311,8 @@
         </w:pict>
       </w:r>
     </w:p>
-    <w:bookmarkEnd w:id="63"/>
-    <w:bookmarkStart w:id="64" w:name="誊抄建议"/>
+    <w:bookmarkEnd w:id="64"/>
+    <w:bookmarkStart w:id="65" w:name="誊抄建议"/>
     <w:p>
       <w:pPr>
         <w:pStyle w:val="Heading2"/>
@@ -55150,8 +57453,8 @@
         <w:t xml:space="preserve">：手册的目的是"看一眼就能写出对的代码"——所以每条都尽量短。机试时先翻分类，再抄对应模板，能省下大量回忆时间。</w:t>
       </w:r>
     </w:p>
-    <w:bookmarkEnd w:id="64"/>
     <w:bookmarkEnd w:id="65"/>
+    <w:bookmarkEnd w:id="66"/>
     <w:sectPr>
       <w:footerReference w:type="default" r:id="rId9"/>
       <w:pgSz w:w="11906" w:h="16838"/>
